--- a/proyectof.docx
+++ b/proyectof.docx
@@ -355,9 +355,8 @@
           <w:sz w:val="28"/>
           <w:szCs w:val="28"/>
         </w:rPr>
-        <w:t xml:space="preserve">Solares </w:t>
-      </w:r>
-      <w:proofErr w:type="spellStart"/>
+        <w:t>Solares Mendez Cri</w:t>
+      </w:r>
       <w:r>
         <w:rPr>
           <w:rFonts w:eastAsia="Calibri" w:cs="Arial"/>
@@ -366,9 +365,8 @@
           <w:sz w:val="28"/>
           <w:szCs w:val="28"/>
         </w:rPr>
-        <w:t>Mendez</w:t>
-      </w:r>
-      <w:proofErr w:type="spellEnd"/>
+        <w:t>s</w:t>
+      </w:r>
       <w:r>
         <w:rPr>
           <w:rFonts w:eastAsia="Calibri" w:cs="Arial"/>
@@ -377,7 +375,7 @@
           <w:sz w:val="28"/>
           <w:szCs w:val="28"/>
         </w:rPr>
-        <w:t xml:space="preserve"> Critian Abdiel</w:t>
+        <w:t>tian Abdiel</w:t>
       </w:r>
     </w:p>
     <w:p>
@@ -785,7 +783,7 @@
           <w:r>
             <w:fldChar w:fldCharType="separate"/>
           </w:r>
-          <w:hyperlink w:anchor="_Toc229856596" w:history="1">
+          <w:hyperlink w:anchor="_Toc230710926" w:history="1">
             <w:r>
               <w:rPr>
                 <w:rStyle w:val="Hipervnculo"/>
@@ -812,7 +810,7 @@
                 <w:noProof/>
                 <w:webHidden/>
               </w:rPr>
-              <w:instrText xml:space="preserve"> PAGEREF _Toc229856596 \h </w:instrText>
+              <w:instrText xml:space="preserve"> PAGEREF _Toc230710926 \h </w:instrText>
             </w:r>
             <w:r>
               <w:rPr>
@@ -858,7 +856,7 @@
               <w14:ligatures w14:val="standardContextual"/>
             </w:rPr>
           </w:pPr>
-          <w:hyperlink w:anchor="_Toc229856597" w:history="1">
+          <w:hyperlink w:anchor="_Toc230710927" w:history="1">
             <w:r>
               <w:rPr>
                 <w:rStyle w:val="Hipervnculo"/>
@@ -885,7 +883,7 @@
                 <w:noProof/>
                 <w:webHidden/>
               </w:rPr>
-              <w:instrText xml:space="preserve"> PAGEREF _Toc229856597 \h </w:instrText>
+              <w:instrText xml:space="preserve"> PAGEREF _Toc230710927 \h </w:instrText>
             </w:r>
             <w:r>
               <w:rPr>
@@ -931,7 +929,7 @@
               <w14:ligatures w14:val="standardContextual"/>
             </w:rPr>
           </w:pPr>
-          <w:hyperlink w:anchor="_Toc229856598" w:history="1">
+          <w:hyperlink w:anchor="_Toc230710928" w:history="1">
             <w:r>
               <w:rPr>
                 <w:rStyle w:val="Hipervnculo"/>
@@ -958,7 +956,7 @@
                 <w:noProof/>
                 <w:webHidden/>
               </w:rPr>
-              <w:instrText xml:space="preserve"> PAGEREF _Toc229856598 \h </w:instrText>
+              <w:instrText xml:space="preserve"> PAGEREF _Toc230710928 \h </w:instrText>
             </w:r>
             <w:r>
               <w:rPr>
@@ -1004,7 +1002,7 @@
               <w14:ligatures w14:val="standardContextual"/>
             </w:rPr>
           </w:pPr>
-          <w:hyperlink w:anchor="_Toc229856599" w:history="1">
+          <w:hyperlink w:anchor="_Toc230710929" w:history="1">
             <w:r>
               <w:rPr>
                 <w:rStyle w:val="Hipervnculo"/>
@@ -1031,7 +1029,7 @@
                 <w:noProof/>
                 <w:webHidden/>
               </w:rPr>
-              <w:instrText xml:space="preserve"> PAGEREF _Toc229856599 \h </w:instrText>
+              <w:instrText xml:space="preserve"> PAGEREF _Toc230710929 \h </w:instrText>
             </w:r>
             <w:r>
               <w:rPr>
@@ -1077,7 +1075,7 @@
               <w14:ligatures w14:val="standardContextual"/>
             </w:rPr>
           </w:pPr>
-          <w:hyperlink w:anchor="_Toc229856600" w:history="1">
+          <w:hyperlink w:anchor="_Toc230710930" w:history="1">
             <w:r>
               <w:rPr>
                 <w:rStyle w:val="Hipervnculo"/>
@@ -1104,7 +1102,7 @@
                 <w:noProof/>
                 <w:webHidden/>
               </w:rPr>
-              <w:instrText xml:space="preserve"> PAGEREF _Toc229856600 \h </w:instrText>
+              <w:instrText xml:space="preserve"> PAGEREF _Toc230710930 \h </w:instrText>
             </w:r>
             <w:r>
               <w:rPr>
@@ -1150,7 +1148,7 @@
               <w14:ligatures w14:val="standardContextual"/>
             </w:rPr>
           </w:pPr>
-          <w:hyperlink w:anchor="_Toc229856601" w:history="1">
+          <w:hyperlink w:anchor="_Toc230710931" w:history="1">
             <w:r>
               <w:rPr>
                 <w:rStyle w:val="Hipervnculo"/>
@@ -1177,7 +1175,7 @@
                 <w:noProof/>
                 <w:webHidden/>
               </w:rPr>
-              <w:instrText xml:space="preserve"> PAGEREF _Toc229856601 \h </w:instrText>
+              <w:instrText xml:space="preserve"> PAGEREF _Toc230710931 \h </w:instrText>
             </w:r>
             <w:r>
               <w:rPr>
@@ -1223,7 +1221,7 @@
               <w14:ligatures w14:val="standardContextual"/>
             </w:rPr>
           </w:pPr>
-          <w:hyperlink w:anchor="_Toc229856602" w:history="1">
+          <w:hyperlink w:anchor="_Toc230710932" w:history="1">
             <w:r>
               <w:rPr>
                 <w:rStyle w:val="Hipervnculo"/>
@@ -1250,7 +1248,7 @@
                 <w:noProof/>
                 <w:webHidden/>
               </w:rPr>
-              <w:instrText xml:space="preserve"> PAGEREF _Toc229856602 \h </w:instrText>
+              <w:instrText xml:space="preserve"> PAGEREF _Toc230710932 \h </w:instrText>
             </w:r>
             <w:r>
               <w:rPr>
@@ -1296,7 +1294,7 @@
               <w14:ligatures w14:val="standardContextual"/>
             </w:rPr>
           </w:pPr>
-          <w:hyperlink w:anchor="_Toc229856603" w:history="1">
+          <w:hyperlink w:anchor="_Toc230710933" w:history="1">
             <w:r>
               <w:rPr>
                 <w:rStyle w:val="Hipervnculo"/>
@@ -1323,7 +1321,7 @@
                 <w:noProof/>
                 <w:webHidden/>
               </w:rPr>
-              <w:instrText xml:space="preserve"> PAGEREF _Toc229856603 \h </w:instrText>
+              <w:instrText xml:space="preserve"> PAGEREF _Toc230710933 \h </w:instrText>
             </w:r>
             <w:r>
               <w:rPr>
@@ -1369,7 +1367,7 @@
               <w14:ligatures w14:val="standardContextual"/>
             </w:rPr>
           </w:pPr>
-          <w:hyperlink w:anchor="_Toc229856604" w:history="1">
+          <w:hyperlink w:anchor="_Toc230710934" w:history="1">
             <w:r>
               <w:rPr>
                 <w:rStyle w:val="Hipervnculo"/>
@@ -1396,7 +1394,7 @@
                 <w:noProof/>
                 <w:webHidden/>
               </w:rPr>
-              <w:instrText xml:space="preserve"> PAGEREF _Toc229856604 \h </w:instrText>
+              <w:instrText xml:space="preserve"> PAGEREF _Toc230710934 \h </w:instrText>
             </w:r>
             <w:r>
               <w:rPr>
@@ -1442,7 +1440,7 @@
               <w14:ligatures w14:val="standardContextual"/>
             </w:rPr>
           </w:pPr>
-          <w:hyperlink w:anchor="_Toc229856605" w:history="1">
+          <w:hyperlink w:anchor="_Toc230710935" w:history="1">
             <w:r>
               <w:rPr>
                 <w:rStyle w:val="Hipervnculo"/>
@@ -1469,7 +1467,7 @@
                 <w:noProof/>
                 <w:webHidden/>
               </w:rPr>
-              <w:instrText xml:space="preserve"> PAGEREF _Toc229856605 \h </w:instrText>
+              <w:instrText xml:space="preserve"> PAGEREF _Toc230710935 \h </w:instrText>
             </w:r>
             <w:r>
               <w:rPr>
@@ -1515,7 +1513,7 @@
               <w14:ligatures w14:val="standardContextual"/>
             </w:rPr>
           </w:pPr>
-          <w:hyperlink w:anchor="_Toc229856606" w:history="1">
+          <w:hyperlink w:anchor="_Toc230710936" w:history="1">
             <w:r>
               <w:rPr>
                 <w:rStyle w:val="Hipervnculo"/>
@@ -1542,7 +1540,7 @@
                 <w:noProof/>
                 <w:webHidden/>
               </w:rPr>
-              <w:instrText xml:space="preserve"> PAGEREF _Toc229856606 \h </w:instrText>
+              <w:instrText xml:space="preserve"> PAGEREF _Toc230710936 \h </w:instrText>
             </w:r>
             <w:r>
               <w:rPr>
@@ -1588,7 +1586,7 @@
               <w14:ligatures w14:val="standardContextual"/>
             </w:rPr>
           </w:pPr>
-          <w:hyperlink w:anchor="_Toc229856607" w:history="1">
+          <w:hyperlink w:anchor="_Toc230710937" w:history="1">
             <w:r>
               <w:rPr>
                 <w:rStyle w:val="Hipervnculo"/>
@@ -1615,7 +1613,7 @@
                 <w:noProof/>
                 <w:webHidden/>
               </w:rPr>
-              <w:instrText xml:space="preserve"> PAGEREF _Toc229856607 \h </w:instrText>
+              <w:instrText xml:space="preserve"> PAGEREF _Toc230710937 \h </w:instrText>
             </w:r>
             <w:r>
               <w:rPr>
@@ -1661,7 +1659,7 @@
               <w14:ligatures w14:val="standardContextual"/>
             </w:rPr>
           </w:pPr>
-          <w:hyperlink w:anchor="_Toc229856608" w:history="1">
+          <w:hyperlink w:anchor="_Toc230710938" w:history="1">
             <w:r>
               <w:rPr>
                 <w:rStyle w:val="Hipervnculo"/>
@@ -1688,7 +1686,7 @@
                 <w:noProof/>
                 <w:webHidden/>
               </w:rPr>
-              <w:instrText xml:space="preserve"> PAGEREF _Toc229856608 \h </w:instrText>
+              <w:instrText xml:space="preserve"> PAGEREF _Toc230710938 \h </w:instrText>
             </w:r>
             <w:r>
               <w:rPr>
@@ -1734,7 +1732,7 @@
               <w14:ligatures w14:val="standardContextual"/>
             </w:rPr>
           </w:pPr>
-          <w:hyperlink w:anchor="_Toc229856609" w:history="1">
+          <w:hyperlink w:anchor="_Toc230710939" w:history="1">
             <w:r>
               <w:rPr>
                 <w:rStyle w:val="Hipervnculo"/>
@@ -1761,7 +1759,7 @@
                 <w:noProof/>
                 <w:webHidden/>
               </w:rPr>
-              <w:instrText xml:space="preserve"> PAGEREF _Toc229856609 \h </w:instrText>
+              <w:instrText xml:space="preserve"> PAGEREF _Toc230710939 \h </w:instrText>
             </w:r>
             <w:r>
               <w:rPr>
@@ -1807,7 +1805,7 @@
               <w14:ligatures w14:val="standardContextual"/>
             </w:rPr>
           </w:pPr>
-          <w:hyperlink w:anchor="_Toc229856610" w:history="1">
+          <w:hyperlink w:anchor="_Toc230710940" w:history="1">
             <w:r>
               <w:rPr>
                 <w:rStyle w:val="Hipervnculo"/>
@@ -1834,7 +1832,7 @@
                 <w:noProof/>
                 <w:webHidden/>
               </w:rPr>
-              <w:instrText xml:space="preserve"> PAGEREF _Toc229856610 \h </w:instrText>
+              <w:instrText xml:space="preserve"> PAGEREF _Toc230710940 \h </w:instrText>
             </w:r>
             <w:r>
               <w:rPr>
@@ -1880,7 +1878,7 @@
               <w14:ligatures w14:val="standardContextual"/>
             </w:rPr>
           </w:pPr>
-          <w:hyperlink w:anchor="_Toc229856611" w:history="1">
+          <w:hyperlink w:anchor="_Toc230710941" w:history="1">
             <w:r>
               <w:rPr>
                 <w:rStyle w:val="Hipervnculo"/>
@@ -1907,7 +1905,7 @@
                 <w:noProof/>
                 <w:webHidden/>
               </w:rPr>
-              <w:instrText xml:space="preserve"> PAGEREF _Toc229856611 \h </w:instrText>
+              <w:instrText xml:space="preserve"> PAGEREF _Toc230710941 \h </w:instrText>
             </w:r>
             <w:r>
               <w:rPr>
@@ -1953,7 +1951,7 @@
               <w14:ligatures w14:val="standardContextual"/>
             </w:rPr>
           </w:pPr>
-          <w:hyperlink w:anchor="_Toc229856612" w:history="1">
+          <w:hyperlink w:anchor="_Toc230710942" w:history="1">
             <w:r>
               <w:rPr>
                 <w:rStyle w:val="Hipervnculo"/>
@@ -1980,7 +1978,7 @@
                 <w:noProof/>
                 <w:webHidden/>
               </w:rPr>
-              <w:instrText xml:space="preserve"> PAGEREF _Toc229856612 \h </w:instrText>
+              <w:instrText xml:space="preserve"> PAGEREF _Toc230710942 \h </w:instrText>
             </w:r>
             <w:r>
               <w:rPr>
@@ -2026,7 +2024,7 @@
               <w14:ligatures w14:val="standardContextual"/>
             </w:rPr>
           </w:pPr>
-          <w:hyperlink w:anchor="_Toc229856613" w:history="1">
+          <w:hyperlink w:anchor="_Toc230710943" w:history="1">
             <w:r>
               <w:rPr>
                 <w:rStyle w:val="Hipervnculo"/>
@@ -2053,7 +2051,7 @@
                 <w:noProof/>
                 <w:webHidden/>
               </w:rPr>
-              <w:instrText xml:space="preserve"> PAGEREF _Toc229856613 \h </w:instrText>
+              <w:instrText xml:space="preserve"> PAGEREF _Toc230710943 \h </w:instrText>
             </w:r>
             <w:r>
               <w:rPr>
@@ -2099,7 +2097,7 @@
               <w14:ligatures w14:val="standardContextual"/>
             </w:rPr>
           </w:pPr>
-          <w:hyperlink w:anchor="_Toc229856614" w:history="1">
+          <w:hyperlink w:anchor="_Toc230710944" w:history="1">
             <w:r>
               <w:rPr>
                 <w:rStyle w:val="Hipervnculo"/>
@@ -2126,7 +2124,7 @@
                 <w:noProof/>
                 <w:webHidden/>
               </w:rPr>
-              <w:instrText xml:space="preserve"> PAGEREF _Toc229856614 \h </w:instrText>
+              <w:instrText xml:space="preserve"> PAGEREF _Toc230710944 \h </w:instrText>
             </w:r>
             <w:r>
               <w:rPr>
@@ -2172,7 +2170,7 @@
               <w14:ligatures w14:val="standardContextual"/>
             </w:rPr>
           </w:pPr>
-          <w:hyperlink w:anchor="_Toc229856615" w:history="1">
+          <w:hyperlink w:anchor="_Toc230710945" w:history="1">
             <w:r>
               <w:rPr>
                 <w:rStyle w:val="Hipervnculo"/>
@@ -2199,7 +2197,7 @@
                 <w:noProof/>
                 <w:webHidden/>
               </w:rPr>
-              <w:instrText xml:space="preserve"> PAGEREF _Toc229856615 \h </w:instrText>
+              <w:instrText xml:space="preserve"> PAGEREF _Toc230710945 \h </w:instrText>
             </w:r>
             <w:r>
               <w:rPr>
@@ -2245,7 +2243,7 @@
               <w14:ligatures w14:val="standardContextual"/>
             </w:rPr>
           </w:pPr>
-          <w:hyperlink w:anchor="_Toc229856616" w:history="1">
+          <w:hyperlink w:anchor="_Toc230710946" w:history="1">
             <w:r>
               <w:rPr>
                 <w:rStyle w:val="Hipervnculo"/>
@@ -2272,7 +2270,7 @@
                 <w:noProof/>
                 <w:webHidden/>
               </w:rPr>
-              <w:instrText xml:space="preserve"> PAGEREF _Toc229856616 \h </w:instrText>
+              <w:instrText xml:space="preserve"> PAGEREF _Toc230710946 \h </w:instrText>
             </w:r>
             <w:r>
               <w:rPr>
@@ -2318,7 +2316,7 @@
               <w14:ligatures w14:val="standardContextual"/>
             </w:rPr>
           </w:pPr>
-          <w:hyperlink w:anchor="_Toc229856617" w:history="1">
+          <w:hyperlink w:anchor="_Toc230710947" w:history="1">
             <w:r>
               <w:rPr>
                 <w:rStyle w:val="Hipervnculo"/>
@@ -2345,7 +2343,7 @@
                 <w:noProof/>
                 <w:webHidden/>
               </w:rPr>
-              <w:instrText xml:space="preserve"> PAGEREF _Toc229856617 \h </w:instrText>
+              <w:instrText xml:space="preserve"> PAGEREF _Toc230710947 \h </w:instrText>
             </w:r>
             <w:r>
               <w:rPr>
@@ -2391,7 +2389,7 @@
               <w14:ligatures w14:val="standardContextual"/>
             </w:rPr>
           </w:pPr>
-          <w:hyperlink w:anchor="_Toc229856618" w:history="1">
+          <w:hyperlink w:anchor="_Toc230710948" w:history="1">
             <w:r>
               <w:rPr>
                 <w:rStyle w:val="Hipervnculo"/>
@@ -2418,7 +2416,7 @@
                 <w:noProof/>
                 <w:webHidden/>
               </w:rPr>
-              <w:instrText xml:space="preserve"> PAGEREF _Toc229856618 \h </w:instrText>
+              <w:instrText xml:space="preserve"> PAGEREF _Toc230710948 \h </w:instrText>
             </w:r>
             <w:r>
               <w:rPr>
@@ -2464,7 +2462,7 @@
               <w14:ligatures w14:val="standardContextual"/>
             </w:rPr>
           </w:pPr>
-          <w:hyperlink w:anchor="_Toc229856619" w:history="1">
+          <w:hyperlink w:anchor="_Toc230710949" w:history="1">
             <w:r>
               <w:rPr>
                 <w:rStyle w:val="Hipervnculo"/>
@@ -2491,7 +2489,7 @@
                 <w:noProof/>
                 <w:webHidden/>
               </w:rPr>
-              <w:instrText xml:space="preserve"> PAGEREF _Toc229856619 \h </w:instrText>
+              <w:instrText xml:space="preserve"> PAGEREF _Toc230710949 \h </w:instrText>
             </w:r>
             <w:r>
               <w:rPr>
@@ -2537,7 +2535,7 @@
               <w14:ligatures w14:val="standardContextual"/>
             </w:rPr>
           </w:pPr>
-          <w:hyperlink w:anchor="_Toc229856620" w:history="1">
+          <w:hyperlink w:anchor="_Toc230710950" w:history="1">
             <w:r>
               <w:rPr>
                 <w:rStyle w:val="Hipervnculo"/>
@@ -2564,7 +2562,7 @@
                 <w:noProof/>
                 <w:webHidden/>
               </w:rPr>
-              <w:instrText xml:space="preserve"> PAGEREF _Toc229856620 \h </w:instrText>
+              <w:instrText xml:space="preserve"> PAGEREF _Toc230710950 \h </w:instrText>
             </w:r>
             <w:r>
               <w:rPr>
@@ -2610,7 +2608,7 @@
               <w14:ligatures w14:val="standardContextual"/>
             </w:rPr>
           </w:pPr>
-          <w:hyperlink w:anchor="_Toc229856621" w:history="1">
+          <w:hyperlink w:anchor="_Toc230710951" w:history="1">
             <w:r>
               <w:rPr>
                 <w:rStyle w:val="Hipervnculo"/>
@@ -2637,7 +2635,7 @@
                 <w:noProof/>
                 <w:webHidden/>
               </w:rPr>
-              <w:instrText xml:space="preserve"> PAGEREF _Toc229856621 \h </w:instrText>
+              <w:instrText xml:space="preserve"> PAGEREF _Toc230710951 \h </w:instrText>
             </w:r>
             <w:r>
               <w:rPr>
@@ -2683,7 +2681,7 @@
               <w14:ligatures w14:val="standardContextual"/>
             </w:rPr>
           </w:pPr>
-          <w:hyperlink w:anchor="_Toc229856622" w:history="1">
+          <w:hyperlink w:anchor="_Toc230710952" w:history="1">
             <w:r>
               <w:rPr>
                 <w:rStyle w:val="Hipervnculo"/>
@@ -2710,7 +2708,7 @@
                 <w:noProof/>
                 <w:webHidden/>
               </w:rPr>
-              <w:instrText xml:space="preserve"> PAGEREF _Toc229856622 \h </w:instrText>
+              <w:instrText xml:space="preserve"> PAGEREF _Toc230710952 \h </w:instrText>
             </w:r>
             <w:r>
               <w:rPr>
@@ -2756,7 +2754,7 @@
               <w14:ligatures w14:val="standardContextual"/>
             </w:rPr>
           </w:pPr>
-          <w:hyperlink w:anchor="_Toc229856623" w:history="1">
+          <w:hyperlink w:anchor="_Toc230710953" w:history="1">
             <w:r>
               <w:rPr>
                 <w:rStyle w:val="Hipervnculo"/>
@@ -2783,7 +2781,7 @@
                 <w:noProof/>
                 <w:webHidden/>
               </w:rPr>
-              <w:instrText xml:space="preserve"> PAGEREF _Toc229856623 \h </w:instrText>
+              <w:instrText xml:space="preserve"> PAGEREF _Toc230710953 \h </w:instrText>
             </w:r>
             <w:r>
               <w:rPr>
@@ -2829,7 +2827,7 @@
               <w14:ligatures w14:val="standardContextual"/>
             </w:rPr>
           </w:pPr>
-          <w:hyperlink w:anchor="_Toc229856624" w:history="1">
+          <w:hyperlink w:anchor="_Toc230710954" w:history="1">
             <w:r>
               <w:rPr>
                 <w:rStyle w:val="Hipervnculo"/>
@@ -2856,7 +2854,7 @@
                 <w:noProof/>
                 <w:webHidden/>
               </w:rPr>
-              <w:instrText xml:space="preserve"> PAGEREF _Toc229856624 \h </w:instrText>
+              <w:instrText xml:space="preserve"> PAGEREF _Toc230710954 \h </w:instrText>
             </w:r>
             <w:r>
               <w:rPr>
@@ -2902,7 +2900,7 @@
               <w14:ligatures w14:val="standardContextual"/>
             </w:rPr>
           </w:pPr>
-          <w:hyperlink w:anchor="_Toc229856625" w:history="1">
+          <w:hyperlink w:anchor="_Toc230710955" w:history="1">
             <w:r>
               <w:rPr>
                 <w:rStyle w:val="Hipervnculo"/>
@@ -2929,7 +2927,7 @@
                 <w:noProof/>
                 <w:webHidden/>
               </w:rPr>
-              <w:instrText xml:space="preserve"> PAGEREF _Toc229856625 \h </w:instrText>
+              <w:instrText xml:space="preserve"> PAGEREF _Toc230710955 \h </w:instrText>
             </w:r>
             <w:r>
               <w:rPr>
@@ -2975,7 +2973,7 @@
               <w14:ligatures w14:val="standardContextual"/>
             </w:rPr>
           </w:pPr>
-          <w:hyperlink w:anchor="_Toc229856626" w:history="1">
+          <w:hyperlink w:anchor="_Toc230710956" w:history="1">
             <w:r>
               <w:rPr>
                 <w:rStyle w:val="Hipervnculo"/>
@@ -3002,7 +3000,7 @@
                 <w:noProof/>
                 <w:webHidden/>
               </w:rPr>
-              <w:instrText xml:space="preserve"> PAGEREF _Toc229856626 \h </w:instrText>
+              <w:instrText xml:space="preserve"> PAGEREF _Toc230710956 \h </w:instrText>
             </w:r>
             <w:r>
               <w:rPr>
@@ -3048,7 +3046,7 @@
               <w14:ligatures w14:val="standardContextual"/>
             </w:rPr>
           </w:pPr>
-          <w:hyperlink w:anchor="_Toc229856627" w:history="1">
+          <w:hyperlink w:anchor="_Toc230710957" w:history="1">
             <w:r>
               <w:rPr>
                 <w:rStyle w:val="Hipervnculo"/>
@@ -3075,7 +3073,7 @@
                 <w:noProof/>
                 <w:webHidden/>
               </w:rPr>
-              <w:instrText xml:space="preserve"> PAGEREF _Toc229856627 \h </w:instrText>
+              <w:instrText xml:space="preserve"> PAGEREF _Toc230710957 \h </w:instrText>
             </w:r>
             <w:r>
               <w:rPr>
@@ -3121,7 +3119,7 @@
               <w14:ligatures w14:val="standardContextual"/>
             </w:rPr>
           </w:pPr>
-          <w:hyperlink w:anchor="_Toc229856628" w:history="1">
+          <w:hyperlink w:anchor="_Toc230710958" w:history="1">
             <w:r>
               <w:rPr>
                 <w:rStyle w:val="Hipervnculo"/>
@@ -3148,7 +3146,7 @@
                 <w:noProof/>
                 <w:webHidden/>
               </w:rPr>
-              <w:instrText xml:space="preserve"> PAGEREF _Toc229856628 \h </w:instrText>
+              <w:instrText xml:space="preserve"> PAGEREF _Toc230710958 \h </w:instrText>
             </w:r>
             <w:r>
               <w:rPr>
@@ -3194,7 +3192,7 @@
               <w14:ligatures w14:val="standardContextual"/>
             </w:rPr>
           </w:pPr>
-          <w:hyperlink w:anchor="_Toc229856629" w:history="1">
+          <w:hyperlink w:anchor="_Toc230710959" w:history="1">
             <w:r>
               <w:rPr>
                 <w:rStyle w:val="Hipervnculo"/>
@@ -3221,7 +3219,7 @@
                 <w:noProof/>
                 <w:webHidden/>
               </w:rPr>
-              <w:instrText xml:space="preserve"> PAGEREF _Toc229856629 \h </w:instrText>
+              <w:instrText xml:space="preserve"> PAGEREF _Toc230710959 \h </w:instrText>
             </w:r>
             <w:r>
               <w:rPr>
@@ -3267,7 +3265,7 @@
               <w14:ligatures w14:val="standardContextual"/>
             </w:rPr>
           </w:pPr>
-          <w:hyperlink w:anchor="_Toc229856630" w:history="1">
+          <w:hyperlink w:anchor="_Toc230710960" w:history="1">
             <w:r>
               <w:rPr>
                 <w:rStyle w:val="Hipervnculo"/>
@@ -3294,7 +3292,7 @@
                 <w:noProof/>
                 <w:webHidden/>
               </w:rPr>
-              <w:instrText xml:space="preserve"> PAGEREF _Toc229856630 \h </w:instrText>
+              <w:instrText xml:space="preserve"> PAGEREF _Toc230710960 \h </w:instrText>
             </w:r>
             <w:r>
               <w:rPr>
@@ -3340,7 +3338,7 @@
               <w14:ligatures w14:val="standardContextual"/>
             </w:rPr>
           </w:pPr>
-          <w:hyperlink w:anchor="_Toc229856631" w:history="1">
+          <w:hyperlink w:anchor="_Toc230710961" w:history="1">
             <w:r>
               <w:rPr>
                 <w:rStyle w:val="Hipervnculo"/>
@@ -3367,7 +3365,7 @@
                 <w:noProof/>
                 <w:webHidden/>
               </w:rPr>
-              <w:instrText xml:space="preserve"> PAGEREF _Toc229856631 \h </w:instrText>
+              <w:instrText xml:space="preserve"> PAGEREF _Toc230710961 \h </w:instrText>
             </w:r>
             <w:r>
               <w:rPr>
@@ -3413,7 +3411,7 @@
               <w14:ligatures w14:val="standardContextual"/>
             </w:rPr>
           </w:pPr>
-          <w:hyperlink w:anchor="_Toc229856632" w:history="1">
+          <w:hyperlink w:anchor="_Toc230710962" w:history="1">
             <w:r>
               <w:rPr>
                 <w:rStyle w:val="Hipervnculo"/>
@@ -3440,7 +3438,7 @@
                 <w:noProof/>
                 <w:webHidden/>
               </w:rPr>
-              <w:instrText xml:space="preserve"> PAGEREF _Toc229856632 \h </w:instrText>
+              <w:instrText xml:space="preserve"> PAGEREF _Toc230710962 \h </w:instrText>
             </w:r>
             <w:r>
               <w:rPr>
@@ -3486,7 +3484,7 @@
               <w14:ligatures w14:val="standardContextual"/>
             </w:rPr>
           </w:pPr>
-          <w:hyperlink w:anchor="_Toc229856633" w:history="1">
+          <w:hyperlink w:anchor="_Toc230710963" w:history="1">
             <w:r>
               <w:rPr>
                 <w:rStyle w:val="Hipervnculo"/>
@@ -3513,7 +3511,7 @@
                 <w:noProof/>
                 <w:webHidden/>
               </w:rPr>
-              <w:instrText xml:space="preserve"> PAGEREF _Toc229856633 \h </w:instrText>
+              <w:instrText xml:space="preserve"> PAGEREF _Toc230710963 \h </w:instrText>
             </w:r>
             <w:r>
               <w:rPr>
@@ -3559,7 +3557,7 @@
               <w14:ligatures w14:val="standardContextual"/>
             </w:rPr>
           </w:pPr>
-          <w:hyperlink w:anchor="_Toc229856634" w:history="1">
+          <w:hyperlink w:anchor="_Toc230710964" w:history="1">
             <w:r>
               <w:rPr>
                 <w:rStyle w:val="Hipervnculo"/>
@@ -3586,7 +3584,7 @@
                 <w:noProof/>
                 <w:webHidden/>
               </w:rPr>
-              <w:instrText xml:space="preserve"> PAGEREF _Toc229856634 \h </w:instrText>
+              <w:instrText xml:space="preserve"> PAGEREF _Toc230710964 \h </w:instrText>
             </w:r>
             <w:r>
               <w:rPr>
@@ -3632,7 +3630,7 @@
               <w14:ligatures w14:val="standardContextual"/>
             </w:rPr>
           </w:pPr>
-          <w:hyperlink w:anchor="_Toc229856635" w:history="1">
+          <w:hyperlink w:anchor="_Toc230710965" w:history="1">
             <w:r>
               <w:rPr>
                 <w:rStyle w:val="Hipervnculo"/>
@@ -3659,7 +3657,7 @@
                 <w:noProof/>
                 <w:webHidden/>
               </w:rPr>
-              <w:instrText xml:space="preserve"> PAGEREF _Toc229856635 \h </w:instrText>
+              <w:instrText xml:space="preserve"> PAGEREF _Toc230710965 \h </w:instrText>
             </w:r>
             <w:r>
               <w:rPr>
@@ -3705,13 +3703,13 @@
               <w14:ligatures w14:val="standardContextual"/>
             </w:rPr>
           </w:pPr>
-          <w:hyperlink w:anchor="_Toc229856636" w:history="1">
+          <w:hyperlink w:anchor="_Toc230710966" w:history="1">
             <w:r>
               <w:rPr>
                 <w:rStyle w:val="Hipervnculo"/>
                 <w:noProof/>
               </w:rPr>
-              <w:t>11. Conclusiones</w:t>
+              <w:t>11. Funcionalidades nuevas agregadas</w:t>
             </w:r>
             <w:r>
               <w:rPr>
@@ -3732,7 +3730,7 @@
                 <w:noProof/>
                 <w:webHidden/>
               </w:rPr>
-              <w:instrText xml:space="preserve"> PAGEREF _Toc229856636 \h </w:instrText>
+              <w:instrText xml:space="preserve"> PAGEREF _Toc230710966 \h </w:instrText>
             </w:r>
             <w:r>
               <w:rPr>
@@ -3778,13 +3776,13 @@
               <w14:ligatures w14:val="standardContextual"/>
             </w:rPr>
           </w:pPr>
-          <w:hyperlink w:anchor="_Toc229856637" w:history="1">
+          <w:hyperlink w:anchor="_Toc230710967" w:history="1">
             <w:r>
               <w:rPr>
                 <w:rStyle w:val="Hipervnculo"/>
                 <w:noProof/>
               </w:rPr>
-              <w:t>12. Mejoras futuras</w:t>
+              <w:t>12. Conclusiones</w:t>
             </w:r>
             <w:r>
               <w:rPr>
@@ -3805,7 +3803,7 @@
                 <w:noProof/>
                 <w:webHidden/>
               </w:rPr>
-              <w:instrText xml:space="preserve"> PAGEREF _Toc229856637 \h </w:instrText>
+              <w:instrText xml:space="preserve"> PAGEREF _Toc230710967 \h </w:instrText>
             </w:r>
             <w:r>
               <w:rPr>
@@ -3825,7 +3823,153 @@
                 <w:noProof/>
                 <w:webHidden/>
               </w:rPr>
-              <w:t>47</w:t>
+              <w:t>50</w:t>
+            </w:r>
+            <w:r>
+              <w:rPr>
+                <w:noProof/>
+                <w:webHidden/>
+              </w:rPr>
+              <w:fldChar w:fldCharType="end"/>
+            </w:r>
+          </w:hyperlink>
+        </w:p>
+        <w:p>
+          <w:pPr>
+            <w:pStyle w:val="TDC1"/>
+            <w:tabs>
+              <w:tab w:val="right" w:leader="dot" w:pos="8828"/>
+            </w:tabs>
+            <w:rPr>
+              <w:rFonts w:asciiTheme="minorHAnsi" w:eastAsiaTheme="minorEastAsia" w:hAnsiTheme="minorHAnsi"/>
+              <w:noProof/>
+              <w:kern w:val="2"/>
+              <w:szCs w:val="24"/>
+              <w:lang w:eastAsia="es-MX"/>
+              <w14:ligatures w14:val="standardContextual"/>
+            </w:rPr>
+          </w:pPr>
+          <w:hyperlink w:anchor="_Toc230710968" w:history="1">
+            <w:r>
+              <w:rPr>
+                <w:rStyle w:val="Hipervnculo"/>
+                <w:noProof/>
+              </w:rPr>
+              <w:t>13 Mejoras futuras</w:t>
+            </w:r>
+            <w:r>
+              <w:rPr>
+                <w:noProof/>
+                <w:webHidden/>
+              </w:rPr>
+              <w:tab/>
+            </w:r>
+            <w:r>
+              <w:rPr>
+                <w:noProof/>
+                <w:webHidden/>
+              </w:rPr>
+              <w:fldChar w:fldCharType="begin"/>
+            </w:r>
+            <w:r>
+              <w:rPr>
+                <w:noProof/>
+                <w:webHidden/>
+              </w:rPr>
+              <w:instrText xml:space="preserve"> PAGEREF _Toc230710968 \h </w:instrText>
+            </w:r>
+            <w:r>
+              <w:rPr>
+                <w:noProof/>
+                <w:webHidden/>
+              </w:rPr>
+            </w:r>
+            <w:r>
+              <w:rPr>
+                <w:noProof/>
+                <w:webHidden/>
+              </w:rPr>
+              <w:fldChar w:fldCharType="separate"/>
+            </w:r>
+            <w:r>
+              <w:rPr>
+                <w:noProof/>
+                <w:webHidden/>
+              </w:rPr>
+              <w:t>52</w:t>
+            </w:r>
+            <w:r>
+              <w:rPr>
+                <w:noProof/>
+                <w:webHidden/>
+              </w:rPr>
+              <w:fldChar w:fldCharType="end"/>
+            </w:r>
+          </w:hyperlink>
+        </w:p>
+        <w:p>
+          <w:pPr>
+            <w:pStyle w:val="TDC1"/>
+            <w:tabs>
+              <w:tab w:val="right" w:leader="dot" w:pos="8828"/>
+            </w:tabs>
+            <w:rPr>
+              <w:rFonts w:asciiTheme="minorHAnsi" w:eastAsiaTheme="minorEastAsia" w:hAnsiTheme="minorHAnsi"/>
+              <w:noProof/>
+              <w:kern w:val="2"/>
+              <w:szCs w:val="24"/>
+              <w:lang w:eastAsia="es-MX"/>
+              <w14:ligatures w14:val="standardContextual"/>
+            </w:rPr>
+          </w:pPr>
+          <w:hyperlink w:anchor="_Toc230710969" w:history="1">
+            <w:r>
+              <w:rPr>
+                <w:rStyle w:val="Hipervnculo"/>
+                <w:noProof/>
+              </w:rPr>
+              <w:t>14 REFERENCIAS BIBLIOGRAFICAS</w:t>
+            </w:r>
+            <w:r>
+              <w:rPr>
+                <w:noProof/>
+                <w:webHidden/>
+              </w:rPr>
+              <w:tab/>
+            </w:r>
+            <w:r>
+              <w:rPr>
+                <w:noProof/>
+                <w:webHidden/>
+              </w:rPr>
+              <w:fldChar w:fldCharType="begin"/>
+            </w:r>
+            <w:r>
+              <w:rPr>
+                <w:noProof/>
+                <w:webHidden/>
+              </w:rPr>
+              <w:instrText xml:space="preserve"> PAGEREF _Toc230710969 \h </w:instrText>
+            </w:r>
+            <w:r>
+              <w:rPr>
+                <w:noProof/>
+                <w:webHidden/>
+              </w:rPr>
+            </w:r>
+            <w:r>
+              <w:rPr>
+                <w:noProof/>
+                <w:webHidden/>
+              </w:rPr>
+              <w:fldChar w:fldCharType="separate"/>
+            </w:r>
+            <w:r>
+              <w:rPr>
+                <w:noProof/>
+                <w:webHidden/>
+              </w:rPr>
+              <w:t>53</w:t>
             </w:r>
             <w:r>
               <w:rPr>
@@ -3869,7 +4013,7 @@
         <w:pStyle w:val="Ttulo1"/>
         <w:spacing w:line="360" w:lineRule="auto"/>
       </w:pPr>
-      <w:bookmarkStart w:id="0" w:name="_Toc229856596"/>
+      <w:bookmarkStart w:id="0" w:name="_Toc230710926"/>
       <w:r>
         <w:lastRenderedPageBreak/>
         <w:t xml:space="preserve">1. </w:t>
@@ -3916,15 +4060,7 @@
         <w:spacing w:line="360" w:lineRule="auto"/>
       </w:pPr>
       <w:r>
-        <w:t xml:space="preserve">Adicionalmente, el proyecto incorpora funcionalidades modernas como acceso desde dispositivos móviles, autenticación segura mediante </w:t>
-      </w:r>
-      <w:proofErr w:type="spellStart"/>
-      <w:r>
-        <w:t>login</w:t>
-      </w:r>
-      <w:proofErr w:type="spellEnd"/>
-      <w:r>
-        <w:t>, control de sesiones, permisos personalizados por usuario y lectura de códigos de barras mediante cámara, lo cual brinda una experiencia más eficiente y cercana a sistemas comerciales reales.</w:t>
+        <w:t>Adicionalmente, el proyecto incorpora funcionalidades modernas como acceso desde dispositivos móviles, autenticación segura mediante login, control de sesiones, permisos personalizados por usuario y lectura de códigos de barras mediante cámara, lo cual brinda una experiencia más eficiente y cercana a sistemas comerciales reales.</w:t>
       </w:r>
     </w:p>
     <w:p>
@@ -4048,6 +4184,9 @@
         <w:spacing w:line="360" w:lineRule="auto"/>
       </w:pPr>
       <w:r>
+        <w:rPr>
+          <w:noProof/>
+        </w:rPr>
         <w:drawing>
           <wp:inline distT="0" distB="0" distL="0" distR="0" wp14:anchorId="52A19967" wp14:editId="64447DF7">
             <wp:extent cx="5612130" cy="2965450"/>
@@ -4099,7 +4238,7 @@
         <w:pStyle w:val="Ttulo1"/>
         <w:spacing w:line="360" w:lineRule="auto"/>
       </w:pPr>
-      <w:bookmarkStart w:id="1" w:name="_Toc229856597"/>
+      <w:bookmarkStart w:id="1" w:name="_Toc230710927"/>
       <w:r>
         <w:lastRenderedPageBreak/>
         <w:t xml:space="preserve">2. </w:t>
@@ -4122,7 +4261,7 @@
         <w:pStyle w:val="Ttulo2"/>
         <w:spacing w:line="360" w:lineRule="auto"/>
       </w:pPr>
-      <w:bookmarkStart w:id="2" w:name="_Toc229856598"/>
+      <w:bookmarkStart w:id="2" w:name="_Toc230710928"/>
       <w:r>
         <w:t>Objetivo general</w:t>
       </w:r>
@@ -4151,7 +4290,7 @@
         <w:pStyle w:val="Ttulo2"/>
         <w:spacing w:line="360" w:lineRule="auto"/>
       </w:pPr>
-      <w:bookmarkStart w:id="3" w:name="_Toc229856599"/>
+      <w:bookmarkStart w:id="3" w:name="_Toc230710929"/>
       <w:r>
         <w:t>Objetivos específicos</w:t>
       </w:r>
@@ -4234,6 +4373,9 @@
         <w:t>acceso desde celular</w:t>
       </w:r>
       <w:r>
+        <w:rPr>
+          <w:noProof/>
+        </w:rPr>
         <w:drawing>
           <wp:inline distT="0" distB="0" distL="0" distR="0" wp14:anchorId="721FDBEE" wp14:editId="1291A418">
             <wp:extent cx="5612130" cy="1661795"/>
@@ -4280,6 +4422,9 @@
         <w:spacing w:line="360" w:lineRule="auto"/>
       </w:pPr>
       <w:r>
+        <w:rPr>
+          <w:noProof/>
+        </w:rPr>
         <w:drawing>
           <wp:inline distT="0" distB="0" distL="0" distR="0" wp14:anchorId="5A363D4D" wp14:editId="3CB6DA96">
             <wp:extent cx="2399030" cy="1993900"/>
@@ -4326,6 +4471,9 @@
         </w:drawing>
       </w:r>
       <w:r>
+        <w:rPr>
+          <w:noProof/>
+        </w:rPr>
         <w:drawing>
           <wp:inline distT="0" distB="0" distL="0" distR="0" wp14:anchorId="0B03F355" wp14:editId="79BDBE80">
             <wp:extent cx="2091524" cy="1967865"/>
@@ -4368,7 +4516,7 @@
         <w:pStyle w:val="Ttulo1"/>
         <w:spacing w:line="360" w:lineRule="auto"/>
       </w:pPr>
-      <w:bookmarkStart w:id="4" w:name="_Toc229856600"/>
+      <w:bookmarkStart w:id="4" w:name="_Toc230710930"/>
       <w:r>
         <w:lastRenderedPageBreak/>
         <w:t xml:space="preserve">3. </w:t>
@@ -4488,11 +4636,9 @@
               <w:spacing w:line="360" w:lineRule="auto"/>
               <w:cnfStyle w:val="000000100000" w:firstRow="0" w:lastRow="0" w:firstColumn="0" w:lastColumn="0" w:oddVBand="0" w:evenVBand="0" w:oddHBand="1" w:evenHBand="0" w:firstRowFirstColumn="0" w:firstRowLastColumn="0" w:lastRowFirstColumn="0" w:lastRowLastColumn="0"/>
             </w:pPr>
-            <w:proofErr w:type="spellStart"/>
             <w:r>
               <w:t>Backend</w:t>
             </w:r>
-            <w:proofErr w:type="spellEnd"/>
           </w:p>
         </w:tc>
       </w:tr>
@@ -4688,11 +4834,9 @@
             <w:pPr>
               <w:spacing w:line="360" w:lineRule="auto"/>
             </w:pPr>
-            <w:proofErr w:type="spellStart"/>
             <w:r>
               <w:t>phpMyAdmin</w:t>
             </w:r>
-            <w:proofErr w:type="spellEnd"/>
           </w:p>
         </w:tc>
         <w:tc>
@@ -4725,11 +4869,9 @@
             <w:pPr>
               <w:spacing w:line="360" w:lineRule="auto"/>
             </w:pPr>
-            <w:proofErr w:type="spellStart"/>
             <w:r>
               <w:t>ngrok</w:t>
             </w:r>
-            <w:proofErr w:type="spellEnd"/>
           </w:p>
         </w:tc>
         <w:tc>
@@ -4804,7 +4946,7 @@
         <w:pStyle w:val="Ttulo1"/>
         <w:spacing w:line="360" w:lineRule="auto"/>
       </w:pPr>
-      <w:bookmarkStart w:id="5" w:name="_Toc229856601"/>
+      <w:bookmarkStart w:id="5" w:name="_Toc230710931"/>
       <w:r>
         <w:lastRenderedPageBreak/>
         <w:t xml:space="preserve">4. </w:t>
@@ -4900,6 +5042,9 @@
         <w:t xml:space="preserve"> </w:t>
       </w:r>
       <w:r>
+        <w:rPr>
+          <w:noProof/>
+        </w:rPr>
         <w:drawing>
           <wp:inline distT="0" distB="0" distL="0" distR="0" wp14:anchorId="6AA280FE" wp14:editId="0C76D4FE">
             <wp:extent cx="5612130" cy="1401445"/>
@@ -5002,7 +5147,7 @@
       <w:pPr>
         <w:pStyle w:val="Ttulo2"/>
       </w:pPr>
-      <w:bookmarkStart w:id="6" w:name="_Toc229856602"/>
+      <w:bookmarkStart w:id="6" w:name="_Toc230710932"/>
       <w:r>
         <w:t>4.1 Modelo</w:t>
       </w:r>
@@ -5119,14 +5264,12 @@
           <w:color w:val="002060"/>
         </w:rPr>
       </w:pPr>
-      <w:proofErr w:type="spellStart"/>
       <w:r>
         <w:rPr>
           <w:color w:val="002060"/>
         </w:rPr>
         <w:t>conexion.php</w:t>
       </w:r>
-      <w:proofErr w:type="spellEnd"/>
     </w:p>
     <w:p>
       <w:pPr>
@@ -5149,16 +5292,8 @@
         <w:rPr>
           <w:color w:val="002060"/>
         </w:rPr>
-        <w:t>modelo/</w:t>
-      </w:r>
-      <w:proofErr w:type="spellStart"/>
-      <w:r>
-        <w:rPr>
-          <w:color w:val="002060"/>
-        </w:rPr>
-        <w:t>conexion.php</w:t>
-      </w:r>
-      <w:proofErr w:type="spellEnd"/>
+        <w:t>modelo/conexion.php</w:t>
+      </w:r>
     </w:p>
     <w:p>
       <w:pPr>
@@ -5183,64 +5318,31 @@
           <w:color w:val="002060"/>
           <w:lang w:val="en-US"/>
         </w:rPr>
-        <w:t>$</w:t>
-      </w:r>
-      <w:proofErr w:type="spellStart"/>
-      <w:r>
+        <w:t>$conexion = new mysqli($host, $usuario, $password, $bd);</w:t>
+      </w:r>
+    </w:p>
+    <w:p>
+      <w:pPr>
+        <w:spacing w:after="160" w:line="360" w:lineRule="auto"/>
+        <w:jc w:val="left"/>
+      </w:pPr>
+      <w:r>
+        <w:t>El modelo interactúa directamente con la base de datos:</w:t>
+      </w:r>
+    </w:p>
+    <w:p>
+      <w:pPr>
+        <w:spacing w:after="160" w:line="360" w:lineRule="auto"/>
+        <w:jc w:val="left"/>
         <w:rPr>
           <w:color w:val="002060"/>
-          <w:lang w:val="en-US"/>
-        </w:rPr>
-        <w:t>conexion</w:t>
-      </w:r>
-      <w:proofErr w:type="spellEnd"/>
+        </w:rPr>
+      </w:pPr>
       <w:r>
         <w:rPr>
           <w:color w:val="002060"/>
-          <w:lang w:val="en-US"/>
-        </w:rPr>
-        <w:t xml:space="preserve"> = new </w:t>
-      </w:r>
-      <w:proofErr w:type="spellStart"/>
-      <w:proofErr w:type="gramStart"/>
-      <w:r>
-        <w:rPr>
-          <w:color w:val="002060"/>
-          <w:lang w:val="en-US"/>
-        </w:rPr>
-        <w:t>mysqli</w:t>
-      </w:r>
-      <w:proofErr w:type="spellEnd"/>
-      <w:r>
-        <w:rPr>
-          <w:color w:val="002060"/>
-          <w:lang w:val="en-US"/>
-        </w:rPr>
-        <w:t>(</w:t>
-      </w:r>
-      <w:proofErr w:type="gramEnd"/>
-      <w:r>
-        <w:rPr>
-          <w:color w:val="002060"/>
-          <w:lang w:val="en-US"/>
-        </w:rPr>
-        <w:t>$host, $</w:t>
-      </w:r>
-      <w:proofErr w:type="spellStart"/>
-      <w:r>
-        <w:rPr>
-          <w:color w:val="002060"/>
-          <w:lang w:val="en-US"/>
-        </w:rPr>
-        <w:t>usuario</w:t>
-      </w:r>
-      <w:proofErr w:type="spellEnd"/>
-      <w:r>
-        <w:rPr>
-          <w:color w:val="002060"/>
-          <w:lang w:val="en-US"/>
-        </w:rPr>
-        <w:t>, $password, $bd);</w:t>
+        </w:rPr>
+        <w:t>inventario_seguro</w:t>
       </w:r>
     </w:p>
     <w:p>
@@ -5248,38 +5350,12 @@
         <w:spacing w:after="160" w:line="360" w:lineRule="auto"/>
         <w:jc w:val="left"/>
       </w:pPr>
-      <w:r>
-        <w:t>El modelo interactúa directamente con la base de datos:</w:t>
-      </w:r>
-    </w:p>
-    <w:p>
-      <w:pPr>
-        <w:spacing w:after="160" w:line="360" w:lineRule="auto"/>
-        <w:jc w:val="left"/>
-        <w:rPr>
-          <w:color w:val="002060"/>
-        </w:rPr>
-      </w:pPr>
-      <w:proofErr w:type="spellStart"/>
-      <w:r>
-        <w:rPr>
-          <w:color w:val="002060"/>
-        </w:rPr>
-        <w:t>inventario_seguro</w:t>
-      </w:r>
-      <w:proofErr w:type="spellEnd"/>
-    </w:p>
-    <w:p>
-      <w:pPr>
-        <w:spacing w:after="160" w:line="360" w:lineRule="auto"/>
-        <w:jc w:val="left"/>
-      </w:pPr>
     </w:p>
     <w:p>
       <w:pPr>
         <w:pStyle w:val="Ttulo2"/>
       </w:pPr>
-      <w:bookmarkStart w:id="7" w:name="_Toc229856603"/>
+      <w:bookmarkStart w:id="7" w:name="_Toc230710933"/>
       <w:r>
         <w:t>4.2 Vista</w:t>
       </w:r>
@@ -5363,13 +5439,8 @@
         <w:spacing w:after="160" w:line="360" w:lineRule="auto"/>
         <w:jc w:val="left"/>
       </w:pPr>
-      <w:proofErr w:type="spellStart"/>
-      <w:r>
-        <w:t>dashboards</w:t>
-      </w:r>
-      <w:proofErr w:type="spellEnd"/>
-      <w:r>
-        <w:t xml:space="preserve"> </w:t>
+      <w:r>
+        <w:t xml:space="preserve">dashboards </w:t>
       </w:r>
     </w:p>
     <w:p>
@@ -5402,84 +5473,47 @@
           <w:color w:val="002060"/>
         </w:rPr>
       </w:pPr>
-      <w:proofErr w:type="spellStart"/>
       <w:r>
         <w:rPr>
           <w:color w:val="002060"/>
         </w:rPr>
         <w:t>login.php</w:t>
       </w:r>
-      <w:proofErr w:type="spellEnd"/>
       <w:r>
         <w:rPr>
           <w:color w:val="002060"/>
         </w:rPr>
         <w:br/>
-      </w:r>
-      <w:proofErr w:type="spellStart"/>
+        <w:t>dashboard.php</w:t>
+      </w:r>
       <w:r>
         <w:rPr>
           <w:color w:val="002060"/>
         </w:rPr>
-        <w:t>dashboard.php</w:t>
-      </w:r>
-      <w:proofErr w:type="spellEnd"/>
+        <w:br/>
+        <w:t>productos.php</w:t>
+      </w:r>
       <w:r>
         <w:rPr>
           <w:color w:val="002060"/>
         </w:rPr>
         <w:br/>
-      </w:r>
-      <w:proofErr w:type="spellStart"/>
+        <w:t>ganancias.php</w:t>
+      </w:r>
       <w:r>
         <w:rPr>
           <w:color w:val="002060"/>
         </w:rPr>
-        <w:t>productos.php</w:t>
-      </w:r>
-      <w:proofErr w:type="spellEnd"/>
+        <w:br/>
+        <w:t>corte_dia.php</w:t>
+      </w:r>
       <w:r>
         <w:rPr>
           <w:color w:val="002060"/>
         </w:rPr>
         <w:br/>
-      </w:r>
-      <w:proofErr w:type="spellStart"/>
-      <w:r>
-        <w:rPr>
-          <w:color w:val="002060"/>
-        </w:rPr>
-        <w:t>ganancias.php</w:t>
-      </w:r>
-      <w:proofErr w:type="spellEnd"/>
-      <w:r>
-        <w:rPr>
-          <w:color w:val="002060"/>
-        </w:rPr>
-        <w:br/>
-      </w:r>
-      <w:proofErr w:type="spellStart"/>
-      <w:r>
-        <w:rPr>
-          <w:color w:val="002060"/>
-        </w:rPr>
-        <w:t>corte_dia.php</w:t>
-      </w:r>
-      <w:proofErr w:type="spellEnd"/>
-      <w:r>
-        <w:rPr>
-          <w:color w:val="002060"/>
-        </w:rPr>
-        <w:br/>
-      </w:r>
-      <w:proofErr w:type="spellStart"/>
-      <w:r>
-        <w:rPr>
-          <w:color w:val="002060"/>
-        </w:rPr>
         <w:t>usuarios.php</w:t>
       </w:r>
-      <w:proofErr w:type="spellEnd"/>
     </w:p>
     <w:p>
       <w:pPr>
@@ -5499,7 +5533,6 @@
           <w:bCs/>
         </w:rPr>
       </w:pPr>
-      <w:proofErr w:type="spellStart"/>
       <w:r>
         <w:rPr>
           <w:b/>
@@ -5507,7 +5540,6 @@
         </w:rPr>
         <w:t>login.php</w:t>
       </w:r>
-      <w:proofErr w:type="spellEnd"/>
     </w:p>
     <w:p>
       <w:pPr>
@@ -5575,7 +5607,6 @@
           <w:bCs/>
         </w:rPr>
       </w:pPr>
-      <w:proofErr w:type="spellStart"/>
       <w:r>
         <w:rPr>
           <w:b/>
@@ -5583,7 +5614,6 @@
         </w:rPr>
         <w:t>dashboard.php</w:t>
       </w:r>
-      <w:proofErr w:type="spellEnd"/>
     </w:p>
     <w:p>
       <w:pPr>
@@ -5653,6 +5683,9 @@
         <w:jc w:val="left"/>
       </w:pPr>
       <w:r>
+        <w:rPr>
+          <w:noProof/>
+        </w:rPr>
         <w:drawing>
           <wp:inline distT="0" distB="0" distL="0" distR="0" wp14:anchorId="31D3DB1D" wp14:editId="32A8D210">
             <wp:extent cx="5612130" cy="1040130"/>
@@ -5699,7 +5732,6 @@
           <w:bCs/>
         </w:rPr>
       </w:pPr>
-      <w:proofErr w:type="spellStart"/>
       <w:r>
         <w:rPr>
           <w:b/>
@@ -5707,7 +5739,6 @@
         </w:rPr>
         <w:t>productos.php</w:t>
       </w:r>
-      <w:proofErr w:type="spellEnd"/>
     </w:p>
     <w:p>
       <w:pPr>
@@ -5794,6 +5825,9 @@
         <w:t xml:space="preserve"> </w:t>
       </w:r>
       <w:r>
+        <w:rPr>
+          <w:noProof/>
+        </w:rPr>
         <w:drawing>
           <wp:inline distT="0" distB="0" distL="0" distR="0" wp14:anchorId="1CACCD30" wp14:editId="38E401C5">
             <wp:extent cx="5612130" cy="2624455"/>
@@ -5841,7 +5875,7 @@
       <w:pPr>
         <w:pStyle w:val="Ttulo2"/>
       </w:pPr>
-      <w:bookmarkStart w:id="8" w:name="_Toc229856604"/>
+      <w:bookmarkStart w:id="8" w:name="_Toc230710934"/>
       <w:r>
         <w:t>4.3 Controlador</w:t>
       </w:r>
@@ -5945,56 +5979,33 @@
           <w:color w:val="002060"/>
         </w:rPr>
       </w:pPr>
-      <w:proofErr w:type="spellStart"/>
       <w:r>
         <w:rPr>
           <w:color w:val="002060"/>
         </w:rPr>
         <w:t>loginController.php</w:t>
       </w:r>
-      <w:proofErr w:type="spellEnd"/>
       <w:r>
         <w:rPr>
           <w:color w:val="002060"/>
         </w:rPr>
         <w:br/>
-      </w:r>
-      <w:proofErr w:type="spellStart"/>
+        <w:t>productoController.php</w:t>
+      </w:r>
       <w:r>
         <w:rPr>
           <w:color w:val="002060"/>
         </w:rPr>
-        <w:t>productoController.php</w:t>
-      </w:r>
-      <w:proofErr w:type="spellEnd"/>
+        <w:br/>
+        <w:t>usuarioController.php</w:t>
+      </w:r>
       <w:r>
         <w:rPr>
           <w:color w:val="002060"/>
         </w:rPr>
         <w:br/>
-      </w:r>
-      <w:proofErr w:type="spellStart"/>
-      <w:r>
-        <w:rPr>
-          <w:color w:val="002060"/>
-        </w:rPr>
-        <w:t>usuarioController.php</w:t>
-      </w:r>
-      <w:proofErr w:type="spellEnd"/>
-      <w:r>
-        <w:rPr>
-          <w:color w:val="002060"/>
-        </w:rPr>
-        <w:br/>
-      </w:r>
-      <w:proofErr w:type="spellStart"/>
-      <w:r>
-        <w:rPr>
-          <w:color w:val="002060"/>
-        </w:rPr>
         <w:t>ventaController.php</w:t>
       </w:r>
-      <w:proofErr w:type="spellEnd"/>
     </w:p>
     <w:p>
       <w:pPr>
@@ -6011,7 +6022,6 @@
           <w:bCs/>
         </w:rPr>
       </w:pPr>
-      <w:proofErr w:type="spellStart"/>
       <w:r>
         <w:rPr>
           <w:b/>
@@ -6019,7 +6029,6 @@
         </w:rPr>
         <w:t>loginController.php</w:t>
       </w:r>
-      <w:proofErr w:type="spellEnd"/>
     </w:p>
     <w:p>
       <w:pPr>
@@ -6078,7 +6087,6 @@
           <w:bCs/>
         </w:rPr>
       </w:pPr>
-      <w:proofErr w:type="spellStart"/>
       <w:r>
         <w:rPr>
           <w:b/>
@@ -6086,7 +6094,6 @@
         </w:rPr>
         <w:t>productoController.php</w:t>
       </w:r>
-      <w:proofErr w:type="spellEnd"/>
     </w:p>
     <w:p>
       <w:pPr>
@@ -6146,7 +6153,6 @@
           <w:bCs/>
         </w:rPr>
       </w:pPr>
-      <w:proofErr w:type="spellStart"/>
       <w:r>
         <w:rPr>
           <w:b/>
@@ -6154,7 +6160,6 @@
         </w:rPr>
         <w:t>usuarioController.php</w:t>
       </w:r>
-      <w:proofErr w:type="spellEnd"/>
     </w:p>
     <w:p>
       <w:pPr>
@@ -6214,6 +6219,9 @@
         <w:jc w:val="left"/>
       </w:pPr>
       <w:r>
+        <w:rPr>
+          <w:noProof/>
+        </w:rPr>
         <w:drawing>
           <wp:inline distT="0" distB="0" distL="0" distR="0" wp14:anchorId="5098414C" wp14:editId="767ED7CA">
             <wp:extent cx="5612130" cy="2395855"/>
@@ -6310,48 +6318,15 @@
           <w:bCs/>
         </w:rPr>
       </w:pPr>
-      <w:r>
+    </w:p>
+    <w:p>
+      <w:pPr>
+        <w:spacing w:after="160" w:line="360" w:lineRule="auto"/>
+        <w:jc w:val="left"/>
         <w:rPr>
           <w:b/>
           <w:bCs/>
         </w:rPr>
-        <w:t>1. Vista</w:t>
-      </w:r>
-    </w:p>
-    <w:p>
-      <w:pPr>
-        <w:spacing w:after="160" w:line="360" w:lineRule="auto"/>
-        <w:jc w:val="left"/>
-      </w:pPr>
-      <w:r>
-        <w:t>Usuario interactúa con formulario.</w:t>
-      </w:r>
-    </w:p>
-    <w:p>
-      <w:pPr>
-        <w:spacing w:after="160" w:line="360" w:lineRule="auto"/>
-        <w:jc w:val="left"/>
-      </w:pPr>
-      <w:r>
-        <w:lastRenderedPageBreak/>
-        <w:t>Ejemplo:</w:t>
-      </w:r>
-    </w:p>
-    <w:p>
-      <w:pPr>
-        <w:spacing w:after="160" w:line="360" w:lineRule="auto"/>
-        <w:jc w:val="left"/>
-      </w:pPr>
-      <w:proofErr w:type="spellStart"/>
-      <w:r>
-        <w:t>login.php</w:t>
-      </w:r>
-      <w:proofErr w:type="spellEnd"/>
-    </w:p>
-    <w:p>
-      <w:pPr>
-        <w:spacing w:after="160" w:line="360" w:lineRule="auto"/>
-        <w:jc w:val="left"/>
       </w:pPr>
     </w:p>
     <w:p>
@@ -6368,6 +6343,51 @@
           <w:b/>
           <w:bCs/>
         </w:rPr>
+        <w:lastRenderedPageBreak/>
+        <w:t>1. Vista</w:t>
+      </w:r>
+    </w:p>
+    <w:p>
+      <w:pPr>
+        <w:spacing w:after="160" w:line="360" w:lineRule="auto"/>
+        <w:jc w:val="left"/>
+      </w:pPr>
+      <w:r>
+        <w:t>Usuario interactúa con formulario.</w:t>
+      </w:r>
+    </w:p>
+    <w:p>
+      <w:pPr>
+        <w:spacing w:after="160" w:line="360" w:lineRule="auto"/>
+        <w:jc w:val="left"/>
+      </w:pPr>
+      <w:r>
+        <w:t>Ejemplo:</w:t>
+      </w:r>
+    </w:p>
+    <w:p>
+      <w:pPr>
+        <w:spacing w:after="160" w:line="360" w:lineRule="auto"/>
+        <w:jc w:val="left"/>
+      </w:pPr>
+      <w:r>
+        <w:t>login.php</w:t>
+      </w:r>
+    </w:p>
+    <w:p>
+      <w:pPr>
+        <w:spacing w:after="160" w:line="360" w:lineRule="auto"/>
+        <w:jc w:val="left"/>
+        <w:rPr>
+          <w:b/>
+          <w:bCs/>
+        </w:rPr>
+      </w:pPr>
+      <w:r>
+        <w:rPr>
+          <w:b/>
+          <w:bCs/>
+        </w:rPr>
         <w:t>2. Controlador</w:t>
       </w:r>
     </w:p>
@@ -6394,11 +6414,9 @@
         <w:spacing w:after="160" w:line="360" w:lineRule="auto"/>
         <w:jc w:val="left"/>
       </w:pPr>
-      <w:proofErr w:type="spellStart"/>
       <w:r>
         <w:t>loginController.php</w:t>
       </w:r>
-      <w:proofErr w:type="spellEnd"/>
     </w:p>
     <w:p>
       <w:pPr>
@@ -6439,12 +6457,6 @@
       <w:pPr>
         <w:spacing w:after="160" w:line="360" w:lineRule="auto"/>
         <w:jc w:val="left"/>
-      </w:pPr>
-    </w:p>
-    <w:p>
-      <w:pPr>
-        <w:spacing w:after="160" w:line="360" w:lineRule="auto"/>
-        <w:jc w:val="left"/>
         <w:rPr>
           <w:b/>
           <w:bCs/>
@@ -6481,11 +6493,9 @@
         <w:spacing w:after="160" w:line="360" w:lineRule="auto"/>
         <w:jc w:val="left"/>
       </w:pPr>
-      <w:proofErr w:type="spellStart"/>
       <w:r>
         <w:t>conexion.php</w:t>
       </w:r>
-      <w:proofErr w:type="spellEnd"/>
     </w:p>
     <w:p>
       <w:pPr>
@@ -6495,12 +6505,6 @@
       <w:r>
         <w:t>Consulta MySQL.</w:t>
       </w:r>
-    </w:p>
-    <w:p>
-      <w:pPr>
-        <w:spacing w:after="160" w:line="360" w:lineRule="auto"/>
-        <w:jc w:val="left"/>
-      </w:pPr>
     </w:p>
     <w:p>
       <w:pPr>
@@ -6560,7 +6564,6 @@
         <w:jc w:val="left"/>
       </w:pPr>
       <w:r>
-        <w:lastRenderedPageBreak/>
         <w:t xml:space="preserve">productos </w:t>
       </w:r>
     </w:p>
@@ -6574,6 +6577,7 @@
         <w:jc w:val="left"/>
       </w:pPr>
       <w:r>
+        <w:lastRenderedPageBreak/>
         <w:t xml:space="preserve">ventas </w:t>
       </w:r>
     </w:p>
@@ -6761,21 +6765,7 @@
           <w:color w:val="002060"/>
         </w:rPr>
         <w:br/>
-        <w:t xml:space="preserve">├── </w:t>
-      </w:r>
-      <w:proofErr w:type="spellStart"/>
-      <w:r>
-        <w:rPr>
-          <w:color w:val="002060"/>
-        </w:rPr>
-        <w:t>assets</w:t>
-      </w:r>
-      <w:proofErr w:type="spellEnd"/>
-      <w:r>
-        <w:rPr>
-          <w:color w:val="002060"/>
-        </w:rPr>
-        <w:t>/</w:t>
+        <w:t>├── assets/</w:t>
       </w:r>
       <w:r>
         <w:rPr>
@@ -6817,7 +6807,6 @@
           <w:bCs/>
         </w:rPr>
       </w:pPr>
-      <w:proofErr w:type="spellStart"/>
       <w:r>
         <w:rPr>
           <w:b/>
@@ -6825,7 +6814,6 @@
         </w:rPr>
         <w:t>assets</w:t>
       </w:r>
-      <w:proofErr w:type="spellEnd"/>
     </w:p>
     <w:p>
       <w:pPr>
@@ -6833,7 +6821,6 @@
         <w:jc w:val="left"/>
       </w:pPr>
       <w:r>
-        <w:lastRenderedPageBreak/>
         <w:t>Recursos:</w:t>
       </w:r>
     </w:p>
@@ -6847,6 +6834,7 @@
         <w:jc w:val="left"/>
       </w:pPr>
       <w:r>
+        <w:lastRenderedPageBreak/>
         <w:t xml:space="preserve">CSS </w:t>
       </w:r>
     </w:p>
@@ -6990,12 +6978,6 @@
       <w:pPr>
         <w:spacing w:after="160" w:line="360" w:lineRule="auto"/>
         <w:jc w:val="left"/>
-      </w:pPr>
-    </w:p>
-    <w:p>
-      <w:pPr>
-        <w:spacing w:after="160" w:line="360" w:lineRule="auto"/>
-        <w:jc w:val="left"/>
         <w:rPr>
           <w:b/>
           <w:bCs/>
@@ -7043,9 +7025,6 @@
       </w:r>
       <w:r>
         <w:br/>
-      </w:r>
-      <w:r>
-        <w:lastRenderedPageBreak/>
         <w:t xml:space="preserve">   ↓</w:t>
       </w:r>
       <w:r>
@@ -7055,23 +7034,12 @@
     </w:p>
     <w:p>
       <w:pPr>
-        <w:spacing w:after="160" w:line="360" w:lineRule="auto"/>
-        <w:jc w:val="left"/>
-      </w:pPr>
-    </w:p>
-    <w:p>
-      <w:pPr>
-        <w:spacing w:after="160" w:line="360" w:lineRule="auto"/>
-        <w:jc w:val="left"/>
-      </w:pPr>
-    </w:p>
-    <w:p>
-      <w:pPr>
         <w:pStyle w:val="Ttulo1"/>
         <w:spacing w:line="360" w:lineRule="auto"/>
       </w:pPr>
-      <w:bookmarkStart w:id="9" w:name="_Toc229856605"/>
-      <w:r>
+      <w:bookmarkStart w:id="9" w:name="_Toc230710935"/>
+      <w:r>
+        <w:lastRenderedPageBreak/>
         <w:t xml:space="preserve">5. </w:t>
       </w:r>
       <w:r>
@@ -7104,11 +7072,9 @@
       <w:r>
         <w:t xml:space="preserve"> </w:t>
       </w:r>
-      <w:proofErr w:type="spellStart"/>
       <w:r>
         <w:t>inventario_seguro</w:t>
       </w:r>
-      <w:proofErr w:type="spellEnd"/>
     </w:p>
     <w:p>
       <w:pPr>
@@ -7179,13 +7145,8 @@
         </w:numPr>
         <w:spacing w:line="360" w:lineRule="auto"/>
       </w:pPr>
-      <w:proofErr w:type="spellStart"/>
-      <w:r>
-        <w:t>id_usuario</w:t>
-      </w:r>
-      <w:proofErr w:type="spellEnd"/>
-      <w:r>
-        <w:t xml:space="preserve"> </w:t>
+      <w:r>
+        <w:t xml:space="preserve">id_usuario </w:t>
       </w:r>
     </w:p>
     <w:p>
@@ -7220,13 +7181,8 @@
         </w:numPr>
         <w:spacing w:line="360" w:lineRule="auto"/>
       </w:pPr>
-      <w:proofErr w:type="spellStart"/>
-      <w:r>
-        <w:t>password</w:t>
-      </w:r>
-      <w:proofErr w:type="spellEnd"/>
-      <w:r>
-        <w:t xml:space="preserve"> </w:t>
+      <w:r>
+        <w:t xml:space="preserve">password </w:t>
       </w:r>
     </w:p>
     <w:p>
@@ -7237,13 +7193,8 @@
         </w:numPr>
         <w:spacing w:line="360" w:lineRule="auto"/>
       </w:pPr>
-      <w:proofErr w:type="spellStart"/>
-      <w:r>
-        <w:t>id_rol</w:t>
-      </w:r>
-      <w:proofErr w:type="spellEnd"/>
-      <w:r>
-        <w:t xml:space="preserve"> </w:t>
+      <w:r>
+        <w:t xml:space="preserve">id_rol </w:t>
       </w:r>
     </w:p>
     <w:p>
@@ -7322,13 +7273,8 @@
         </w:numPr>
         <w:spacing w:line="360" w:lineRule="auto"/>
       </w:pPr>
-      <w:proofErr w:type="spellStart"/>
-      <w:r>
-        <w:t>id_producto</w:t>
-      </w:r>
-      <w:proofErr w:type="spellEnd"/>
-      <w:r>
-        <w:t xml:space="preserve"> </w:t>
+      <w:r>
+        <w:t xml:space="preserve">id_producto </w:t>
       </w:r>
     </w:p>
     <w:p>
@@ -7339,13 +7285,8 @@
         </w:numPr>
         <w:spacing w:line="360" w:lineRule="auto"/>
       </w:pPr>
-      <w:proofErr w:type="spellStart"/>
-      <w:r>
-        <w:t>codigo</w:t>
-      </w:r>
-      <w:proofErr w:type="spellEnd"/>
-      <w:r>
-        <w:t xml:space="preserve"> </w:t>
+      <w:r>
+        <w:t xml:space="preserve">codigo </w:t>
       </w:r>
     </w:p>
     <w:p>
@@ -7356,13 +7297,8 @@
         </w:numPr>
         <w:spacing w:line="360" w:lineRule="auto"/>
       </w:pPr>
-      <w:proofErr w:type="spellStart"/>
-      <w:r>
-        <w:t>nombre_producto</w:t>
-      </w:r>
-      <w:proofErr w:type="spellEnd"/>
-      <w:r>
-        <w:t xml:space="preserve"> </w:t>
+      <w:r>
+        <w:t xml:space="preserve">nombre_producto </w:t>
       </w:r>
     </w:p>
     <w:p>
@@ -7373,13 +7309,8 @@
         </w:numPr>
         <w:spacing w:line="360" w:lineRule="auto"/>
       </w:pPr>
-      <w:proofErr w:type="spellStart"/>
-      <w:r>
-        <w:t>precio_compra</w:t>
-      </w:r>
-      <w:proofErr w:type="spellEnd"/>
-      <w:r>
-        <w:t xml:space="preserve"> </w:t>
+      <w:r>
+        <w:t xml:space="preserve">precio_compra </w:t>
       </w:r>
     </w:p>
     <w:p>
@@ -7390,13 +7321,8 @@
         </w:numPr>
         <w:spacing w:line="360" w:lineRule="auto"/>
       </w:pPr>
-      <w:proofErr w:type="spellStart"/>
-      <w:r>
-        <w:t>precio_venta</w:t>
-      </w:r>
-      <w:proofErr w:type="spellEnd"/>
-      <w:r>
-        <w:t xml:space="preserve"> </w:t>
+      <w:r>
+        <w:t xml:space="preserve">precio_venta </w:t>
       </w:r>
     </w:p>
     <w:p>
@@ -7424,7 +7350,6 @@
           <w:b/>
           <w:bCs/>
         </w:rPr>
-        <w:lastRenderedPageBreak/>
         <w:t>ventas</w:t>
       </w:r>
     </w:p>
@@ -7436,13 +7361,8 @@
         </w:numPr>
         <w:spacing w:line="360" w:lineRule="auto"/>
       </w:pPr>
-      <w:proofErr w:type="spellStart"/>
-      <w:r>
-        <w:t>id_venta</w:t>
-      </w:r>
-      <w:proofErr w:type="spellEnd"/>
-      <w:r>
-        <w:t xml:space="preserve"> </w:t>
+      <w:r>
+        <w:t xml:space="preserve">id_venta </w:t>
       </w:r>
     </w:p>
     <w:p>
@@ -7453,13 +7373,8 @@
         </w:numPr>
         <w:spacing w:line="360" w:lineRule="auto"/>
       </w:pPr>
-      <w:proofErr w:type="spellStart"/>
-      <w:r>
-        <w:t>id_usuario</w:t>
-      </w:r>
-      <w:proofErr w:type="spellEnd"/>
-      <w:r>
-        <w:t xml:space="preserve"> </w:t>
+      <w:r>
+        <w:t xml:space="preserve">id_usuario </w:t>
       </w:r>
     </w:p>
     <w:p>
@@ -7470,14 +7385,18 @@
         </w:numPr>
         <w:spacing w:line="360" w:lineRule="auto"/>
       </w:pPr>
-      <w:proofErr w:type="spellStart"/>
-      <w:r>
-        <w:t>fecha_venta</w:t>
-      </w:r>
-      <w:proofErr w:type="spellEnd"/>
-      <w:r>
-        <w:t xml:space="preserve"> </w:t>
-      </w:r>
+      <w:r>
+        <w:t xml:space="preserve">fecha_venta </w:t>
+      </w:r>
+    </w:p>
+    <w:p>
+      <w:pPr>
+        <w:numPr>
+          <w:ilvl w:val="0"/>
+          <w:numId w:val="5"/>
+        </w:numPr>
+        <w:spacing w:line="360" w:lineRule="auto"/>
+      </w:pPr>
     </w:p>
     <w:p>
       <w:pPr>
@@ -7487,15 +7406,14 @@
           <w:bCs/>
         </w:rPr>
       </w:pPr>
-      <w:proofErr w:type="spellStart"/>
       <w:r>
         <w:rPr>
           <w:b/>
           <w:bCs/>
         </w:rPr>
+        <w:lastRenderedPageBreak/>
         <w:t>detalle_ventas</w:t>
       </w:r>
-      <w:proofErr w:type="spellEnd"/>
     </w:p>
     <w:p>
       <w:pPr>
@@ -7505,13 +7423,8 @@
         </w:numPr>
         <w:spacing w:line="360" w:lineRule="auto"/>
       </w:pPr>
-      <w:proofErr w:type="spellStart"/>
-      <w:r>
-        <w:t>id_detalle</w:t>
-      </w:r>
-      <w:proofErr w:type="spellEnd"/>
-      <w:r>
-        <w:t xml:space="preserve"> </w:t>
+      <w:r>
+        <w:t xml:space="preserve">id_detalle </w:t>
       </w:r>
     </w:p>
     <w:p>
@@ -7522,13 +7435,8 @@
         </w:numPr>
         <w:spacing w:line="360" w:lineRule="auto"/>
       </w:pPr>
-      <w:proofErr w:type="spellStart"/>
-      <w:r>
-        <w:t>id_venta</w:t>
-      </w:r>
-      <w:proofErr w:type="spellEnd"/>
-      <w:r>
-        <w:t xml:space="preserve"> </w:t>
+      <w:r>
+        <w:t xml:space="preserve">id_venta </w:t>
       </w:r>
     </w:p>
     <w:p>
@@ -7539,13 +7447,8 @@
         </w:numPr>
         <w:spacing w:line="360" w:lineRule="auto"/>
       </w:pPr>
-      <w:proofErr w:type="spellStart"/>
-      <w:r>
-        <w:t>id_producto</w:t>
-      </w:r>
-      <w:proofErr w:type="spellEnd"/>
-      <w:r>
-        <w:t xml:space="preserve"> </w:t>
+      <w:r>
+        <w:t xml:space="preserve">id_producto </w:t>
       </w:r>
     </w:p>
     <w:p>
@@ -7592,7 +7495,6 @@
           <w:bCs/>
         </w:rPr>
       </w:pPr>
-      <w:proofErr w:type="spellStart"/>
       <w:r>
         <w:rPr>
           <w:b/>
@@ -7600,7 +7502,6 @@
         </w:rPr>
         <w:t>usuario_permiso</w:t>
       </w:r>
-      <w:proofErr w:type="spellEnd"/>
     </w:p>
     <w:p>
       <w:pPr>
@@ -7610,13 +7511,8 @@
         </w:numPr>
         <w:spacing w:line="360" w:lineRule="auto"/>
       </w:pPr>
-      <w:proofErr w:type="spellStart"/>
-      <w:r>
-        <w:t>id_usuario</w:t>
-      </w:r>
-      <w:proofErr w:type="spellEnd"/>
-      <w:r>
-        <w:t xml:space="preserve"> </w:t>
+      <w:r>
+        <w:t xml:space="preserve">id_usuario </w:t>
       </w:r>
     </w:p>
     <w:p>
@@ -7640,7 +7536,6 @@
         <w:rPr>
           <w:noProof/>
         </w:rPr>
-        <w:lastRenderedPageBreak/>
         <w:drawing>
           <wp:inline distT="0" distB="0" distL="0" distR="0" wp14:anchorId="2F75BA00" wp14:editId="526D5416">
             <wp:extent cx="2295845" cy="3705742"/>
@@ -7678,6 +7573,9 @@
         </w:drawing>
       </w:r>
       <w:r>
+        <w:rPr>
+          <w:noProof/>
+        </w:rPr>
         <w:drawing>
           <wp:inline distT="0" distB="0" distL="0" distR="0" wp14:anchorId="718D7836" wp14:editId="4CF28672">
             <wp:extent cx="5612130" cy="1083945"/>
@@ -7739,7 +7637,7 @@
         <w:pStyle w:val="Ttulo2"/>
         <w:spacing w:line="360" w:lineRule="auto"/>
       </w:pPr>
-      <w:bookmarkStart w:id="10" w:name="_Toc229856606"/>
+      <w:bookmarkStart w:id="10" w:name="_Toc230710936"/>
       <w:r>
         <w:t>6.1 Configuración XAMPP</w:t>
       </w:r>
@@ -7844,7 +7742,7 @@
         <w:pStyle w:val="Ttulo2"/>
         <w:spacing w:line="360" w:lineRule="auto"/>
       </w:pPr>
-      <w:bookmarkStart w:id="11" w:name="_Toc229856607"/>
+      <w:bookmarkStart w:id="11" w:name="_Toc230710937"/>
       <w:r>
         <w:t>6.2 Creación proyecto</w:t>
       </w:r>
@@ -7867,6 +7765,7 @@
       </w:pPr>
       <w:r>
         <w:rPr>
+          <w:noProof/>
           <w:color w:val="002060"/>
         </w:rPr>
         <w:drawing>
@@ -7937,88 +7836,87 @@
           <w:color w:val="002060"/>
         </w:rPr>
       </w:pPr>
-      <w:proofErr w:type="spellStart"/>
       <w:r>
         <w:rPr>
           <w:color w:val="002060"/>
         </w:rPr>
-        <w:t>htdocs</w:t>
-      </w:r>
-      <w:proofErr w:type="spellEnd"/>
-      <w:r>
+        <w:t>htdocs/proyecto</w:t>
+      </w:r>
+    </w:p>
+    <w:p>
+      <w:pPr>
+        <w:spacing w:line="360" w:lineRule="auto"/>
+        <w:jc w:val="left"/>
+      </w:pPr>
+    </w:p>
+    <w:p>
+      <w:pPr>
+        <w:spacing w:line="360" w:lineRule="auto"/>
+        <w:jc w:val="left"/>
+      </w:pPr>
+      <w:r>
+        <w:t>Estructura:</w:t>
+      </w:r>
+    </w:p>
+    <w:p>
+      <w:pPr>
+        <w:spacing w:line="360" w:lineRule="auto"/>
+        <w:jc w:val="left"/>
         <w:rPr>
           <w:color w:val="002060"/>
         </w:rPr>
-        <w:t>/proyecto</w:t>
-      </w:r>
-    </w:p>
-    <w:p>
-      <w:pPr>
-        <w:spacing w:line="360" w:lineRule="auto"/>
-        <w:jc w:val="left"/>
-      </w:pPr>
-    </w:p>
-    <w:p>
-      <w:pPr>
-        <w:spacing w:line="360" w:lineRule="auto"/>
-        <w:jc w:val="left"/>
-      </w:pPr>
-      <w:r>
-        <w:t>Estructura:</w:t>
-      </w:r>
-    </w:p>
-    <w:p>
-      <w:pPr>
-        <w:spacing w:line="360" w:lineRule="auto"/>
-        <w:jc w:val="left"/>
+      </w:pPr>
+      <w:r>
         <w:rPr>
           <w:color w:val="002060"/>
         </w:rPr>
-      </w:pPr>
-      <w:r>
+        <w:t>proyecto/</w:t>
+      </w:r>
+    </w:p>
+    <w:p>
+      <w:pPr>
+        <w:spacing w:line="360" w:lineRule="auto"/>
+        <w:jc w:val="left"/>
         <w:rPr>
           <w:color w:val="002060"/>
         </w:rPr>
-        <w:t>proyecto/</w:t>
-      </w:r>
-    </w:p>
-    <w:p>
-      <w:pPr>
-        <w:spacing w:line="360" w:lineRule="auto"/>
-        <w:jc w:val="left"/>
+      </w:pPr>
+      <w:r>
         <w:rPr>
           <w:color w:val="002060"/>
         </w:rPr>
-      </w:pPr>
-      <w:r>
+        <w:t>│</w:t>
+      </w:r>
+    </w:p>
+    <w:p>
+      <w:pPr>
+        <w:spacing w:line="360" w:lineRule="auto"/>
+        <w:jc w:val="left"/>
         <w:rPr>
           <w:color w:val="002060"/>
         </w:rPr>
-        <w:t>│</w:t>
-      </w:r>
-    </w:p>
-    <w:p>
-      <w:pPr>
-        <w:spacing w:line="360" w:lineRule="auto"/>
-        <w:jc w:val="left"/>
+      </w:pPr>
+      <w:r>
         <w:rPr>
           <w:color w:val="002060"/>
         </w:rPr>
-      </w:pPr>
-      <w:r>
+        <w:t>├── assets</w:t>
+      </w:r>
+    </w:p>
+    <w:p>
+      <w:pPr>
+        <w:spacing w:line="360" w:lineRule="auto"/>
+        <w:jc w:val="left"/>
         <w:rPr>
           <w:color w:val="002060"/>
         </w:rPr>
-        <w:t xml:space="preserve">├── </w:t>
-      </w:r>
-      <w:proofErr w:type="spellStart"/>
+      </w:pPr>
       <w:r>
         <w:rPr>
           <w:color w:val="002060"/>
         </w:rPr>
-        <w:t>assets</w:t>
-      </w:r>
-      <w:proofErr w:type="spellEnd"/>
+        <w:t>├── controlador</w:t>
+      </w:r>
     </w:p>
     <w:p>
       <w:pPr>
@@ -8032,7 +7930,7 @@
         <w:rPr>
           <w:color w:val="002060"/>
         </w:rPr>
-        <w:t>├── controlador</w:t>
+        <w:t>├── modelo</w:t>
       </w:r>
     </w:p>
     <w:p>
@@ -8047,21 +7945,6 @@
         <w:rPr>
           <w:color w:val="002060"/>
         </w:rPr>
-        <w:t>├── modelo</w:t>
-      </w:r>
-    </w:p>
-    <w:p>
-      <w:pPr>
-        <w:spacing w:line="360" w:lineRule="auto"/>
-        <w:jc w:val="left"/>
-        <w:rPr>
-          <w:color w:val="002060"/>
-        </w:rPr>
-      </w:pPr>
-      <w:r>
-        <w:rPr>
-          <w:color w:val="002060"/>
-        </w:rPr>
         <w:t>└── vista</w:t>
       </w:r>
     </w:p>
@@ -8070,7 +7953,7 @@
         <w:pStyle w:val="Ttulo2"/>
         <w:spacing w:line="360" w:lineRule="auto"/>
       </w:pPr>
-      <w:bookmarkStart w:id="12" w:name="_Toc229856608"/>
+      <w:bookmarkStart w:id="12" w:name="_Toc230710938"/>
       <w:r>
         <w:lastRenderedPageBreak/>
         <w:t>6.3</w:t>
@@ -8102,9 +7985,26 @@
           <w:b/>
           <w:bCs/>
         </w:rPr>
-        <w:t xml:space="preserve">Conexión con MySQL usando </w:t>
-      </w:r>
-      <w:proofErr w:type="spellStart"/>
+        <w:t>Conexión con MySQL usando MySQLi</w:t>
+      </w:r>
+    </w:p>
+    <w:p>
+      <w:pPr>
+        <w:spacing w:after="160" w:line="360" w:lineRule="auto"/>
+        <w:jc w:val="left"/>
+      </w:pPr>
+      <w:r>
+        <w:t>La conexión a la base de datos permite que el sistema web interactúe con MySQL para almacenar, consultar, actualizar y eliminar información.</w:t>
+      </w:r>
+    </w:p>
+    <w:p>
+      <w:pPr>
+        <w:spacing w:after="160" w:line="360" w:lineRule="auto"/>
+        <w:jc w:val="left"/>
+      </w:pPr>
+      <w:r>
+        <w:t xml:space="preserve">En este proyecto se utilizó </w:t>
+      </w:r>
       <w:r>
         <w:rPr>
           <w:b/>
@@ -8112,77 +8012,25 @@
         </w:rPr>
         <w:t>MySQLi</w:t>
       </w:r>
-      <w:proofErr w:type="spellEnd"/>
+      <w:r>
+        <w:t xml:space="preserve"> (MySQL Improved), una extensión de PHP diseñada para conectarse a bases de datos MySQL de manera segura y eficiente.</w:t>
+      </w:r>
     </w:p>
     <w:p>
       <w:pPr>
         <w:spacing w:after="160" w:line="360" w:lineRule="auto"/>
         <w:jc w:val="left"/>
-      </w:pPr>
-      <w:r>
-        <w:t>La conexión a la base de datos permite que el sistema web interactúe con MySQL para almacenar, consultar, actualizar y eliminar información.</w:t>
-      </w:r>
-    </w:p>
-    <w:p>
-      <w:pPr>
-        <w:spacing w:after="160" w:line="360" w:lineRule="auto"/>
-        <w:jc w:val="left"/>
-      </w:pPr>
-      <w:r>
-        <w:t xml:space="preserve">En este proyecto se utilizó </w:t>
-      </w:r>
-      <w:proofErr w:type="spellStart"/>
-      <w:r>
         <w:rPr>
           <w:b/>
           <w:bCs/>
         </w:rPr>
-        <w:t>MySQLi</w:t>
-      </w:r>
-      <w:proofErr w:type="spellEnd"/>
-      <w:r>
-        <w:t xml:space="preserve"> (MySQL </w:t>
-      </w:r>
-      <w:proofErr w:type="spellStart"/>
-      <w:r>
-        <w:t>Improved</w:t>
-      </w:r>
-      <w:proofErr w:type="spellEnd"/>
-      <w:r>
-        <w:t>), una extensión de PHP diseñada para conectarse a bases de datos MySQL de manera segura y eficiente.</w:t>
-      </w:r>
-    </w:p>
-    <w:p>
-      <w:pPr>
-        <w:spacing w:after="160" w:line="360" w:lineRule="auto"/>
-        <w:jc w:val="left"/>
+      </w:pPr>
+      <w:r>
         <w:rPr>
           <w:b/>
           <w:bCs/>
         </w:rPr>
-      </w:pPr>
-      <w:r>
-        <w:rPr>
-          <w:b/>
-          <w:bCs/>
-        </w:rPr>
-        <w:t xml:space="preserve">¿Qué es </w:t>
-      </w:r>
-      <w:proofErr w:type="spellStart"/>
-      <w:r>
-        <w:rPr>
-          <w:b/>
-          <w:bCs/>
-        </w:rPr>
-        <w:t>MySQLi</w:t>
-      </w:r>
-      <w:proofErr w:type="spellEnd"/>
-      <w:r>
-        <w:rPr>
-          <w:b/>
-          <w:bCs/>
-        </w:rPr>
-        <w:t>?</w:t>
+        <w:t>¿Qué es MySQLi?</w:t>
       </w:r>
     </w:p>
     <w:p>
@@ -8190,13 +8038,8 @@
         <w:spacing w:after="160" w:line="360" w:lineRule="auto"/>
         <w:jc w:val="left"/>
       </w:pPr>
-      <w:proofErr w:type="spellStart"/>
-      <w:r>
-        <w:t>MySQLi</w:t>
-      </w:r>
-      <w:proofErr w:type="spellEnd"/>
-      <w:r>
-        <w:t xml:space="preserve"> es una librería de PHP que permite:</w:t>
+      <w:r>
+        <w:t>MySQLi es una librería de PHP que permite:</w:t>
       </w:r>
     </w:p>
     <w:p>
@@ -8317,13 +8160,8 @@
         <w:jc w:val="left"/>
       </w:pPr>
       <w:r>
-        <w:t>modelo/</w:t>
-      </w:r>
-      <w:proofErr w:type="spellStart"/>
-      <w:r>
-        <w:t>conexion.php</w:t>
-      </w:r>
-      <w:proofErr w:type="spellEnd"/>
+        <w:t>modelo/conexion.php</w:t>
+      </w:r>
     </w:p>
     <w:p>
       <w:pPr>
@@ -8354,16 +8192,23 @@
         <w:rPr>
           <w:color w:val="002060"/>
         </w:rPr>
-        <w:t>&lt;?</w:t>
-      </w:r>
-      <w:proofErr w:type="spellStart"/>
-      <w:r>
+        <w:t>&lt;?php</w:t>
+      </w:r>
+    </w:p>
+    <w:p>
+      <w:pPr>
+        <w:spacing w:after="160" w:line="360" w:lineRule="auto"/>
+        <w:jc w:val="left"/>
         <w:rPr>
           <w:color w:val="002060"/>
         </w:rPr>
-        <w:t>php</w:t>
-      </w:r>
-      <w:proofErr w:type="spellEnd"/>
+      </w:pPr>
+      <w:r>
+        <w:rPr>
+          <w:color w:val="002060"/>
+        </w:rPr>
+        <w:t>$host = "localhost";</w:t>
+      </w:r>
     </w:p>
     <w:p>
       <w:pPr>
@@ -8377,7 +8222,7 @@
         <w:rPr>
           <w:color w:val="002060"/>
         </w:rPr>
-        <w:t>$host = "localhost";</w:t>
+        <w:t>$usuario = "root";</w:t>
       </w:r>
     </w:p>
     <w:p>
@@ -8392,96 +8237,23 @@
         <w:rPr>
           <w:color w:val="002060"/>
         </w:rPr>
-        <w:t>$usuario = "</w:t>
-      </w:r>
-      <w:proofErr w:type="spellStart"/>
-      <w:r>
+        <w:lastRenderedPageBreak/>
+        <w:t>$password = "";</w:t>
+      </w:r>
+    </w:p>
+    <w:p>
+      <w:pPr>
+        <w:spacing w:after="160" w:line="360" w:lineRule="auto"/>
+        <w:jc w:val="left"/>
         <w:rPr>
           <w:color w:val="002060"/>
         </w:rPr>
-        <w:t>root</w:t>
-      </w:r>
-      <w:proofErr w:type="spellEnd"/>
+      </w:pPr>
       <w:r>
         <w:rPr>
           <w:color w:val="002060"/>
         </w:rPr>
-        <w:t>";</w:t>
-      </w:r>
-    </w:p>
-    <w:p>
-      <w:pPr>
-        <w:spacing w:after="160" w:line="360" w:lineRule="auto"/>
-        <w:jc w:val="left"/>
-        <w:rPr>
-          <w:color w:val="002060"/>
-        </w:rPr>
-      </w:pPr>
-      <w:r>
-        <w:rPr>
-          <w:color w:val="002060"/>
-        </w:rPr>
-        <w:lastRenderedPageBreak/>
-        <w:t>$</w:t>
-      </w:r>
-      <w:proofErr w:type="spellStart"/>
-      <w:proofErr w:type="gramStart"/>
-      <w:r>
-        <w:rPr>
-          <w:color w:val="002060"/>
-        </w:rPr>
-        <w:t>password</w:t>
-      </w:r>
-      <w:proofErr w:type="spellEnd"/>
-      <w:proofErr w:type="gramEnd"/>
-      <w:r>
-        <w:rPr>
-          <w:color w:val="002060"/>
-        </w:rPr>
-        <w:t xml:space="preserve"> = "";</w:t>
-      </w:r>
-    </w:p>
-    <w:p>
-      <w:pPr>
-        <w:spacing w:after="160" w:line="360" w:lineRule="auto"/>
-        <w:jc w:val="left"/>
-        <w:rPr>
-          <w:color w:val="002060"/>
-        </w:rPr>
-      </w:pPr>
-      <w:r>
-        <w:rPr>
-          <w:color w:val="002060"/>
-        </w:rPr>
-        <w:t>$</w:t>
-      </w:r>
-      <w:proofErr w:type="spellStart"/>
-      <w:r>
-        <w:rPr>
-          <w:color w:val="002060"/>
-        </w:rPr>
-        <w:t>bd</w:t>
-      </w:r>
-      <w:proofErr w:type="spellEnd"/>
-      <w:r>
-        <w:rPr>
-          <w:color w:val="002060"/>
-        </w:rPr>
-        <w:t xml:space="preserve"> = "</w:t>
-      </w:r>
-      <w:proofErr w:type="spellStart"/>
-      <w:r>
-        <w:rPr>
-          <w:color w:val="002060"/>
-        </w:rPr>
-        <w:t>inventario_seguro</w:t>
-      </w:r>
-      <w:proofErr w:type="spellEnd"/>
-      <w:r>
-        <w:rPr>
-          <w:color w:val="002060"/>
-        </w:rPr>
-        <w:t>";</w:t>
+        <w:t>$bd = "inventario_seguro";</w:t>
       </w:r>
     </w:p>
     <w:p>
@@ -8498,64 +8270,58 @@
           <w:color w:val="002060"/>
           <w:lang w:val="en-US"/>
         </w:rPr>
-        <w:t>$</w:t>
-      </w:r>
-      <w:proofErr w:type="spellStart"/>
-      <w:r>
+        <w:t>$conexion = new mysqli($host, $usuario, $password, $bd);</w:t>
+      </w:r>
+    </w:p>
+    <w:p>
+      <w:pPr>
+        <w:spacing w:after="160" w:line="360" w:lineRule="auto"/>
+        <w:jc w:val="left"/>
         <w:rPr>
           <w:color w:val="002060"/>
-          <w:lang w:val="en-US"/>
-        </w:rPr>
-        <w:t>conexion</w:t>
-      </w:r>
-      <w:proofErr w:type="spellEnd"/>
+        </w:rPr>
+      </w:pPr>
       <w:r>
         <w:rPr>
           <w:color w:val="002060"/>
-          <w:lang w:val="en-US"/>
-        </w:rPr>
-        <w:t xml:space="preserve"> = new </w:t>
-      </w:r>
-      <w:proofErr w:type="spellStart"/>
-      <w:proofErr w:type="gramStart"/>
-      <w:r>
+        </w:rPr>
+        <w:t>if ($conexion-&gt;connect_error) {</w:t>
+      </w:r>
+    </w:p>
+    <w:p>
+      <w:pPr>
+        <w:spacing w:after="160" w:line="360" w:lineRule="auto"/>
+        <w:jc w:val="left"/>
         <w:rPr>
           <w:color w:val="002060"/>
-          <w:lang w:val="en-US"/>
-        </w:rPr>
-        <w:t>mysqli</w:t>
-      </w:r>
-      <w:proofErr w:type="spellEnd"/>
+        </w:rPr>
+      </w:pPr>
       <w:r>
         <w:rPr>
           <w:color w:val="002060"/>
-          <w:lang w:val="en-US"/>
-        </w:rPr>
-        <w:t>(</w:t>
-      </w:r>
-      <w:proofErr w:type="gramEnd"/>
+        </w:rPr>
+        <w:t xml:space="preserve">    die("Error de conexión: " . </w:t>
+      </w:r>
       <w:r>
         <w:rPr>
           <w:color w:val="002060"/>
-          <w:lang w:val="en-US"/>
-        </w:rPr>
-        <w:t>$host, $</w:t>
-      </w:r>
-      <w:proofErr w:type="spellStart"/>
-      <w:r>
+        </w:rPr>
+        <w:t>$conexion-&gt;connect_error);</w:t>
+      </w:r>
+    </w:p>
+    <w:p>
+      <w:pPr>
+        <w:spacing w:after="160" w:line="360" w:lineRule="auto"/>
+        <w:jc w:val="left"/>
         <w:rPr>
           <w:color w:val="002060"/>
-          <w:lang w:val="en-US"/>
-        </w:rPr>
-        <w:t>usuario</w:t>
-      </w:r>
-      <w:proofErr w:type="spellEnd"/>
+        </w:rPr>
+      </w:pPr>
       <w:r>
         <w:rPr>
           <w:color w:val="002060"/>
-          <w:lang w:val="en-US"/>
-        </w:rPr>
-        <w:t>, $password, $bd);</w:t>
+        </w:rPr>
+        <w:t>}</w:t>
       </w:r>
     </w:p>
     <w:p>
@@ -8566,182 +8332,11 @@
           <w:color w:val="002060"/>
         </w:rPr>
       </w:pPr>
-      <w:proofErr w:type="spellStart"/>
       <w:r>
         <w:rPr>
           <w:color w:val="002060"/>
         </w:rPr>
-        <w:t>if</w:t>
-      </w:r>
-      <w:proofErr w:type="spellEnd"/>
-      <w:r>
-        <w:rPr>
-          <w:color w:val="002060"/>
-        </w:rPr>
-        <w:t xml:space="preserve"> ($</w:t>
-      </w:r>
-      <w:proofErr w:type="spellStart"/>
-      <w:r>
-        <w:rPr>
-          <w:color w:val="002060"/>
-        </w:rPr>
-        <w:t>conexion</w:t>
-      </w:r>
-      <w:proofErr w:type="spellEnd"/>
-      <w:r>
-        <w:rPr>
-          <w:color w:val="002060"/>
-        </w:rPr>
-        <w:t>-&gt;</w:t>
-      </w:r>
-      <w:proofErr w:type="spellStart"/>
-      <w:r>
-        <w:rPr>
-          <w:color w:val="002060"/>
-        </w:rPr>
-        <w:t>connect_error</w:t>
-      </w:r>
-      <w:proofErr w:type="spellEnd"/>
-      <w:r>
-        <w:rPr>
-          <w:color w:val="002060"/>
-        </w:rPr>
-        <w:t>) {</w:t>
-      </w:r>
-    </w:p>
-    <w:p>
-      <w:pPr>
-        <w:spacing w:after="160" w:line="360" w:lineRule="auto"/>
-        <w:jc w:val="left"/>
-        <w:rPr>
-          <w:color w:val="002060"/>
-        </w:rPr>
-      </w:pPr>
-      <w:r>
-        <w:rPr>
-          <w:color w:val="002060"/>
-        </w:rPr>
-        <w:t xml:space="preserve">    </w:t>
-      </w:r>
-      <w:proofErr w:type="gramStart"/>
-      <w:r>
-        <w:rPr>
-          <w:color w:val="002060"/>
-        </w:rPr>
-        <w:t>die(</w:t>
-      </w:r>
-      <w:proofErr w:type="gramEnd"/>
-      <w:r>
-        <w:rPr>
-          <w:color w:val="002060"/>
-        </w:rPr>
-        <w:t xml:space="preserve">"Error de conexión: </w:t>
-      </w:r>
-      <w:proofErr w:type="gramStart"/>
-      <w:r>
-        <w:rPr>
-          <w:color w:val="002060"/>
-        </w:rPr>
-        <w:t>" .</w:t>
-      </w:r>
-      <w:proofErr w:type="gramEnd"/>
-      <w:r>
-        <w:rPr>
-          <w:color w:val="002060"/>
-        </w:rPr>
-        <w:t xml:space="preserve"> </w:t>
-      </w:r>
-      <w:r>
-        <w:rPr>
-          <w:color w:val="002060"/>
-        </w:rPr>
-        <w:t>$</w:t>
-      </w:r>
-      <w:proofErr w:type="spellStart"/>
-      <w:r>
-        <w:rPr>
-          <w:color w:val="002060"/>
-        </w:rPr>
-        <w:t>conexion</w:t>
-      </w:r>
-      <w:proofErr w:type="spellEnd"/>
-      <w:r>
-        <w:rPr>
-          <w:color w:val="002060"/>
-        </w:rPr>
-        <w:t>-&gt;</w:t>
-      </w:r>
-      <w:proofErr w:type="spellStart"/>
-      <w:r>
-        <w:rPr>
-          <w:color w:val="002060"/>
-        </w:rPr>
-        <w:t>connect_error</w:t>
-      </w:r>
-      <w:proofErr w:type="spellEnd"/>
-      <w:r>
-        <w:rPr>
-          <w:color w:val="002060"/>
-        </w:rPr>
-        <w:t>);</w:t>
-      </w:r>
-    </w:p>
-    <w:p>
-      <w:pPr>
-        <w:spacing w:after="160" w:line="360" w:lineRule="auto"/>
-        <w:jc w:val="left"/>
-        <w:rPr>
-          <w:color w:val="002060"/>
-        </w:rPr>
-      </w:pPr>
-      <w:r>
-        <w:rPr>
-          <w:color w:val="002060"/>
-        </w:rPr>
-        <w:t>}</w:t>
-      </w:r>
-    </w:p>
-    <w:p>
-      <w:pPr>
-        <w:spacing w:after="160" w:line="360" w:lineRule="auto"/>
-        <w:jc w:val="left"/>
-        <w:rPr>
-          <w:color w:val="002060"/>
-        </w:rPr>
-      </w:pPr>
-      <w:r>
-        <w:rPr>
-          <w:color w:val="002060"/>
-        </w:rPr>
-        <w:t>$</w:t>
-      </w:r>
-      <w:proofErr w:type="spellStart"/>
-      <w:r>
-        <w:rPr>
-          <w:color w:val="002060"/>
-        </w:rPr>
-        <w:t>conexion</w:t>
-      </w:r>
-      <w:proofErr w:type="spellEnd"/>
-      <w:r>
-        <w:rPr>
-          <w:color w:val="002060"/>
-        </w:rPr>
-        <w:t>-&gt;</w:t>
-      </w:r>
-      <w:proofErr w:type="spellStart"/>
-      <w:r>
-        <w:rPr>
-          <w:color w:val="002060"/>
-        </w:rPr>
-        <w:t>set_charset</w:t>
-      </w:r>
-      <w:proofErr w:type="spellEnd"/>
-      <w:r>
-        <w:rPr>
-          <w:color w:val="002060"/>
-        </w:rPr>
-        <w:t>("utf8");</w:t>
+        <w:t>$conexion-&gt;set_charset("utf8");</w:t>
       </w:r>
     </w:p>
     <w:p>
@@ -8889,21 +8484,7 @@
         <w:rPr>
           <w:color w:val="002060"/>
         </w:rPr>
-        <w:t>$usuario = "</w:t>
-      </w:r>
-      <w:proofErr w:type="spellStart"/>
-      <w:r>
-        <w:rPr>
-          <w:color w:val="002060"/>
-        </w:rPr>
-        <w:t>root</w:t>
-      </w:r>
-      <w:proofErr w:type="spellEnd"/>
-      <w:r>
-        <w:rPr>
-          <w:color w:val="002060"/>
-        </w:rPr>
-        <w:t>";</w:t>
+        <w:t>$usuario = "root";</w:t>
       </w:r>
     </w:p>
     <w:p>
@@ -8914,6 +8495,24 @@
       <w:r>
         <w:t>Usuario de MySQL.</w:t>
       </w:r>
+    </w:p>
+    <w:p>
+      <w:pPr>
+        <w:spacing w:after="160" w:line="360" w:lineRule="auto"/>
+        <w:jc w:val="left"/>
+      </w:pPr>
+    </w:p>
+    <w:p>
+      <w:pPr>
+        <w:spacing w:after="160" w:line="360" w:lineRule="auto"/>
+        <w:jc w:val="left"/>
+      </w:pPr>
+    </w:p>
+    <w:p>
+      <w:pPr>
+        <w:spacing w:after="160" w:line="360" w:lineRule="auto"/>
+        <w:jc w:val="left"/>
+      </w:pPr>
     </w:p>
     <w:p>
       <w:pPr>
@@ -8946,14 +8545,12 @@
           <w:color w:val="002060"/>
         </w:rPr>
       </w:pPr>
-      <w:proofErr w:type="spellStart"/>
       <w:r>
         <w:rPr>
           <w:color w:val="002060"/>
         </w:rPr>
         <w:t>root</w:t>
       </w:r>
-      <w:proofErr w:type="spellEnd"/>
     </w:p>
     <w:p>
       <w:pPr>
@@ -8967,94 +8564,49 @@
         <w:rPr>
           <w:color w:val="002060"/>
         </w:rPr>
-        <w:lastRenderedPageBreak/>
-        <w:t>$</w:t>
-      </w:r>
-      <w:proofErr w:type="spellStart"/>
-      <w:proofErr w:type="gramStart"/>
-      <w:r>
+        <w:t>$password = "";</w:t>
+      </w:r>
+    </w:p>
+    <w:p>
+      <w:pPr>
+        <w:spacing w:after="160" w:line="360" w:lineRule="auto"/>
+        <w:jc w:val="left"/>
         <w:rPr>
           <w:color w:val="002060"/>
         </w:rPr>
-        <w:t>password</w:t>
-      </w:r>
-      <w:proofErr w:type="spellEnd"/>
-      <w:proofErr w:type="gramEnd"/>
-      <w:r>
+      </w:pPr>
+    </w:p>
+    <w:p>
+      <w:pPr>
+        <w:spacing w:after="160" w:line="360" w:lineRule="auto"/>
+        <w:jc w:val="left"/>
+      </w:pPr>
+      <w:r>
+        <w:t>Contraseña del usuario MySQL.</w:t>
+      </w:r>
+    </w:p>
+    <w:p>
+      <w:pPr>
+        <w:spacing w:after="160" w:line="360" w:lineRule="auto"/>
+        <w:jc w:val="left"/>
+      </w:pPr>
+      <w:r>
+        <w:t>En local suele estar vacía.</w:t>
+      </w:r>
+    </w:p>
+    <w:p>
+      <w:pPr>
+        <w:spacing w:after="160" w:line="360" w:lineRule="auto"/>
+        <w:jc w:val="left"/>
         <w:rPr>
           <w:color w:val="002060"/>
         </w:rPr>
-        <w:t xml:space="preserve"> = "";</w:t>
-      </w:r>
-    </w:p>
-    <w:p>
-      <w:pPr>
-        <w:spacing w:after="160" w:line="360" w:lineRule="auto"/>
-        <w:jc w:val="left"/>
+      </w:pPr>
+      <w:r>
         <w:rPr>
           <w:color w:val="002060"/>
         </w:rPr>
-      </w:pPr>
-    </w:p>
-    <w:p>
-      <w:pPr>
-        <w:spacing w:after="160" w:line="360" w:lineRule="auto"/>
-        <w:jc w:val="left"/>
-      </w:pPr>
-      <w:r>
-        <w:t>Contraseña del usuario MySQL.</w:t>
-      </w:r>
-    </w:p>
-    <w:p>
-      <w:pPr>
-        <w:spacing w:after="160" w:line="360" w:lineRule="auto"/>
-        <w:jc w:val="left"/>
-      </w:pPr>
-      <w:r>
-        <w:t>En local suele estar vacía.</w:t>
-      </w:r>
-    </w:p>
-    <w:p>
-      <w:pPr>
-        <w:spacing w:after="160" w:line="360" w:lineRule="auto"/>
-        <w:jc w:val="left"/>
-        <w:rPr>
-          <w:color w:val="002060"/>
-        </w:rPr>
-      </w:pPr>
-      <w:r>
-        <w:rPr>
-          <w:color w:val="002060"/>
-        </w:rPr>
-        <w:t>$</w:t>
-      </w:r>
-      <w:proofErr w:type="spellStart"/>
-      <w:r>
-        <w:rPr>
-          <w:color w:val="002060"/>
-        </w:rPr>
-        <w:t>bd</w:t>
-      </w:r>
-      <w:proofErr w:type="spellEnd"/>
-      <w:r>
-        <w:rPr>
-          <w:color w:val="002060"/>
-        </w:rPr>
-        <w:t xml:space="preserve"> = "</w:t>
-      </w:r>
-      <w:proofErr w:type="spellStart"/>
-      <w:r>
-        <w:rPr>
-          <w:color w:val="002060"/>
-        </w:rPr>
-        <w:t>inventario_seguro</w:t>
-      </w:r>
-      <w:proofErr w:type="spellEnd"/>
-      <w:r>
-        <w:rPr>
-          <w:color w:val="002060"/>
-        </w:rPr>
-        <w:t>";</w:t>
+        <w:t>$bd = "inventario_seguro";</w:t>
       </w:r>
     </w:p>
     <w:p>
@@ -9103,64 +8655,7 @@
           <w:color w:val="002060"/>
           <w:lang w:val="en-US"/>
         </w:rPr>
-        <w:t>$</w:t>
-      </w:r>
-      <w:proofErr w:type="spellStart"/>
-      <w:r>
-        <w:rPr>
-          <w:color w:val="002060"/>
-          <w:lang w:val="en-US"/>
-        </w:rPr>
-        <w:t>conexion</w:t>
-      </w:r>
-      <w:proofErr w:type="spellEnd"/>
-      <w:r>
-        <w:rPr>
-          <w:color w:val="002060"/>
-          <w:lang w:val="en-US"/>
-        </w:rPr>
-        <w:t xml:space="preserve"> = new </w:t>
-      </w:r>
-      <w:proofErr w:type="spellStart"/>
-      <w:proofErr w:type="gramStart"/>
-      <w:r>
-        <w:rPr>
-          <w:color w:val="002060"/>
-          <w:lang w:val="en-US"/>
-        </w:rPr>
-        <w:t>mysqli</w:t>
-      </w:r>
-      <w:proofErr w:type="spellEnd"/>
-      <w:r>
-        <w:rPr>
-          <w:color w:val="002060"/>
-          <w:lang w:val="en-US"/>
-        </w:rPr>
-        <w:t>(</w:t>
-      </w:r>
-      <w:proofErr w:type="gramEnd"/>
-      <w:r>
-        <w:rPr>
-          <w:color w:val="002060"/>
-          <w:lang w:val="en-US"/>
-        </w:rPr>
-        <w:t>$host, $</w:t>
-      </w:r>
-      <w:proofErr w:type="spellStart"/>
-      <w:r>
-        <w:rPr>
-          <w:color w:val="002060"/>
-          <w:lang w:val="en-US"/>
-        </w:rPr>
-        <w:t>usuario</w:t>
-      </w:r>
-      <w:proofErr w:type="spellEnd"/>
-      <w:r>
-        <w:rPr>
-          <w:color w:val="002060"/>
-          <w:lang w:val="en-US"/>
-        </w:rPr>
-        <w:t>, $password, $bd);</w:t>
+        <w:t>$conexion = new mysqli($host, $usuario, $password, $bd);</w:t>
       </w:r>
     </w:p>
     <w:p>
@@ -9169,15 +8664,7 @@
         <w:jc w:val="left"/>
       </w:pPr>
       <w:r>
-        <w:t xml:space="preserve">Crea un objeto </w:t>
-      </w:r>
-      <w:proofErr w:type="spellStart"/>
-      <w:r>
-        <w:t>MySQLi</w:t>
-      </w:r>
-      <w:proofErr w:type="spellEnd"/>
-      <w:r>
-        <w:t xml:space="preserve"> con:</w:t>
+        <w:t>Crea un objeto MySQLi con:</w:t>
       </w:r>
     </w:p>
     <w:p>
@@ -9251,6 +8738,18 @@
       <w:pPr>
         <w:spacing w:after="160" w:line="360" w:lineRule="auto"/>
         <w:jc w:val="left"/>
+      </w:pPr>
+    </w:p>
+    <w:p>
+      <w:pPr>
+        <w:spacing w:after="160" w:line="360" w:lineRule="auto"/>
+        <w:jc w:val="left"/>
+      </w:pPr>
+    </w:p>
+    <w:p>
+      <w:pPr>
+        <w:spacing w:after="160" w:line="360" w:lineRule="auto"/>
+        <w:jc w:val="left"/>
         <w:rPr>
           <w:b/>
           <w:bCs/>
@@ -9261,6 +8760,7 @@
           <w:b/>
           <w:bCs/>
         </w:rPr>
+        <w:lastRenderedPageBreak/>
         <w:t>Validar errores</w:t>
       </w:r>
     </w:p>
@@ -9272,151 +8772,58 @@
           <w:color w:val="002060"/>
         </w:rPr>
       </w:pPr>
-      <w:proofErr w:type="spellStart"/>
       <w:r>
         <w:rPr>
           <w:color w:val="002060"/>
         </w:rPr>
-        <w:t>if</w:t>
-      </w:r>
-      <w:proofErr w:type="spellEnd"/>
-      <w:r>
+        <w:t>if ($conexion-&gt;connect_error) {</w:t>
+      </w:r>
+    </w:p>
+    <w:p>
+      <w:pPr>
+        <w:spacing w:after="160" w:line="360" w:lineRule="auto"/>
+        <w:jc w:val="left"/>
         <w:rPr>
           <w:color w:val="002060"/>
         </w:rPr>
-        <w:t xml:space="preserve"> ($</w:t>
-      </w:r>
-      <w:proofErr w:type="spellStart"/>
+      </w:pPr>
       <w:r>
         <w:rPr>
           <w:color w:val="002060"/>
         </w:rPr>
-        <w:t>conexion</w:t>
-      </w:r>
-      <w:proofErr w:type="spellEnd"/>
-      <w:r>
+        <w:t xml:space="preserve">    die("Error de conexión: " . $conexion-&gt;connect_error);</w:t>
+      </w:r>
+    </w:p>
+    <w:p>
+      <w:pPr>
+        <w:spacing w:after="160" w:line="360" w:lineRule="auto"/>
+        <w:jc w:val="left"/>
         <w:rPr>
           <w:color w:val="002060"/>
         </w:rPr>
-        <w:t>-&gt;</w:t>
-      </w:r>
-      <w:proofErr w:type="spellStart"/>
+      </w:pPr>
       <w:r>
         <w:rPr>
           <w:color w:val="002060"/>
         </w:rPr>
-        <w:t>connect_error</w:t>
-      </w:r>
-      <w:proofErr w:type="spellEnd"/>
-      <w:r>
-        <w:rPr>
-          <w:color w:val="002060"/>
-        </w:rPr>
-        <w:t>) {</w:t>
+        <w:t>}</w:t>
       </w:r>
     </w:p>
     <w:p>
       <w:pPr>
         <w:spacing w:after="160" w:line="360" w:lineRule="auto"/>
         <w:jc w:val="left"/>
-        <w:rPr>
-          <w:color w:val="002060"/>
-        </w:rPr>
-      </w:pPr>
-      <w:r>
-        <w:rPr>
-          <w:color w:val="002060"/>
-        </w:rPr>
-        <w:t xml:space="preserve">    </w:t>
-      </w:r>
-      <w:proofErr w:type="gramStart"/>
-      <w:r>
-        <w:rPr>
-          <w:color w:val="002060"/>
-        </w:rPr>
-        <w:t>die(</w:t>
-      </w:r>
-      <w:proofErr w:type="gramEnd"/>
-      <w:r>
-        <w:rPr>
-          <w:color w:val="002060"/>
-        </w:rPr>
-        <w:t xml:space="preserve">"Error de conexión: </w:t>
-      </w:r>
-      <w:proofErr w:type="gramStart"/>
-      <w:r>
-        <w:rPr>
-          <w:color w:val="002060"/>
-        </w:rPr>
-        <w:t>" .</w:t>
-      </w:r>
-      <w:proofErr w:type="gramEnd"/>
-      <w:r>
-        <w:rPr>
-          <w:color w:val="002060"/>
-        </w:rPr>
-        <w:t xml:space="preserve"> $</w:t>
-      </w:r>
-      <w:proofErr w:type="spellStart"/>
-      <w:r>
-        <w:rPr>
-          <w:color w:val="002060"/>
-        </w:rPr>
-        <w:t>conexion</w:t>
-      </w:r>
-      <w:proofErr w:type="spellEnd"/>
-      <w:r>
-        <w:rPr>
-          <w:color w:val="002060"/>
-        </w:rPr>
-        <w:t>-&gt;</w:t>
-      </w:r>
-      <w:proofErr w:type="spellStart"/>
-      <w:r>
-        <w:rPr>
-          <w:color w:val="002060"/>
-        </w:rPr>
-        <w:t>connect_error</w:t>
-      </w:r>
-      <w:proofErr w:type="spellEnd"/>
-      <w:r>
-        <w:rPr>
-          <w:color w:val="002060"/>
-        </w:rPr>
-        <w:t>);</w:t>
+      </w:pPr>
+      <w:r>
+        <w:t>Verifica si ocurrió un error.</w:t>
       </w:r>
     </w:p>
     <w:p>
       <w:pPr>
         <w:spacing w:after="160" w:line="360" w:lineRule="auto"/>
         <w:jc w:val="left"/>
-        <w:rPr>
-          <w:color w:val="002060"/>
-        </w:rPr>
-      </w:pPr>
-      <w:r>
-        <w:rPr>
-          <w:color w:val="002060"/>
-        </w:rPr>
-        <w:t>}</w:t>
-      </w:r>
-    </w:p>
-    <w:p>
-      <w:pPr>
-        <w:spacing w:after="160" w:line="360" w:lineRule="auto"/>
-        <w:jc w:val="left"/>
-      </w:pPr>
-      <w:r>
-        <w:t>Verifica si ocurrió un error.</w:t>
-      </w:r>
-    </w:p>
-    <w:p>
-      <w:pPr>
-        <w:spacing w:after="160" w:line="360" w:lineRule="auto"/>
-        <w:jc w:val="left"/>
-      </w:pPr>
-      <w:r>
-        <w:lastRenderedPageBreak/>
+      </w:pPr>
+      <w:r>
         <w:t>Si falla:</w:t>
       </w:r>
     </w:p>
@@ -9485,12 +8892,6 @@
       <w:pPr>
         <w:spacing w:after="160" w:line="360" w:lineRule="auto"/>
         <w:jc w:val="left"/>
-      </w:pPr>
-    </w:p>
-    <w:p>
-      <w:pPr>
-        <w:spacing w:after="160" w:line="360" w:lineRule="auto"/>
-        <w:jc w:val="left"/>
         <w:rPr>
           <w:b/>
           <w:bCs/>
@@ -9513,35 +8914,7 @@
         <w:rPr>
           <w:color w:val="002060"/>
         </w:rPr>
-        <w:t>$</w:t>
-      </w:r>
-      <w:proofErr w:type="spellStart"/>
-      <w:r>
-        <w:rPr>
-          <w:color w:val="002060"/>
-        </w:rPr>
-        <w:t>conexion</w:t>
-      </w:r>
-      <w:proofErr w:type="spellEnd"/>
-      <w:r>
-        <w:rPr>
-          <w:color w:val="002060"/>
-        </w:rPr>
-        <w:t>-&gt;</w:t>
-      </w:r>
-      <w:proofErr w:type="spellStart"/>
-      <w:r>
-        <w:rPr>
-          <w:color w:val="002060"/>
-        </w:rPr>
-        <w:t>set_charset</w:t>
-      </w:r>
-      <w:proofErr w:type="spellEnd"/>
-      <w:r>
-        <w:rPr>
-          <w:color w:val="002060"/>
-        </w:rPr>
-        <w:t>("utf8");</w:t>
+        <w:t>$conexion-&gt;set_charset("utf8");</w:t>
       </w:r>
     </w:p>
     <w:p>
@@ -9595,9 +8968,11 @@
     <w:p>
       <w:pPr>
         <w:spacing w:after="160" w:line="360" w:lineRule="auto"/>
-        <w:ind w:left="720"/>
-        <w:jc w:val="left"/>
-      </w:pPr>
+        <w:jc w:val="left"/>
+      </w:pPr>
+      <w:r>
+        <w:t>Ejemplo:</w:t>
+      </w:r>
     </w:p>
     <w:p>
       <w:pPr>
@@ -9605,7 +8980,7 @@
         <w:jc w:val="left"/>
       </w:pPr>
       <w:r>
-        <w:t>Ejemplo:</w:t>
+        <w:t>papelería</w:t>
       </w:r>
     </w:p>
     <w:p>
@@ -9614,7 +8989,7 @@
         <w:jc w:val="left"/>
       </w:pPr>
       <w:r>
-        <w:t>papelería</w:t>
+        <w:t>información</w:t>
       </w:r>
     </w:p>
     <w:p>
@@ -9623,23 +8998,8 @@
         <w:jc w:val="left"/>
       </w:pPr>
       <w:r>
-        <w:t>información</w:t>
-      </w:r>
-    </w:p>
-    <w:p>
-      <w:pPr>
-        <w:spacing w:after="160" w:line="360" w:lineRule="auto"/>
-        <w:jc w:val="left"/>
-      </w:pPr>
-      <w:r>
         <w:t>código</w:t>
       </w:r>
-    </w:p>
-    <w:p>
-      <w:pPr>
-        <w:spacing w:after="160" w:line="360" w:lineRule="auto"/>
-        <w:jc w:val="left"/>
-      </w:pPr>
     </w:p>
     <w:p>
       <w:pPr>
@@ -9655,6 +9015,7 @@
           <w:b/>
           <w:bCs/>
         </w:rPr>
+        <w:lastRenderedPageBreak/>
         <w:t>Importancia en el sistema</w:t>
       </w:r>
     </w:p>
@@ -9676,12 +9037,9 @@
         <w:spacing w:after="160" w:line="360" w:lineRule="auto"/>
         <w:jc w:val="left"/>
       </w:pPr>
-      <w:proofErr w:type="spellStart"/>
-      <w:r>
-        <w:lastRenderedPageBreak/>
+      <w:r>
         <w:t>login</w:t>
       </w:r>
-      <w:proofErr w:type="spellEnd"/>
     </w:p>
     <w:p>
       <w:pPr>
@@ -9778,33 +9136,11 @@
           <w:color w:val="002060"/>
         </w:rPr>
       </w:pPr>
-      <w:proofErr w:type="spellStart"/>
       <w:r>
         <w:rPr>
           <w:color w:val="002060"/>
         </w:rPr>
-        <w:t>include</w:t>
-      </w:r>
-      <w:proofErr w:type="spellEnd"/>
-      <w:r>
-        <w:rPr>
-          <w:color w:val="002060"/>
-        </w:rPr>
-        <w:t>("../modelo/</w:t>
-      </w:r>
-      <w:proofErr w:type="spellStart"/>
-      <w:r>
-        <w:rPr>
-          <w:color w:val="002060"/>
-        </w:rPr>
-        <w:t>conexion.php</w:t>
-      </w:r>
-      <w:proofErr w:type="spellEnd"/>
-      <w:r>
-        <w:rPr>
-          <w:color w:val="002060"/>
-        </w:rPr>
-        <w:t>");</w:t>
+        <w:t>include("../modelo/conexion.php");</w:t>
       </w:r>
     </w:p>
     <w:p>
@@ -9836,17 +9172,8 @@
           <w:b/>
           <w:bCs/>
         </w:rPr>
-        <w:t xml:space="preserve">Ventajas de usar </w:t>
-      </w:r>
-      <w:proofErr w:type="spellStart"/>
-      <w:r>
-        <w:rPr>
-          <w:b/>
-          <w:bCs/>
-        </w:rPr>
-        <w:t>MySQLi</w:t>
-      </w:r>
-      <w:proofErr w:type="spellEnd"/>
+        <w:t>Ventajas de usar MySQLi</w:t>
+      </w:r>
     </w:p>
     <w:p>
       <w:pPr>
@@ -9915,11 +9242,29 @@
     </w:p>
     <w:p>
       <w:pPr>
-        <w:numPr>
-          <w:ilvl w:val="0"/>
-          <w:numId w:val="14"/>
-        </w:numPr>
         <w:spacing w:after="160" w:line="360" w:lineRule="auto"/>
+        <w:ind w:left="720"/>
+        <w:jc w:val="left"/>
+      </w:pPr>
+    </w:p>
+    <w:p>
+      <w:pPr>
+        <w:spacing w:after="160" w:line="360" w:lineRule="auto"/>
+        <w:ind w:left="720"/>
+        <w:jc w:val="left"/>
+      </w:pPr>
+    </w:p>
+    <w:p>
+      <w:pPr>
+        <w:spacing w:after="160" w:line="360" w:lineRule="auto"/>
+        <w:ind w:left="720"/>
+        <w:jc w:val="left"/>
+      </w:pPr>
+    </w:p>
+    <w:p>
+      <w:pPr>
+        <w:spacing w:after="160" w:line="360" w:lineRule="auto"/>
+        <w:ind w:left="720"/>
         <w:jc w:val="left"/>
       </w:pPr>
     </w:p>
@@ -9946,15 +9291,7 @@
         <w:jc w:val="left"/>
       </w:pPr>
       <w:r>
-        <w:t xml:space="preserve">Gracias a </w:t>
-      </w:r>
-      <w:proofErr w:type="spellStart"/>
-      <w:r>
-        <w:t>MySQLi</w:t>
-      </w:r>
-      <w:proofErr w:type="spellEnd"/>
-      <w:r>
-        <w:t>, el sistema puede:</w:t>
+        <w:t>Gracias a MySQLi, el sistema puede:</w:t>
       </w:r>
     </w:p>
     <w:p>
@@ -9980,7 +9317,6 @@
         <w:jc w:val="left"/>
       </w:pPr>
       <w:r>
-        <w:lastRenderedPageBreak/>
         <w:t>guardar productos</w:t>
       </w:r>
     </w:p>
@@ -10043,16 +9379,11 @@
         <w:pStyle w:val="Ttulo2"/>
         <w:spacing w:line="360" w:lineRule="auto"/>
       </w:pPr>
-      <w:bookmarkStart w:id="13" w:name="_Toc229856609"/>
-      <w:r>
-        <w:t xml:space="preserve">6.4 Sistema </w:t>
-      </w:r>
-      <w:proofErr w:type="spellStart"/>
-      <w:r>
-        <w:t>login</w:t>
+      <w:bookmarkStart w:id="13" w:name="_Toc230710939"/>
+      <w:r>
+        <w:t>6.4 Sistema login</w:t>
       </w:r>
       <w:bookmarkEnd w:id="13"/>
-      <w:proofErr w:type="spellEnd"/>
     </w:p>
     <w:p>
       <w:pPr>
@@ -10077,13 +9408,8 @@
         <w:spacing w:after="160" w:line="360" w:lineRule="auto"/>
         <w:jc w:val="left"/>
       </w:pPr>
-      <w:proofErr w:type="spellStart"/>
-      <w:r>
-        <w:t>login.php</w:t>
-      </w:r>
-      <w:proofErr w:type="spellEnd"/>
-      <w:r>
-        <w:t xml:space="preserve"> </w:t>
+      <w:r>
+        <w:t xml:space="preserve">login.php </w:t>
       </w:r>
     </w:p>
     <w:p>
@@ -10095,13 +9421,8 @@
         <w:spacing w:after="160" w:line="360" w:lineRule="auto"/>
         <w:jc w:val="left"/>
       </w:pPr>
-      <w:proofErr w:type="spellStart"/>
-      <w:r>
-        <w:t>loginController.php</w:t>
-      </w:r>
-      <w:proofErr w:type="spellEnd"/>
-      <w:r>
-        <w:t xml:space="preserve"> </w:t>
+      <w:r>
+        <w:t xml:space="preserve">loginController.php </w:t>
       </w:r>
     </w:p>
     <w:p>
@@ -10113,13 +9434,8 @@
         <w:spacing w:after="160" w:line="360" w:lineRule="auto"/>
         <w:jc w:val="left"/>
       </w:pPr>
-      <w:proofErr w:type="spellStart"/>
-      <w:r>
-        <w:t>seguridad.php</w:t>
-      </w:r>
-      <w:proofErr w:type="spellEnd"/>
-      <w:r>
-        <w:t xml:space="preserve"> </w:t>
+      <w:r>
+        <w:t xml:space="preserve">seguridad.php </w:t>
       </w:r>
     </w:p>
     <w:p>
@@ -10131,13 +9447,8 @@
         <w:spacing w:after="160" w:line="360" w:lineRule="auto"/>
         <w:jc w:val="left"/>
       </w:pPr>
-      <w:proofErr w:type="spellStart"/>
-      <w:r>
-        <w:t>logout.php</w:t>
-      </w:r>
-      <w:proofErr w:type="spellEnd"/>
-      <w:r>
-        <w:t xml:space="preserve"> </w:t>
+      <w:r>
+        <w:t xml:space="preserve">logout.php </w:t>
       </w:r>
     </w:p>
     <w:p>
@@ -10194,9 +9505,13 @@
         <w:jc w:val="left"/>
       </w:pPr>
       <w:r>
+        <w:rPr>
+          <w:noProof/>
+        </w:rPr>
+        <w:lastRenderedPageBreak/>
         <w:drawing>
-          <wp:inline distT="0" distB="0" distL="0" distR="0" wp14:anchorId="43AAE1FF" wp14:editId="2B340CF3">
-            <wp:extent cx="4108450" cy="1619250"/>
+          <wp:inline distT="0" distB="0" distL="0" distR="0" wp14:anchorId="43AAE1FF" wp14:editId="1EAA9615">
+            <wp:extent cx="4108450" cy="4028792"/>
             <wp:effectExtent l="0" t="0" r="6350" b="0"/>
             <wp:docPr id="480126599" name="Imagen 1"/>
             <wp:cNvGraphicFramePr>
@@ -10219,7 +9534,7 @@
                   <pic:spPr bwMode="auto">
                     <a:xfrm>
                       <a:off x="0" y="0"/>
-                      <a:ext cx="4111038" cy="1620270"/>
+                      <a:ext cx="4112964" cy="4033218"/>
                     </a:xfrm>
                     <a:prstGeom prst="rect">
                       <a:avLst/>
@@ -10248,7 +9563,7 @@
       <w:r>
         <w:br w:type="page"/>
       </w:r>
-      <w:bookmarkStart w:id="14" w:name="_Toc229856610"/>
+      <w:bookmarkStart w:id="14" w:name="_Toc230710940"/>
       <w:r>
         <w:lastRenderedPageBreak/>
         <w:t>7. Módulos implementados</w:t>
@@ -10265,16 +9580,11 @@
         <w:pStyle w:val="Ttulo2"/>
         <w:spacing w:line="360" w:lineRule="auto"/>
       </w:pPr>
-      <w:bookmarkStart w:id="15" w:name="_Toc229856611"/>
-      <w:r>
-        <w:t xml:space="preserve">7.1 </w:t>
-      </w:r>
-      <w:proofErr w:type="spellStart"/>
-      <w:r>
-        <w:t>Dashboard</w:t>
+      <w:bookmarkStart w:id="15" w:name="_Toc230710941"/>
+      <w:r>
+        <w:t>7.1 Dashboard</w:t>
       </w:r>
       <w:bookmarkEnd w:id="15"/>
-      <w:proofErr w:type="spellEnd"/>
     </w:p>
     <w:p>
       <w:pPr>
@@ -10337,6 +9647,9 @@
         <w:ind w:left="360"/>
       </w:pPr>
       <w:r>
+        <w:rPr>
+          <w:noProof/>
+        </w:rPr>
         <w:drawing>
           <wp:inline distT="0" distB="0" distL="0" distR="0" wp14:anchorId="0DD40B8C" wp14:editId="32BE3A7B">
             <wp:extent cx="5612130" cy="1329690"/>
@@ -10388,7 +9701,7 @@
         <w:pStyle w:val="Ttulo2"/>
         <w:spacing w:line="360" w:lineRule="auto"/>
       </w:pPr>
-      <w:bookmarkStart w:id="16" w:name="_Toc229856612"/>
+      <w:bookmarkStart w:id="16" w:name="_Toc230710942"/>
       <w:r>
         <w:t>7.2 Productos</w:t>
       </w:r>
@@ -10409,6 +9722,9 @@
         </w:rPr>
       </w:pPr>
       <w:r>
+        <w:rPr>
+          <w:noProof/>
+        </w:rPr>
         <w:drawing>
           <wp:anchor distT="0" distB="0" distL="114300" distR="114300" simplePos="0" relativeHeight="251659264" behindDoc="0" locked="0" layoutInCell="1" allowOverlap="1" wp14:anchorId="0CC5934A" wp14:editId="7AD402D2">
             <wp:simplePos x="0" y="0"/>
@@ -10541,7 +9857,7 @@
         <w:pStyle w:val="Ttulo2"/>
         <w:spacing w:line="360" w:lineRule="auto"/>
       </w:pPr>
-      <w:bookmarkStart w:id="17" w:name="_Toc229856613"/>
+      <w:bookmarkStart w:id="17" w:name="_Toc230710943"/>
       <w:r>
         <w:lastRenderedPageBreak/>
         <w:t>7.3 Escáner código barras</w:t>
@@ -10889,11 +10205,9 @@
       <w:pPr>
         <w:spacing w:line="360" w:lineRule="auto"/>
       </w:pPr>
-      <w:proofErr w:type="spellStart"/>
       <w:r>
         <w:t>codigo</w:t>
       </w:r>
-      <w:proofErr w:type="spellEnd"/>
     </w:p>
     <w:p>
       <w:pPr>
@@ -11102,13 +10416,8 @@
       <w:pPr>
         <w:spacing w:line="360" w:lineRule="auto"/>
       </w:pPr>
-      <w:proofErr w:type="spellStart"/>
-      <w:r>
-        <w:t>QuaggaJS</w:t>
-      </w:r>
-      <w:proofErr w:type="spellEnd"/>
-      <w:r>
-        <w:t xml:space="preserve"> / Html5-QRCode</w:t>
+      <w:r>
+        <w:t>QuaggaJS / Html5-QRCode</w:t>
       </w:r>
     </w:p>
     <w:p>
@@ -11465,7 +10774,7 @@
         <w:pStyle w:val="Ttulo2"/>
         <w:spacing w:line="360" w:lineRule="auto"/>
       </w:pPr>
-      <w:bookmarkStart w:id="18" w:name="_Toc229856614"/>
+      <w:bookmarkStart w:id="18" w:name="_Toc230710944"/>
       <w:r>
         <w:t>7.4 Punto de venta</w:t>
       </w:r>
@@ -11559,6 +10868,9 @@
         <w:t xml:space="preserve"> </w:t>
       </w:r>
       <w:r>
+        <w:rPr>
+          <w:noProof/>
+        </w:rPr>
         <w:drawing>
           <wp:inline distT="0" distB="0" distL="0" distR="0" wp14:anchorId="5D6209E8" wp14:editId="3C2B6C4B">
             <wp:extent cx="5612130" cy="1674495"/>
@@ -11607,7 +10919,7 @@
         <w:pStyle w:val="Ttulo2"/>
         <w:spacing w:line="360" w:lineRule="auto"/>
       </w:pPr>
-      <w:bookmarkStart w:id="19" w:name="_Toc229856615"/>
+      <w:bookmarkStart w:id="19" w:name="_Toc230710945"/>
       <w:r>
         <w:t>7.5 Usuarios</w:t>
       </w:r>
@@ -11699,7 +11011,7 @@
         <w:pStyle w:val="Ttulo2"/>
         <w:spacing w:line="360" w:lineRule="auto"/>
       </w:pPr>
-      <w:bookmarkStart w:id="20" w:name="_Toc229856616"/>
+      <w:bookmarkStart w:id="20" w:name="_Toc230710946"/>
       <w:r>
         <w:t>7.6 Permisos</w:t>
       </w:r>
@@ -11748,13 +11060,8 @@
         <w:spacing w:line="360" w:lineRule="auto"/>
         <w:jc w:val="left"/>
       </w:pPr>
-      <w:proofErr w:type="spellStart"/>
-      <w:r>
-        <w:t>agregar_producto</w:t>
-      </w:r>
-      <w:proofErr w:type="spellEnd"/>
-      <w:r>
-        <w:t xml:space="preserve"> </w:t>
+      <w:r>
+        <w:t xml:space="preserve">agregar_producto </w:t>
       </w:r>
     </w:p>
     <w:p>
@@ -11766,13 +11073,8 @@
         <w:spacing w:line="360" w:lineRule="auto"/>
         <w:jc w:val="left"/>
       </w:pPr>
-      <w:proofErr w:type="spellStart"/>
-      <w:r>
-        <w:t>eliminar_producto</w:t>
-      </w:r>
-      <w:proofErr w:type="spellEnd"/>
-      <w:r>
-        <w:t xml:space="preserve"> </w:t>
+      <w:r>
+        <w:t xml:space="preserve">eliminar_producto </w:t>
       </w:r>
     </w:p>
     <w:p>
@@ -11784,13 +11086,8 @@
         <w:spacing w:line="360" w:lineRule="auto"/>
         <w:jc w:val="left"/>
       </w:pPr>
-      <w:proofErr w:type="spellStart"/>
-      <w:r>
-        <w:t>ver_productos</w:t>
-      </w:r>
-      <w:proofErr w:type="spellEnd"/>
-      <w:r>
-        <w:t xml:space="preserve"> </w:t>
+      <w:r>
+        <w:t xml:space="preserve">ver_productos </w:t>
       </w:r>
     </w:p>
     <w:p>
@@ -11802,13 +11099,8 @@
         <w:spacing w:line="360" w:lineRule="auto"/>
         <w:jc w:val="left"/>
       </w:pPr>
-      <w:proofErr w:type="spellStart"/>
-      <w:r>
-        <w:t>punto_venta</w:t>
-      </w:r>
-      <w:proofErr w:type="spellEnd"/>
-      <w:r>
-        <w:t xml:space="preserve"> </w:t>
+      <w:r>
+        <w:t xml:space="preserve">punto_venta </w:t>
       </w:r>
     </w:p>
     <w:p>
@@ -11820,13 +11112,8 @@
         <w:spacing w:line="360" w:lineRule="auto"/>
         <w:jc w:val="left"/>
       </w:pPr>
-      <w:proofErr w:type="spellStart"/>
-      <w:r>
-        <w:t>corte_dia</w:t>
-      </w:r>
-      <w:proofErr w:type="spellEnd"/>
-      <w:r>
-        <w:t xml:space="preserve"> </w:t>
+      <w:r>
+        <w:t xml:space="preserve">corte_dia </w:t>
       </w:r>
     </w:p>
     <w:p>
@@ -11838,11 +11125,9 @@
         <w:spacing w:line="360" w:lineRule="auto"/>
         <w:jc w:val="left"/>
       </w:pPr>
-      <w:proofErr w:type="spellStart"/>
       <w:r>
         <w:t>ver_ganancias</w:t>
       </w:r>
-      <w:proofErr w:type="spellEnd"/>
     </w:p>
     <w:p>
       <w:pPr>
@@ -11855,7 +11140,7 @@
         <w:pStyle w:val="Ttulo2"/>
         <w:spacing w:line="360" w:lineRule="auto"/>
       </w:pPr>
-      <w:bookmarkStart w:id="21" w:name="_Toc229856617"/>
+      <w:bookmarkStart w:id="21" w:name="_Toc230710947"/>
       <w:r>
         <w:t>7.7 Corte del día</w:t>
       </w:r>
@@ -11911,13 +11196,8 @@
         <w:spacing w:line="360" w:lineRule="auto"/>
         <w:jc w:val="left"/>
       </w:pPr>
-      <w:proofErr w:type="gramStart"/>
-      <w:r>
-        <w:t>total</w:t>
-      </w:r>
-      <w:proofErr w:type="gramEnd"/>
-      <w:r>
-        <w:t xml:space="preserve"> vendido </w:t>
+      <w:r>
+        <w:t xml:space="preserve">total vendido </w:t>
       </w:r>
     </w:p>
     <w:p>
@@ -11952,6 +11232,9 @@
         <w:t xml:space="preserve"> </w:t>
       </w:r>
       <w:r>
+        <w:rPr>
+          <w:noProof/>
+        </w:rPr>
         <w:drawing>
           <wp:inline distT="0" distB="0" distL="0" distR="0" wp14:anchorId="719A0C43" wp14:editId="56C073BD">
             <wp:extent cx="5612130" cy="2247900"/>
@@ -12000,7 +11283,7 @@
         <w:pStyle w:val="Ttulo2"/>
         <w:spacing w:line="360" w:lineRule="auto"/>
       </w:pPr>
-      <w:bookmarkStart w:id="22" w:name="_Toc229856618"/>
+      <w:bookmarkStart w:id="22" w:name="_Toc230710948"/>
       <w:r>
         <w:t>7.8 Ganancias</w:t>
       </w:r>
@@ -12092,7 +11375,7 @@
         <w:pStyle w:val="Ttulo2"/>
         <w:spacing w:line="360" w:lineRule="auto"/>
       </w:pPr>
-      <w:bookmarkStart w:id="23" w:name="_Toc229856619"/>
+      <w:bookmarkStart w:id="23" w:name="_Toc230710949"/>
       <w:r>
         <w:t>7.9 Auditoría</w:t>
       </w:r>
@@ -12175,6 +11458,9 @@
         <w:jc w:val="left"/>
       </w:pPr>
       <w:r>
+        <w:rPr>
+          <w:noProof/>
+        </w:rPr>
         <w:drawing>
           <wp:inline distT="0" distB="0" distL="0" distR="0" wp14:anchorId="6531448F" wp14:editId="6FADAFC2">
             <wp:extent cx="5612130" cy="2607310"/>
@@ -12226,7 +11512,7 @@
         <w:pStyle w:val="Ttulo1"/>
         <w:spacing w:line="360" w:lineRule="auto"/>
       </w:pPr>
-      <w:bookmarkStart w:id="24" w:name="_Toc229856620"/>
+      <w:bookmarkStart w:id="24" w:name="_Toc230710950"/>
       <w:r>
         <w:lastRenderedPageBreak/>
         <w:t>8. Seguridad</w:t>
@@ -12264,7 +11550,7 @@
         <w:pStyle w:val="Ttulo2"/>
         <w:spacing w:line="360" w:lineRule="auto"/>
       </w:pPr>
-      <w:bookmarkStart w:id="25" w:name="_Toc229856621"/>
+      <w:bookmarkStart w:id="25" w:name="_Toc230710951"/>
       <w:r>
         <w:t>8.1 Manejo de sesiones</w:t>
       </w:r>
@@ -12298,33 +11584,11 @@
           <w:color w:val="002060"/>
         </w:rPr>
       </w:pPr>
-      <w:proofErr w:type="spellStart"/>
       <w:r>
         <w:rPr>
           <w:color w:val="002060"/>
         </w:rPr>
-        <w:t>session_</w:t>
-      </w:r>
-      <w:proofErr w:type="gramStart"/>
-      <w:r>
-        <w:rPr>
-          <w:color w:val="002060"/>
-        </w:rPr>
-        <w:t>start</w:t>
-      </w:r>
-      <w:proofErr w:type="spellEnd"/>
-      <w:r>
-        <w:rPr>
-          <w:color w:val="002060"/>
-        </w:rPr>
-        <w:t>(</w:t>
-      </w:r>
-      <w:proofErr w:type="gramEnd"/>
-      <w:r>
-        <w:rPr>
-          <w:color w:val="002060"/>
-        </w:rPr>
-        <w:t>);</w:t>
+        <w:t>session_start();</w:t>
       </w:r>
     </w:p>
     <w:p>
@@ -12353,15 +11617,7 @@
         <w:spacing w:line="360" w:lineRule="auto"/>
       </w:pPr>
       <w:r>
-        <w:t xml:space="preserve">Permite almacenar información temporal del usuario después del </w:t>
-      </w:r>
-      <w:proofErr w:type="spellStart"/>
-      <w:r>
-        <w:t>login</w:t>
-      </w:r>
-      <w:proofErr w:type="spellEnd"/>
-      <w:r>
-        <w:t>.</w:t>
+        <w:t>Permite almacenar información temporal del usuario después del login.</w:t>
       </w:r>
     </w:p>
     <w:p>
@@ -12380,11 +11636,9 @@
         </w:numPr>
         <w:spacing w:line="360" w:lineRule="auto"/>
       </w:pPr>
-      <w:proofErr w:type="spellStart"/>
       <w:r>
         <w:t>id_usuario</w:t>
       </w:r>
-      <w:proofErr w:type="spellEnd"/>
     </w:p>
     <w:p>
       <w:pPr>
@@ -12441,21 +11695,21 @@
         <w:rPr>
           <w:color w:val="002060"/>
         </w:rPr>
-        <w:t>$_SESSION['</w:t>
-      </w:r>
-      <w:proofErr w:type="spellStart"/>
-      <w:r>
+        <w:t>$_SESSION['id_usuario']</w:t>
+      </w:r>
+    </w:p>
+    <w:p>
+      <w:pPr>
+        <w:spacing w:line="360" w:lineRule="auto"/>
         <w:rPr>
           <w:color w:val="002060"/>
         </w:rPr>
-        <w:t>id_usuario</w:t>
-      </w:r>
-      <w:proofErr w:type="spellEnd"/>
+      </w:pPr>
       <w:r>
         <w:rPr>
           <w:color w:val="002060"/>
         </w:rPr>
-        <w:t>']</w:t>
+        <w:t>$_SESSION['nombre']</w:t>
       </w:r>
     </w:p>
     <w:p>
@@ -12469,20 +11723,6 @@
         <w:rPr>
           <w:color w:val="002060"/>
         </w:rPr>
-        <w:t>$_SESSION['nombre']</w:t>
-      </w:r>
-    </w:p>
-    <w:p>
-      <w:pPr>
-        <w:spacing w:line="360" w:lineRule="auto"/>
-        <w:rPr>
-          <w:color w:val="002060"/>
-        </w:rPr>
-      </w:pPr>
-      <w:r>
-        <w:rPr>
-          <w:color w:val="002060"/>
-        </w:rPr>
         <w:t>$_SESSION['rol']</w:t>
       </w:r>
     </w:p>
@@ -12507,7 +11747,7 @@
       <w:pPr>
         <w:pStyle w:val="Ttulo2"/>
       </w:pPr>
-      <w:bookmarkStart w:id="26" w:name="_Toc229856622"/>
+      <w:bookmarkStart w:id="26" w:name="_Toc230710952"/>
       <w:r>
         <w:lastRenderedPageBreak/>
         <w:t>8.2 Validación de acceso</w:t>
@@ -12550,16 +11790,8 @@
         <w:rPr>
           <w:color w:val="002060"/>
         </w:rPr>
-        <w:t>controlador/</w:t>
-      </w:r>
-      <w:proofErr w:type="spellStart"/>
-      <w:r>
-        <w:rPr>
-          <w:color w:val="002060"/>
-        </w:rPr>
-        <w:t>seguridad.php</w:t>
-      </w:r>
-      <w:proofErr w:type="spellEnd"/>
+        <w:t>controlador/seguridad.php</w:t>
+      </w:r>
     </w:p>
     <w:p>
       <w:pPr>
@@ -12590,233 +11822,83 @@
           <w:color w:val="002060"/>
           <w:lang w:val="en-US"/>
         </w:rPr>
-        <w:t>&lt;?</w:t>
-      </w:r>
-      <w:proofErr w:type="spellStart"/>
-      <w:r>
+        <w:t>&lt;?php</w:t>
+      </w:r>
+    </w:p>
+    <w:p>
+      <w:pPr>
+        <w:spacing w:line="360" w:lineRule="auto"/>
         <w:rPr>
           <w:color w:val="002060"/>
           <w:lang w:val="en-US"/>
         </w:rPr>
-        <w:t>php</w:t>
-      </w:r>
-      <w:proofErr w:type="spellEnd"/>
-    </w:p>
-    <w:p>
-      <w:pPr>
-        <w:spacing w:line="360" w:lineRule="auto"/>
+      </w:pPr>
+      <w:r>
         <w:rPr>
           <w:color w:val="002060"/>
           <w:lang w:val="en-US"/>
         </w:rPr>
-      </w:pPr>
-      <w:proofErr w:type="spellStart"/>
-      <w:r>
+        <w:t>session_start();</w:t>
+      </w:r>
+    </w:p>
+    <w:p>
+      <w:pPr>
+        <w:spacing w:line="360" w:lineRule="auto"/>
         <w:rPr>
           <w:color w:val="002060"/>
           <w:lang w:val="en-US"/>
         </w:rPr>
-        <w:t>session_</w:t>
-      </w:r>
-      <w:proofErr w:type="gramStart"/>
-      <w:r>
+      </w:pPr>
+    </w:p>
+    <w:p>
+      <w:pPr>
+        <w:spacing w:line="360" w:lineRule="auto"/>
         <w:rPr>
           <w:color w:val="002060"/>
           <w:lang w:val="en-US"/>
         </w:rPr>
-        <w:t>start</w:t>
-      </w:r>
-      <w:proofErr w:type="spellEnd"/>
+      </w:pPr>
       <w:r>
         <w:rPr>
           <w:color w:val="002060"/>
           <w:lang w:val="en-US"/>
         </w:rPr>
-        <w:t>(</w:t>
-      </w:r>
-      <w:proofErr w:type="gramEnd"/>
+        <w:t>if (!isset($_SESSION['id_usuario'])) {</w:t>
+      </w:r>
+    </w:p>
+    <w:p>
+      <w:pPr>
+        <w:spacing w:line="360" w:lineRule="auto"/>
+        <w:rPr>
+          <w:color w:val="002060"/>
+        </w:rPr>
+      </w:pPr>
       <w:r>
         <w:rPr>
           <w:color w:val="002060"/>
           <w:lang w:val="en-US"/>
         </w:rPr>
-        <w:t>);</w:t>
-      </w:r>
-    </w:p>
-    <w:p>
-      <w:pPr>
-        <w:spacing w:line="360" w:lineRule="auto"/>
+        <w:t xml:space="preserve">    </w:t>
+      </w:r>
+      <w:r>
         <w:rPr>
           <w:color w:val="002060"/>
-          <w:lang w:val="en-US"/>
-        </w:rPr>
-      </w:pPr>
+        </w:rPr>
+        <w:t>header("Location: ../vista/login.php");</w:t>
+      </w:r>
     </w:p>
     <w:p>
       <w:pPr>
         <w:spacing w:line="360" w:lineRule="auto"/>
         <w:rPr>
           <w:color w:val="002060"/>
-          <w:lang w:val="en-US"/>
         </w:rPr>
       </w:pPr>
       <w:r>
         <w:rPr>
           <w:color w:val="002060"/>
-          <w:lang w:val="en-US"/>
-        </w:rPr>
-        <w:t xml:space="preserve">if </w:t>
-      </w:r>
-      <w:proofErr w:type="gramStart"/>
-      <w:r>
-        <w:rPr>
-          <w:color w:val="002060"/>
-          <w:lang w:val="en-US"/>
-        </w:rPr>
-        <w:t>(!</w:t>
-      </w:r>
-      <w:proofErr w:type="spellStart"/>
-      <w:r>
-        <w:rPr>
-          <w:color w:val="002060"/>
-          <w:lang w:val="en-US"/>
-        </w:rPr>
-        <w:t>isset</w:t>
-      </w:r>
-      <w:proofErr w:type="spellEnd"/>
-      <w:proofErr w:type="gramEnd"/>
-      <w:r>
-        <w:rPr>
-          <w:color w:val="002060"/>
-          <w:lang w:val="en-US"/>
-        </w:rPr>
-        <w:t>($_SESSION['</w:t>
-      </w:r>
-      <w:proofErr w:type="spellStart"/>
-      <w:r>
-        <w:rPr>
-          <w:color w:val="002060"/>
-          <w:lang w:val="en-US"/>
-        </w:rPr>
-        <w:t>id_usuario</w:t>
-      </w:r>
-      <w:proofErr w:type="spellEnd"/>
-      <w:r>
-        <w:rPr>
-          <w:color w:val="002060"/>
-          <w:lang w:val="en-US"/>
-        </w:rPr>
-        <w:t>']</w:t>
-      </w:r>
-      <w:proofErr w:type="gramStart"/>
-      <w:r>
-        <w:rPr>
-          <w:color w:val="002060"/>
-          <w:lang w:val="en-US"/>
-        </w:rPr>
-        <w:t>)) {</w:t>
-      </w:r>
-      <w:proofErr w:type="gramEnd"/>
-    </w:p>
-    <w:p>
-      <w:pPr>
-        <w:spacing w:line="360" w:lineRule="auto"/>
-        <w:rPr>
-          <w:color w:val="002060"/>
-        </w:rPr>
-      </w:pPr>
-      <w:r>
-        <w:rPr>
-          <w:color w:val="002060"/>
-          <w:lang w:val="en-US"/>
-        </w:rPr>
-        <w:t xml:space="preserve">    </w:t>
-      </w:r>
-      <w:proofErr w:type="spellStart"/>
-      <w:proofErr w:type="gramStart"/>
-      <w:r>
-        <w:rPr>
-          <w:color w:val="002060"/>
-        </w:rPr>
-        <w:t>header</w:t>
-      </w:r>
-      <w:proofErr w:type="spellEnd"/>
-      <w:r>
-        <w:rPr>
-          <w:color w:val="002060"/>
-        </w:rPr>
-        <w:t>(</w:t>
-      </w:r>
-      <w:proofErr w:type="gramEnd"/>
-      <w:r>
-        <w:rPr>
-          <w:color w:val="002060"/>
-        </w:rPr>
-        <w:t>"</w:t>
-      </w:r>
-      <w:proofErr w:type="spellStart"/>
-      <w:r>
-        <w:rPr>
-          <w:color w:val="002060"/>
-        </w:rPr>
-        <w:t>Location</w:t>
-      </w:r>
-      <w:proofErr w:type="spellEnd"/>
-      <w:r>
-        <w:rPr>
-          <w:color w:val="002060"/>
-        </w:rPr>
-        <w:t>: ../vista/</w:t>
-      </w:r>
-      <w:proofErr w:type="spellStart"/>
-      <w:r>
-        <w:rPr>
-          <w:color w:val="002060"/>
-        </w:rPr>
-        <w:t>login.php</w:t>
-      </w:r>
-      <w:proofErr w:type="spellEnd"/>
-      <w:r>
-        <w:rPr>
-          <w:color w:val="002060"/>
-        </w:rPr>
-        <w:t>");</w:t>
-      </w:r>
-    </w:p>
-    <w:p>
-      <w:pPr>
-        <w:spacing w:line="360" w:lineRule="auto"/>
-        <w:rPr>
-          <w:color w:val="002060"/>
-        </w:rPr>
-      </w:pPr>
-      <w:r>
-        <w:rPr>
-          <w:color w:val="002060"/>
-        </w:rPr>
-        <w:t xml:space="preserve">    </w:t>
-      </w:r>
-      <w:proofErr w:type="spellStart"/>
-      <w:proofErr w:type="gramStart"/>
-      <w:r>
-        <w:rPr>
-          <w:color w:val="002060"/>
-        </w:rPr>
-        <w:t>exit</w:t>
-      </w:r>
-      <w:proofErr w:type="spellEnd"/>
-      <w:r>
-        <w:rPr>
-          <w:color w:val="002060"/>
-        </w:rPr>
-        <w:t>(</w:t>
-      </w:r>
-      <w:proofErr w:type="gramEnd"/>
-      <w:r>
-        <w:rPr>
-          <w:color w:val="002060"/>
-        </w:rPr>
-        <w:t>);</w:t>
+        </w:rPr>
+        <w:t xml:space="preserve">    exit();</w:t>
       </w:r>
     </w:p>
     <w:p>
@@ -12892,13 +11974,8 @@
         <w:spacing w:line="360" w:lineRule="auto"/>
       </w:pPr>
       <w:r>
-        <w:t xml:space="preserve">redirige al </w:t>
-      </w:r>
-      <w:proofErr w:type="spellStart"/>
-      <w:r>
-        <w:t>login</w:t>
-      </w:r>
-      <w:proofErr w:type="spellEnd"/>
+        <w:t>redirige al login</w:t>
+      </w:r>
     </w:p>
     <w:p>
       <w:pPr>
@@ -12927,16 +12004,8 @@
         <w:rPr>
           <w:color w:val="002060"/>
         </w:rPr>
-        <w:t>localhost/proyecto/vista/</w:t>
-      </w:r>
-      <w:proofErr w:type="spellStart"/>
-      <w:r>
-        <w:rPr>
-          <w:color w:val="002060"/>
-        </w:rPr>
-        <w:t>dashboard.php</w:t>
-      </w:r>
-      <w:proofErr w:type="spellEnd"/>
+        <w:t>localhost/proyecto/vista/dashboard.php</w:t>
+      </w:r>
     </w:p>
     <w:p>
       <w:pPr>
@@ -12955,7 +12024,7 @@
       <w:pPr>
         <w:pStyle w:val="Ttulo2"/>
       </w:pPr>
-      <w:bookmarkStart w:id="27" w:name="_Toc229856623"/>
+      <w:bookmarkStart w:id="27" w:name="_Toc230710953"/>
       <w:r>
         <w:t>8.3 Cierre de sesión</w:t>
       </w:r>
@@ -12977,19 +12046,11 @@
           <w:lang w:val="en-US"/>
         </w:rPr>
       </w:pPr>
-      <w:proofErr w:type="spellStart"/>
       <w:r>
         <w:rPr>
           <w:lang w:val="en-US"/>
         </w:rPr>
-        <w:t>Archivo</w:t>
-      </w:r>
-      <w:proofErr w:type="spellEnd"/>
-      <w:r>
-        <w:rPr>
-          <w:lang w:val="en-US"/>
-        </w:rPr>
-        <w:t>:</w:t>
+        <w:t>Archivo:</w:t>
       </w:r>
     </w:p>
     <w:p>
@@ -13000,7 +12061,6 @@
           <w:lang w:val="en-US"/>
         </w:rPr>
       </w:pPr>
-      <w:proofErr w:type="spellStart"/>
       <w:r>
         <w:rPr>
           <w:color w:val="002060"/>
@@ -13008,7 +12068,6 @@
         </w:rPr>
         <w:t>logout.php</w:t>
       </w:r>
-      <w:proofErr w:type="spellEnd"/>
     </w:p>
     <w:p>
       <w:pPr>
@@ -13032,150 +12091,59 @@
           <w:lang w:val="en-US"/>
         </w:rPr>
       </w:pPr>
-      <w:proofErr w:type="spellStart"/>
       <w:r>
         <w:rPr>
           <w:color w:val="002060"/>
           <w:lang w:val="en-US"/>
         </w:rPr>
-        <w:t>session_</w:t>
-      </w:r>
-      <w:proofErr w:type="gramStart"/>
-      <w:r>
+        <w:t>session_start();</w:t>
+      </w:r>
+    </w:p>
+    <w:p>
+      <w:pPr>
+        <w:spacing w:line="360" w:lineRule="auto"/>
         <w:rPr>
           <w:color w:val="002060"/>
           <w:lang w:val="en-US"/>
         </w:rPr>
-        <w:t>start</w:t>
-      </w:r>
-      <w:proofErr w:type="spellEnd"/>
+      </w:pPr>
       <w:r>
         <w:rPr>
           <w:color w:val="002060"/>
           <w:lang w:val="en-US"/>
         </w:rPr>
-        <w:t>(</w:t>
-      </w:r>
-      <w:proofErr w:type="gramEnd"/>
-      <w:r>
+        <w:lastRenderedPageBreak/>
+        <w:t>session_destroy();</w:t>
+      </w:r>
+    </w:p>
+    <w:p>
+      <w:pPr>
+        <w:spacing w:line="360" w:lineRule="auto"/>
         <w:rPr>
           <w:color w:val="002060"/>
           <w:lang w:val="en-US"/>
         </w:rPr>
-        <w:t>);</w:t>
-      </w:r>
-    </w:p>
-    <w:p>
-      <w:pPr>
-        <w:spacing w:line="360" w:lineRule="auto"/>
+      </w:pPr>
+      <w:r>
         <w:rPr>
           <w:color w:val="002060"/>
           <w:lang w:val="en-US"/>
         </w:rPr>
-      </w:pPr>
-      <w:proofErr w:type="spellStart"/>
-      <w:r>
+        <w:t>header("Location: ../vista/login.php");</w:t>
+      </w:r>
+    </w:p>
+    <w:p>
+      <w:pPr>
+        <w:spacing w:line="360" w:lineRule="auto"/>
         <w:rPr>
           <w:color w:val="002060"/>
-          <w:lang w:val="en-US"/>
-        </w:rPr>
-        <w:lastRenderedPageBreak/>
-        <w:t>session_</w:t>
-      </w:r>
-      <w:proofErr w:type="gramStart"/>
+        </w:rPr>
+      </w:pPr>
       <w:r>
         <w:rPr>
           <w:color w:val="002060"/>
-          <w:lang w:val="en-US"/>
-        </w:rPr>
-        <w:t>destroy</w:t>
-      </w:r>
-      <w:proofErr w:type="spellEnd"/>
-      <w:r>
-        <w:rPr>
-          <w:color w:val="002060"/>
-          <w:lang w:val="en-US"/>
-        </w:rPr>
-        <w:t>(</w:t>
-      </w:r>
-      <w:proofErr w:type="gramEnd"/>
-      <w:r>
-        <w:rPr>
-          <w:color w:val="002060"/>
-          <w:lang w:val="en-US"/>
-        </w:rPr>
-        <w:t>);</w:t>
-      </w:r>
-    </w:p>
-    <w:p>
-      <w:pPr>
-        <w:spacing w:line="360" w:lineRule="auto"/>
-        <w:rPr>
-          <w:color w:val="002060"/>
-          <w:lang w:val="en-US"/>
-        </w:rPr>
-      </w:pPr>
-      <w:proofErr w:type="gramStart"/>
-      <w:r>
-        <w:rPr>
-          <w:color w:val="002060"/>
-          <w:lang w:val="en-US"/>
-        </w:rPr>
-        <w:t>header(</w:t>
-      </w:r>
-      <w:proofErr w:type="gramEnd"/>
-      <w:r>
-        <w:rPr>
-          <w:color w:val="002060"/>
-          <w:lang w:val="en-US"/>
-        </w:rPr>
-        <w:t>"Location: ../vista/</w:t>
-      </w:r>
-      <w:proofErr w:type="spellStart"/>
-      <w:r>
-        <w:rPr>
-          <w:color w:val="002060"/>
-          <w:lang w:val="en-US"/>
-        </w:rPr>
-        <w:t>login.php</w:t>
-      </w:r>
-      <w:proofErr w:type="spellEnd"/>
-      <w:r>
-        <w:rPr>
-          <w:color w:val="002060"/>
-          <w:lang w:val="en-US"/>
-        </w:rPr>
-        <w:t>");</w:t>
-      </w:r>
-    </w:p>
-    <w:p>
-      <w:pPr>
-        <w:spacing w:line="360" w:lineRule="auto"/>
-        <w:rPr>
-          <w:color w:val="002060"/>
-        </w:rPr>
-      </w:pPr>
-      <w:proofErr w:type="spellStart"/>
-      <w:proofErr w:type="gramStart"/>
-      <w:r>
-        <w:rPr>
-          <w:color w:val="002060"/>
-        </w:rPr>
-        <w:t>exit</w:t>
-      </w:r>
-      <w:proofErr w:type="spellEnd"/>
-      <w:r>
-        <w:rPr>
-          <w:color w:val="002060"/>
-        </w:rPr>
-        <w:t>(</w:t>
-      </w:r>
-      <w:proofErr w:type="gramEnd"/>
-      <w:r>
-        <w:rPr>
-          <w:color w:val="002060"/>
-        </w:rPr>
-        <w:t>);</w:t>
+        </w:rPr>
+        <w:t>exit();</w:t>
       </w:r>
     </w:p>
     <w:p>
@@ -13223,13 +12191,8 @@
         <w:spacing w:line="360" w:lineRule="auto"/>
       </w:pPr>
       <w:r>
-        <w:t xml:space="preserve">regresa al </w:t>
-      </w:r>
-      <w:proofErr w:type="spellStart"/>
-      <w:r>
-        <w:t>login</w:t>
-      </w:r>
-      <w:proofErr w:type="spellEnd"/>
+        <w:t>regresa al login</w:t>
+      </w:r>
     </w:p>
     <w:p>
       <w:pPr>
@@ -13240,16 +12203,11 @@
       <w:pPr>
         <w:pStyle w:val="Ttulo2"/>
       </w:pPr>
-      <w:bookmarkStart w:id="28" w:name="_Toc229856624"/>
-      <w:r>
-        <w:t xml:space="preserve">8.4 Bloqueo de regreso al </w:t>
-      </w:r>
-      <w:proofErr w:type="spellStart"/>
-      <w:r>
-        <w:t>login</w:t>
+      <w:bookmarkStart w:id="28" w:name="_Toc230710954"/>
+      <w:r>
+        <w:t>8.4 Bloqueo de regreso al login</w:t>
       </w:r>
       <w:bookmarkEnd w:id="28"/>
-      <w:proofErr w:type="spellEnd"/>
     </w:p>
     <w:p/>
     <w:p>
@@ -13273,15 +12231,7 @@
         <w:spacing w:line="360" w:lineRule="auto"/>
       </w:pPr>
       <w:r>
-        <w:t xml:space="preserve">Después del </w:t>
-      </w:r>
-      <w:proofErr w:type="spellStart"/>
-      <w:r>
-        <w:t>login</w:t>
-      </w:r>
-      <w:proofErr w:type="spellEnd"/>
-      <w:r>
-        <w:t>, algunos navegadores permitían regresar con:</w:t>
+        <w:t>Después del login, algunos navegadores permitían regresar con:</w:t>
       </w:r>
     </w:p>
     <w:p>
@@ -13303,15 +12253,7 @@
         <w:spacing w:line="360" w:lineRule="auto"/>
       </w:pPr>
       <w:r>
-        <w:t xml:space="preserve">mostrando nuevamente el </w:t>
-      </w:r>
-      <w:proofErr w:type="spellStart"/>
-      <w:r>
-        <w:t>login</w:t>
-      </w:r>
-      <w:proofErr w:type="spellEnd"/>
-      <w:r>
-        <w:t>.</w:t>
+        <w:t>mostrando nuevamente el login.</w:t>
       </w:r>
     </w:p>
     <w:p>
@@ -13351,46 +12293,97 @@
           <w:lang w:val="en-US"/>
         </w:rPr>
       </w:pPr>
-      <w:proofErr w:type="gramStart"/>
       <w:r>
         <w:rPr>
           <w:color w:val="002060"/>
           <w:lang w:val="en-US"/>
         </w:rPr>
-        <w:t>header(</w:t>
-      </w:r>
-      <w:proofErr w:type="gramEnd"/>
-      <w:r>
+        <w:t>header("Cache-Control: no-cache, no-store, must-revalidate");</w:t>
+      </w:r>
+    </w:p>
+    <w:p>
+      <w:pPr>
+        <w:spacing w:line="360" w:lineRule="auto"/>
         <w:rPr>
           <w:color w:val="002060"/>
           <w:lang w:val="en-US"/>
         </w:rPr>
-        <w:t>"Cache-Control: no-cache, no-store, must-revalidate");</w:t>
-      </w:r>
-    </w:p>
-    <w:p>
-      <w:pPr>
-        <w:spacing w:line="360" w:lineRule="auto"/>
+      </w:pPr>
+      <w:r>
         <w:rPr>
           <w:color w:val="002060"/>
           <w:lang w:val="en-US"/>
         </w:rPr>
-      </w:pPr>
-      <w:proofErr w:type="gramStart"/>
-      <w:r>
+        <w:t>header("Pragma: no-cache");</w:t>
+      </w:r>
+    </w:p>
+    <w:p>
+      <w:pPr>
+        <w:spacing w:line="360" w:lineRule="auto"/>
         <w:rPr>
           <w:color w:val="002060"/>
           <w:lang w:val="en-US"/>
         </w:rPr>
-        <w:t>header(</w:t>
-      </w:r>
-      <w:proofErr w:type="gramEnd"/>
+      </w:pPr>
       <w:r>
         <w:rPr>
           <w:color w:val="002060"/>
           <w:lang w:val="en-US"/>
         </w:rPr>
-        <w:t>"Pragma: no-cache");</w:t>
+        <w:t>header("Expires: 0");</w:t>
+      </w:r>
+    </w:p>
+    <w:p>
+      <w:pPr>
+        <w:spacing w:line="360" w:lineRule="auto"/>
+        <w:rPr>
+          <w:b/>
+          <w:bCs/>
+        </w:rPr>
+      </w:pPr>
+      <w:r>
+        <w:rPr>
+          <w:b/>
+          <w:bCs/>
+        </w:rPr>
+        <w:t>Función</w:t>
+      </w:r>
+    </w:p>
+    <w:p>
+      <w:pPr>
+        <w:spacing w:line="360" w:lineRule="auto"/>
+      </w:pPr>
+      <w:r>
+        <w:t>Evita que el navegador almacene páginas protegidas.</w:t>
+      </w:r>
+    </w:p>
+    <w:p>
+      <w:pPr>
+        <w:spacing w:line="360" w:lineRule="auto"/>
+      </w:pPr>
+    </w:p>
+    <w:p>
+      <w:pPr>
+        <w:spacing w:line="360" w:lineRule="auto"/>
+        <w:rPr>
+          <w:b/>
+          <w:bCs/>
+        </w:rPr>
+      </w:pPr>
+      <w:r>
+        <w:rPr>
+          <w:b/>
+          <w:bCs/>
+        </w:rPr>
+        <w:t>Solución 2: Bloqueo con JavaScript</w:t>
+      </w:r>
+    </w:p>
+    <w:p>
+      <w:pPr>
+        <w:spacing w:line="360" w:lineRule="auto"/>
+      </w:pPr>
+      <w:r>
+        <w:t>Código:</w:t>
       </w:r>
     </w:p>
     <w:p>
@@ -13401,21 +12394,98 @@
           <w:lang w:val="en-US"/>
         </w:rPr>
       </w:pPr>
-      <w:proofErr w:type="gramStart"/>
       <w:r>
         <w:rPr>
           <w:color w:val="002060"/>
           <w:lang w:val="en-US"/>
         </w:rPr>
-        <w:t>header(</w:t>
-      </w:r>
-      <w:proofErr w:type="gramEnd"/>
-      <w:r>
+        <w:t>&lt;script&gt;</w:t>
+      </w:r>
+    </w:p>
+    <w:p>
+      <w:pPr>
+        <w:spacing w:line="360" w:lineRule="auto"/>
         <w:rPr>
           <w:color w:val="002060"/>
           <w:lang w:val="en-US"/>
         </w:rPr>
-        <w:t>"Expires: 0");</w:t>
+      </w:pPr>
+      <w:r>
+        <w:rPr>
+          <w:color w:val="002060"/>
+          <w:lang w:val="en-US"/>
+        </w:rPr>
+        <w:t>history.pushState(null, null, location.href);</w:t>
+      </w:r>
+    </w:p>
+    <w:p>
+      <w:pPr>
+        <w:spacing w:line="360" w:lineRule="auto"/>
+        <w:rPr>
+          <w:color w:val="002060"/>
+          <w:lang w:val="en-US"/>
+        </w:rPr>
+      </w:pPr>
+    </w:p>
+    <w:p>
+      <w:pPr>
+        <w:spacing w:line="360" w:lineRule="auto"/>
+        <w:rPr>
+          <w:color w:val="002060"/>
+          <w:lang w:val="en-US"/>
+        </w:rPr>
+      </w:pPr>
+      <w:r>
+        <w:rPr>
+          <w:color w:val="002060"/>
+          <w:lang w:val="en-US"/>
+        </w:rPr>
+        <w:lastRenderedPageBreak/>
+        <w:t>window.onpopstate = function () {</w:t>
+      </w:r>
+    </w:p>
+    <w:p>
+      <w:pPr>
+        <w:spacing w:line="360" w:lineRule="auto"/>
+        <w:rPr>
+          <w:color w:val="002060"/>
+          <w:lang w:val="en-US"/>
+        </w:rPr>
+      </w:pPr>
+      <w:r>
+        <w:rPr>
+          <w:color w:val="002060"/>
+          <w:lang w:val="en-US"/>
+        </w:rPr>
+        <w:t xml:space="preserve">    history.go(1);</w:t>
+      </w:r>
+    </w:p>
+    <w:p>
+      <w:pPr>
+        <w:spacing w:line="360" w:lineRule="auto"/>
+        <w:rPr>
+          <w:color w:val="002060"/>
+        </w:rPr>
+      </w:pPr>
+      <w:r>
+        <w:rPr>
+          <w:color w:val="002060"/>
+        </w:rPr>
+        <w:t>};</w:t>
+      </w:r>
+    </w:p>
+    <w:p>
+      <w:pPr>
+        <w:spacing w:line="360" w:lineRule="auto"/>
+        <w:rPr>
+          <w:color w:val="002060"/>
+        </w:rPr>
+      </w:pPr>
+      <w:r>
+        <w:rPr>
+          <w:color w:val="002060"/>
+        </w:rPr>
+        <w:t>&lt;/script&gt;</w:t>
       </w:r>
     </w:p>
     <w:p>
@@ -13439,228 +12509,7 @@
         <w:spacing w:line="360" w:lineRule="auto"/>
       </w:pPr>
       <w:r>
-        <w:t>Evita que el navegador almacene páginas protegidas.</w:t>
-      </w:r>
-    </w:p>
-    <w:p>
-      <w:pPr>
-        <w:spacing w:line="360" w:lineRule="auto"/>
-      </w:pPr>
-    </w:p>
-    <w:p>
-      <w:pPr>
-        <w:spacing w:line="360" w:lineRule="auto"/>
-        <w:rPr>
-          <w:b/>
-          <w:bCs/>
-        </w:rPr>
-      </w:pPr>
-      <w:r>
-        <w:rPr>
-          <w:b/>
-          <w:bCs/>
-        </w:rPr>
-        <w:t>Solución 2: Bloqueo con JavaScript</w:t>
-      </w:r>
-    </w:p>
-    <w:p>
-      <w:pPr>
-        <w:spacing w:line="360" w:lineRule="auto"/>
-      </w:pPr>
-      <w:r>
-        <w:t>Código:</w:t>
-      </w:r>
-    </w:p>
-    <w:p>
-      <w:pPr>
-        <w:spacing w:line="360" w:lineRule="auto"/>
-        <w:rPr>
-          <w:color w:val="002060"/>
-          <w:lang w:val="en-US"/>
-        </w:rPr>
-      </w:pPr>
-      <w:r>
-        <w:rPr>
-          <w:color w:val="002060"/>
-          <w:lang w:val="en-US"/>
-        </w:rPr>
-        <w:t>&lt;script&gt;</w:t>
-      </w:r>
-    </w:p>
-    <w:p>
-      <w:pPr>
-        <w:spacing w:line="360" w:lineRule="auto"/>
-        <w:rPr>
-          <w:color w:val="002060"/>
-          <w:lang w:val="en-US"/>
-        </w:rPr>
-      </w:pPr>
-      <w:proofErr w:type="spellStart"/>
-      <w:proofErr w:type="gramStart"/>
-      <w:r>
-        <w:rPr>
-          <w:color w:val="002060"/>
-          <w:lang w:val="en-US"/>
-        </w:rPr>
-        <w:t>history.pushState</w:t>
-      </w:r>
-      <w:proofErr w:type="spellEnd"/>
-      <w:proofErr w:type="gramEnd"/>
-      <w:r>
-        <w:rPr>
-          <w:color w:val="002060"/>
-          <w:lang w:val="en-US"/>
-        </w:rPr>
-        <w:t xml:space="preserve">(null, null, </w:t>
-      </w:r>
-      <w:proofErr w:type="spellStart"/>
-      <w:proofErr w:type="gramStart"/>
-      <w:r>
-        <w:rPr>
-          <w:color w:val="002060"/>
-          <w:lang w:val="en-US"/>
-        </w:rPr>
-        <w:t>location.href</w:t>
-      </w:r>
-      <w:proofErr w:type="spellEnd"/>
-      <w:proofErr w:type="gramEnd"/>
-      <w:r>
-        <w:rPr>
-          <w:color w:val="002060"/>
-          <w:lang w:val="en-US"/>
-        </w:rPr>
-        <w:t>);</w:t>
-      </w:r>
-    </w:p>
-    <w:p>
-      <w:pPr>
-        <w:spacing w:line="360" w:lineRule="auto"/>
-        <w:rPr>
-          <w:color w:val="002060"/>
-          <w:lang w:val="en-US"/>
-        </w:rPr>
-      </w:pPr>
-    </w:p>
-    <w:p>
-      <w:pPr>
-        <w:spacing w:line="360" w:lineRule="auto"/>
-        <w:rPr>
-          <w:color w:val="002060"/>
-          <w:lang w:val="en-US"/>
-        </w:rPr>
-      </w:pPr>
-      <w:proofErr w:type="spellStart"/>
-      <w:proofErr w:type="gramStart"/>
-      <w:r>
-        <w:rPr>
-          <w:color w:val="002060"/>
-          <w:lang w:val="en-US"/>
-        </w:rPr>
-        <w:lastRenderedPageBreak/>
-        <w:t>window.onpopstate</w:t>
-      </w:r>
-      <w:proofErr w:type="spellEnd"/>
-      <w:proofErr w:type="gramEnd"/>
-      <w:r>
-        <w:rPr>
-          <w:color w:val="002060"/>
-          <w:lang w:val="en-US"/>
-        </w:rPr>
-        <w:t xml:space="preserve"> = function () {</w:t>
-      </w:r>
-    </w:p>
-    <w:p>
-      <w:pPr>
-        <w:spacing w:line="360" w:lineRule="auto"/>
-        <w:rPr>
-          <w:color w:val="002060"/>
-          <w:lang w:val="en-US"/>
-        </w:rPr>
-      </w:pPr>
-      <w:r>
-        <w:rPr>
-          <w:color w:val="002060"/>
-          <w:lang w:val="en-US"/>
-        </w:rPr>
-        <w:t xml:space="preserve">    </w:t>
-      </w:r>
-      <w:proofErr w:type="spellStart"/>
-      <w:proofErr w:type="gramStart"/>
-      <w:r>
-        <w:rPr>
-          <w:color w:val="002060"/>
-          <w:lang w:val="en-US"/>
-        </w:rPr>
-        <w:t>history.go</w:t>
-      </w:r>
-      <w:proofErr w:type="spellEnd"/>
-      <w:proofErr w:type="gramEnd"/>
-      <w:r>
-        <w:rPr>
-          <w:color w:val="002060"/>
-          <w:lang w:val="en-US"/>
-        </w:rPr>
-        <w:t>(1);</w:t>
-      </w:r>
-    </w:p>
-    <w:p>
-      <w:pPr>
-        <w:spacing w:line="360" w:lineRule="auto"/>
-        <w:rPr>
-          <w:color w:val="002060"/>
-        </w:rPr>
-      </w:pPr>
-      <w:r>
-        <w:rPr>
-          <w:color w:val="002060"/>
-        </w:rPr>
-        <w:t>};</w:t>
-      </w:r>
-    </w:p>
-    <w:p>
-      <w:pPr>
-        <w:spacing w:line="360" w:lineRule="auto"/>
-        <w:rPr>
-          <w:color w:val="002060"/>
-        </w:rPr>
-      </w:pPr>
-      <w:r>
-        <w:rPr>
-          <w:color w:val="002060"/>
-        </w:rPr>
-        <w:t>&lt;/script&gt;</w:t>
-      </w:r>
-    </w:p>
-    <w:p>
-      <w:pPr>
-        <w:spacing w:line="360" w:lineRule="auto"/>
-        <w:rPr>
-          <w:b/>
-          <w:bCs/>
-        </w:rPr>
-      </w:pPr>
-      <w:r>
-        <w:rPr>
-          <w:b/>
-          <w:bCs/>
-        </w:rPr>
-        <w:t>Función</w:t>
-      </w:r>
-    </w:p>
-    <w:p>
-      <w:pPr>
-        <w:spacing w:line="360" w:lineRule="auto"/>
-      </w:pPr>
-      <w:r>
-        <w:t xml:space="preserve">Impide regresar con flecha atrás al </w:t>
-      </w:r>
-      <w:proofErr w:type="spellStart"/>
-      <w:r>
-        <w:t>login</w:t>
-      </w:r>
-      <w:proofErr w:type="spellEnd"/>
-      <w:r>
-        <w:t>.</w:t>
+        <w:t>Impide regresar con flecha atrás al login.</w:t>
       </w:r>
     </w:p>
     <w:p>
@@ -13704,7 +12553,7 @@
       <w:pPr>
         <w:pStyle w:val="Ttulo2"/>
       </w:pPr>
-      <w:bookmarkStart w:id="29" w:name="_Toc229856625"/>
+      <w:bookmarkStart w:id="29" w:name="_Toc230710955"/>
       <w:r>
         <w:t>8.5 Roles de usuario</w:t>
       </w:r>
@@ -13951,7 +12800,7 @@
       <w:pPr>
         <w:pStyle w:val="Ttulo2"/>
       </w:pPr>
-      <w:bookmarkStart w:id="30" w:name="_Toc229856626"/>
+      <w:bookmarkStart w:id="30" w:name="_Toc230710956"/>
       <w:r>
         <w:t>8.6 Permisos por usuario</w:t>
       </w:r>
@@ -13978,11 +12827,9 @@
       <w:pPr>
         <w:spacing w:line="360" w:lineRule="auto"/>
       </w:pPr>
-      <w:proofErr w:type="spellStart"/>
       <w:r>
         <w:t>usuario_permiso</w:t>
       </w:r>
-      <w:proofErr w:type="spellEnd"/>
     </w:p>
     <w:p>
       <w:pPr>
@@ -14000,11 +12847,9 @@
         </w:numPr>
         <w:spacing w:line="360" w:lineRule="auto"/>
       </w:pPr>
-      <w:proofErr w:type="spellStart"/>
       <w:r>
         <w:t>agregar_producto</w:t>
       </w:r>
-      <w:proofErr w:type="spellEnd"/>
     </w:p>
     <w:p>
       <w:pPr>
@@ -14014,11 +12859,9 @@
         </w:numPr>
         <w:spacing w:line="360" w:lineRule="auto"/>
       </w:pPr>
-      <w:proofErr w:type="spellStart"/>
       <w:r>
         <w:t>eliminar_producto</w:t>
       </w:r>
-      <w:proofErr w:type="spellEnd"/>
     </w:p>
     <w:p>
       <w:pPr>
@@ -14028,11 +12871,9 @@
         </w:numPr>
         <w:spacing w:line="360" w:lineRule="auto"/>
       </w:pPr>
-      <w:proofErr w:type="spellStart"/>
       <w:r>
         <w:t>ver_productos</w:t>
       </w:r>
-      <w:proofErr w:type="spellEnd"/>
     </w:p>
     <w:p>
       <w:pPr>
@@ -14042,11 +12883,9 @@
         </w:numPr>
         <w:spacing w:line="360" w:lineRule="auto"/>
       </w:pPr>
-      <w:proofErr w:type="spellStart"/>
       <w:r>
         <w:t>punto_venta</w:t>
       </w:r>
-      <w:proofErr w:type="spellEnd"/>
     </w:p>
     <w:p>
       <w:pPr>
@@ -14056,11 +12895,9 @@
         </w:numPr>
         <w:spacing w:line="360" w:lineRule="auto"/>
       </w:pPr>
-      <w:proofErr w:type="spellStart"/>
       <w:r>
         <w:t>corte_dia</w:t>
       </w:r>
-      <w:proofErr w:type="spellEnd"/>
     </w:p>
     <w:p>
       <w:pPr>
@@ -14070,11 +12907,9 @@
         </w:numPr>
         <w:spacing w:line="360" w:lineRule="auto"/>
       </w:pPr>
-      <w:proofErr w:type="spellStart"/>
       <w:r>
         <w:t>ver_ganancias</w:t>
       </w:r>
-      <w:proofErr w:type="spellEnd"/>
     </w:p>
     <w:p>
       <w:pPr>
@@ -14114,11 +12949,9 @@
       <w:pPr>
         <w:spacing w:line="360" w:lineRule="auto"/>
       </w:pPr>
-      <w:proofErr w:type="spellStart"/>
       <w:r>
         <w:t>permisos.php</w:t>
       </w:r>
-      <w:proofErr w:type="spellEnd"/>
     </w:p>
     <w:p>
       <w:pPr>
@@ -14132,163 +12965,33 @@
       <w:pPr>
         <w:spacing w:line="360" w:lineRule="auto"/>
       </w:pPr>
-      <w:proofErr w:type="spellStart"/>
-      <w:proofErr w:type="gramStart"/>
       <w:r>
         <w:rPr>
           <w:color w:val="002060"/>
         </w:rPr>
-        <w:t>tienePermiso</w:t>
-      </w:r>
-      <w:proofErr w:type="spellEnd"/>
-      <w:r>
+        <w:t>tienePermiso($conexion, $id_usuario, "punto_venta")</w:t>
+      </w:r>
+    </w:p>
+    <w:p>
+      <w:pPr>
+        <w:spacing w:line="360" w:lineRule="auto"/>
+      </w:pPr>
+      <w:r>
+        <w:t>Ejemplo:</w:t>
+      </w:r>
+    </w:p>
+    <w:p>
+      <w:pPr>
+        <w:spacing w:line="360" w:lineRule="auto"/>
         <w:rPr>
           <w:color w:val="002060"/>
         </w:rPr>
-        <w:t>(</w:t>
-      </w:r>
-      <w:proofErr w:type="gramEnd"/>
+      </w:pPr>
       <w:r>
         <w:rPr>
           <w:color w:val="002060"/>
         </w:rPr>
-        <w:t>$</w:t>
-      </w:r>
-      <w:proofErr w:type="spellStart"/>
-      <w:r>
-        <w:rPr>
-          <w:color w:val="002060"/>
-        </w:rPr>
-        <w:t>conexion</w:t>
-      </w:r>
-      <w:proofErr w:type="spellEnd"/>
-      <w:r>
-        <w:rPr>
-          <w:color w:val="002060"/>
-        </w:rPr>
-        <w:t>, $</w:t>
-      </w:r>
-      <w:proofErr w:type="spellStart"/>
-      <w:r>
-        <w:rPr>
-          <w:color w:val="002060"/>
-        </w:rPr>
-        <w:t>id_usuario</w:t>
-      </w:r>
-      <w:proofErr w:type="spellEnd"/>
-      <w:r>
-        <w:rPr>
-          <w:color w:val="002060"/>
-        </w:rPr>
-        <w:t>, "</w:t>
-      </w:r>
-      <w:proofErr w:type="spellStart"/>
-      <w:r>
-        <w:rPr>
-          <w:color w:val="002060"/>
-        </w:rPr>
-        <w:t>punto_venta</w:t>
-      </w:r>
-      <w:proofErr w:type="spellEnd"/>
-      <w:r>
-        <w:rPr>
-          <w:color w:val="002060"/>
-        </w:rPr>
-        <w:t>")</w:t>
-      </w:r>
-    </w:p>
-    <w:p>
-      <w:pPr>
-        <w:spacing w:line="360" w:lineRule="auto"/>
-      </w:pPr>
-      <w:r>
-        <w:t>Ejemplo:</w:t>
-      </w:r>
-    </w:p>
-    <w:p>
-      <w:pPr>
-        <w:spacing w:line="360" w:lineRule="auto"/>
-        <w:rPr>
-          <w:color w:val="002060"/>
-        </w:rPr>
-      </w:pPr>
-      <w:proofErr w:type="spellStart"/>
-      <w:r>
-        <w:rPr>
-          <w:color w:val="002060"/>
-        </w:rPr>
-        <w:t>if</w:t>
-      </w:r>
-      <w:proofErr w:type="spellEnd"/>
-      <w:r>
-        <w:rPr>
-          <w:color w:val="002060"/>
-        </w:rPr>
-        <w:t xml:space="preserve"> (</w:t>
-      </w:r>
-      <w:proofErr w:type="spellStart"/>
-      <w:proofErr w:type="gramStart"/>
-      <w:r>
-        <w:rPr>
-          <w:color w:val="002060"/>
-        </w:rPr>
-        <w:t>tienePermiso</w:t>
-      </w:r>
-      <w:proofErr w:type="spellEnd"/>
-      <w:r>
-        <w:rPr>
-          <w:color w:val="002060"/>
-        </w:rPr>
-        <w:t>(</w:t>
-      </w:r>
-      <w:proofErr w:type="gramEnd"/>
-      <w:r>
-        <w:rPr>
-          <w:color w:val="002060"/>
-        </w:rPr>
-        <w:t>$</w:t>
-      </w:r>
-      <w:proofErr w:type="spellStart"/>
-      <w:r>
-        <w:rPr>
-          <w:color w:val="002060"/>
-        </w:rPr>
-        <w:t>conexion</w:t>
-      </w:r>
-      <w:proofErr w:type="spellEnd"/>
-      <w:r>
-        <w:rPr>
-          <w:color w:val="002060"/>
-        </w:rPr>
-        <w:t>, $_SESSION['</w:t>
-      </w:r>
-      <w:proofErr w:type="spellStart"/>
-      <w:r>
-        <w:rPr>
-          <w:color w:val="002060"/>
-        </w:rPr>
-        <w:t>id_usuario</w:t>
-      </w:r>
-      <w:proofErr w:type="spellEnd"/>
-      <w:r>
-        <w:rPr>
-          <w:color w:val="002060"/>
-        </w:rPr>
-        <w:t>'], "</w:t>
-      </w:r>
-      <w:proofErr w:type="spellStart"/>
-      <w:r>
-        <w:rPr>
-          <w:color w:val="002060"/>
-        </w:rPr>
-        <w:t>ver_ganancias</w:t>
-      </w:r>
-      <w:proofErr w:type="spellEnd"/>
-      <w:r>
-        <w:rPr>
-          <w:color w:val="002060"/>
-        </w:rPr>
-        <w:t>")) {</w:t>
+        <w:t>if (tienePermiso($conexion, $_SESSION['id_usuario'], "ver_ganancias")) {</w:t>
       </w:r>
     </w:p>
     <w:p>
@@ -14340,7 +13043,7 @@
       <w:pPr>
         <w:pStyle w:val="Ttulo2"/>
       </w:pPr>
-      <w:bookmarkStart w:id="31" w:name="_Toc229856627"/>
+      <w:bookmarkStart w:id="31" w:name="_Toc230710957"/>
       <w:r>
         <w:lastRenderedPageBreak/>
         <w:t>8.7 Protección de módulos</w:t>
@@ -14404,42 +13107,16 @@
       <w:pPr>
         <w:spacing w:line="360" w:lineRule="auto"/>
       </w:pPr>
-      <w:proofErr w:type="spellStart"/>
-      <w:r>
-        <w:t>include</w:t>
-      </w:r>
-      <w:proofErr w:type="spellEnd"/>
-      <w:r>
-        <w:t>("../controlador/</w:t>
-      </w:r>
-      <w:proofErr w:type="spellStart"/>
-      <w:r>
-        <w:t>seguridad.php</w:t>
-      </w:r>
-      <w:proofErr w:type="spellEnd"/>
-      <w:r>
-        <w:t>");</w:t>
-      </w:r>
-    </w:p>
-    <w:p>
-      <w:pPr>
-        <w:spacing w:line="360" w:lineRule="auto"/>
-      </w:pPr>
-      <w:proofErr w:type="spellStart"/>
-      <w:r>
-        <w:t>include</w:t>
-      </w:r>
-      <w:proofErr w:type="spellEnd"/>
-      <w:r>
-        <w:t>("../controlador/</w:t>
-      </w:r>
-      <w:proofErr w:type="spellStart"/>
-      <w:r>
-        <w:t>permisos.php</w:t>
-      </w:r>
-      <w:proofErr w:type="spellEnd"/>
-      <w:r>
-        <w:t>");</w:t>
+      <w:r>
+        <w:t>include("../controlador/seguridad.php");</w:t>
+      </w:r>
+    </w:p>
+    <w:p>
+      <w:pPr>
+        <w:spacing w:line="360" w:lineRule="auto"/>
+      </w:pPr>
+      <w:r>
+        <w:t>include("../controlador/permisos.php");</w:t>
       </w:r>
     </w:p>
     <w:p>
@@ -14508,7 +13185,7 @@
       <w:pPr>
         <w:pStyle w:val="Ttulo2"/>
       </w:pPr>
-      <w:bookmarkStart w:id="32" w:name="_Toc229856628"/>
+      <w:bookmarkStart w:id="32" w:name="_Toc230710958"/>
       <w:r>
         <w:t>8.8 Beneficios de seguridad implementada</w:t>
       </w:r>
@@ -14626,7 +13303,7 @@
       <w:pPr>
         <w:pStyle w:val="Ttulo1"/>
       </w:pPr>
-      <w:bookmarkStart w:id="33" w:name="_Toc229856629"/>
+      <w:bookmarkStart w:id="33" w:name="_Toc230710959"/>
       <w:r>
         <w:lastRenderedPageBreak/>
         <w:t>9. Acceso móvil</w:t>
@@ -14645,7 +13322,6 @@
       <w:r>
         <w:t xml:space="preserve">Con el fin de permitir el acceso al sistema desde dispositivos móviles y realizar pruebas externas, se utilizó la herramienta </w:t>
       </w:r>
-      <w:proofErr w:type="spellStart"/>
       <w:r>
         <w:rPr>
           <w:b/>
@@ -14653,7 +13329,6 @@
         </w:rPr>
         <w:t>ngrok</w:t>
       </w:r>
-      <w:proofErr w:type="spellEnd"/>
       <w:r>
         <w:t>.</w:t>
       </w:r>
@@ -14662,29 +13337,16 @@
       <w:pPr>
         <w:spacing w:line="360" w:lineRule="auto"/>
       </w:pPr>
-      <w:proofErr w:type="spellStart"/>
-      <w:r>
-        <w:t>Ngrok</w:t>
-      </w:r>
-      <w:proofErr w:type="spellEnd"/>
-      <w:r>
-        <w:t xml:space="preserve"> permite exponer un servidor local a internet mediante una URL pública temporal.</w:t>
-      </w:r>
-    </w:p>
-    <w:p>
-      <w:pPr>
-        <w:spacing w:line="360" w:lineRule="auto"/>
-      </w:pPr>
-      <w:r>
-        <w:t xml:space="preserve">Esto hizo posible acceder al sistema de inventario desde cualquier dispositivo, incluyendo celulares y </w:t>
-      </w:r>
-      <w:proofErr w:type="spellStart"/>
-      <w:r>
-        <w:t>tablets</w:t>
-      </w:r>
-      <w:proofErr w:type="spellEnd"/>
-      <w:r>
-        <w:t>.</w:t>
+      <w:r>
+        <w:t>Ngrok permite exponer un servidor local a internet mediante una URL pública temporal.</w:t>
+      </w:r>
+    </w:p>
+    <w:p>
+      <w:pPr>
+        <w:spacing w:line="360" w:lineRule="auto"/>
+      </w:pPr>
+      <w:r>
+        <w:t>Esto hizo posible acceder al sistema de inventario desde cualquier dispositivo, incluyendo celulares y tablets.</w:t>
       </w:r>
     </w:p>
     <w:p>
@@ -14705,52 +13367,126 @@
           <w:b/>
           <w:bCs/>
         </w:rPr>
-        <w:t xml:space="preserve">¿Qué es </w:t>
-      </w:r>
-      <w:proofErr w:type="spellStart"/>
-      <w:r>
+        <w:t>¿Qué es ngrok?</w:t>
+      </w:r>
+    </w:p>
+    <w:p>
+      <w:pPr>
+        <w:spacing w:line="360" w:lineRule="auto"/>
+      </w:pPr>
+      <w:r>
+        <w:t>Ngrok es una herramienta que crea un túnel seguro entre internet y el servidor local.</w:t>
+      </w:r>
+    </w:p>
+    <w:p>
+      <w:pPr>
+        <w:spacing w:line="360" w:lineRule="auto"/>
+      </w:pPr>
+      <w:r>
+        <w:t>En este proyecto se utilizó para exponer el servidor local de XAMPP.</w:t>
+      </w:r>
+    </w:p>
+    <w:p>
+      <w:pPr>
+        <w:spacing w:line="360" w:lineRule="auto"/>
+      </w:pPr>
+      <w:r>
+        <w:t>Servidor local:</w:t>
+      </w:r>
+    </w:p>
+    <w:p>
+      <w:pPr>
+        <w:spacing w:line="360" w:lineRule="auto"/>
+        <w:rPr>
+          <w:color w:val="002060"/>
+        </w:rPr>
+      </w:pPr>
+      <w:r>
+        <w:rPr>
+          <w:color w:val="002060"/>
+        </w:rPr>
+        <w:t>localhost</w:t>
+      </w:r>
+    </w:p>
+    <w:p>
+      <w:pPr>
+        <w:spacing w:line="360" w:lineRule="auto"/>
+      </w:pPr>
+      <w:r>
+        <w:t>Proyecto:</w:t>
+      </w:r>
+    </w:p>
+    <w:p>
+      <w:pPr>
+        <w:spacing w:line="360" w:lineRule="auto"/>
+        <w:rPr>
+          <w:color w:val="002060"/>
+        </w:rPr>
+      </w:pPr>
+      <w:r>
+        <w:rPr>
+          <w:color w:val="002060"/>
+        </w:rPr>
+        <w:t>http://localhost/proyecto</w:t>
+      </w:r>
+    </w:p>
+    <w:p>
+      <w:pPr>
+        <w:spacing w:line="360" w:lineRule="auto"/>
+      </w:pPr>
+      <w:r>
+        <w:t>Ngrok transforma esta dirección local en una URL pública.</w:t>
+      </w:r>
+    </w:p>
+    <w:p>
+      <w:pPr>
+        <w:spacing w:line="360" w:lineRule="auto"/>
+      </w:pPr>
+      <w:r>
+        <w:t>Ejemplo:</w:t>
+      </w:r>
+    </w:p>
+    <w:p>
+      <w:pPr>
+        <w:spacing w:line="360" w:lineRule="auto"/>
+        <w:rPr>
+          <w:color w:val="002060"/>
+        </w:rPr>
+      </w:pPr>
+      <w:r>
+        <w:rPr>
+          <w:color w:val="002060"/>
+        </w:rPr>
+        <w:t>https://abc123.ngrok-free.app</w:t>
+      </w:r>
+    </w:p>
+    <w:p>
+      <w:pPr>
+        <w:spacing w:line="360" w:lineRule="auto"/>
+      </w:pPr>
+    </w:p>
+    <w:p>
+      <w:pPr>
+        <w:spacing w:line="360" w:lineRule="auto"/>
         <w:rPr>
           <w:b/>
           <w:bCs/>
         </w:rPr>
-        <w:t>ngrok</w:t>
-      </w:r>
-      <w:proofErr w:type="spellEnd"/>
+      </w:pPr>
       <w:r>
         <w:rPr>
           <w:b/>
           <w:bCs/>
         </w:rPr>
-        <w:t>?</w:t>
-      </w:r>
-    </w:p>
-    <w:p>
-      <w:pPr>
-        <w:spacing w:line="360" w:lineRule="auto"/>
-      </w:pPr>
-      <w:proofErr w:type="spellStart"/>
-      <w:r>
-        <w:t>Ngrok</w:t>
-      </w:r>
-      <w:proofErr w:type="spellEnd"/>
-      <w:r>
-        <w:t xml:space="preserve"> es una herramienta que crea un túnel seguro entre internet y el servidor local.</w:t>
-      </w:r>
-    </w:p>
-    <w:p>
-      <w:pPr>
-        <w:spacing w:line="360" w:lineRule="auto"/>
-      </w:pPr>
-      <w:r>
-        <w:t>En este proyecto se utilizó para exponer el servidor local de XAMPP.</w:t>
-      </w:r>
-    </w:p>
-    <w:p>
-      <w:pPr>
-        <w:spacing w:line="360" w:lineRule="auto"/>
-      </w:pPr>
-      <w:r>
-        <w:t>Servidor local:</w:t>
+        <w:t>Comando utilizado</w:t>
+      </w:r>
+    </w:p>
+    <w:p>
+      <w:pPr>
+        <w:spacing w:line="360" w:lineRule="auto"/>
+      </w:pPr>
+      <w:r>
+        <w:t>Para exponer el proyecto se ejecutó:</w:t>
       </w:r>
     </w:p>
     <w:p>
@@ -14764,115 +13500,7 @@
         <w:rPr>
           <w:color w:val="002060"/>
         </w:rPr>
-        <w:t>localhost</w:t>
-      </w:r>
-    </w:p>
-    <w:p>
-      <w:pPr>
-        <w:spacing w:line="360" w:lineRule="auto"/>
-      </w:pPr>
-      <w:r>
-        <w:t>Proyecto:</w:t>
-      </w:r>
-    </w:p>
-    <w:p>
-      <w:pPr>
-        <w:spacing w:line="360" w:lineRule="auto"/>
-        <w:rPr>
-          <w:color w:val="002060"/>
-        </w:rPr>
-      </w:pPr>
-      <w:r>
-        <w:rPr>
-          <w:color w:val="002060"/>
-        </w:rPr>
-        <w:t>http://localhost/proyecto</w:t>
-      </w:r>
-    </w:p>
-    <w:p>
-      <w:pPr>
-        <w:spacing w:line="360" w:lineRule="auto"/>
-      </w:pPr>
-      <w:proofErr w:type="spellStart"/>
-      <w:r>
-        <w:t>Ngrok</w:t>
-      </w:r>
-      <w:proofErr w:type="spellEnd"/>
-      <w:r>
-        <w:t xml:space="preserve"> transforma esta dirección local en una URL pública.</w:t>
-      </w:r>
-    </w:p>
-    <w:p>
-      <w:pPr>
-        <w:spacing w:line="360" w:lineRule="auto"/>
-      </w:pPr>
-      <w:r>
-        <w:t>Ejemplo:</w:t>
-      </w:r>
-    </w:p>
-    <w:p>
-      <w:pPr>
-        <w:spacing w:line="360" w:lineRule="auto"/>
-        <w:rPr>
-          <w:color w:val="002060"/>
-        </w:rPr>
-      </w:pPr>
-      <w:r>
-        <w:rPr>
-          <w:color w:val="002060"/>
-        </w:rPr>
-        <w:t>https://abc123.ngrok-free.app</w:t>
-      </w:r>
-    </w:p>
-    <w:p>
-      <w:pPr>
-        <w:spacing w:line="360" w:lineRule="auto"/>
-      </w:pPr>
-    </w:p>
-    <w:p>
-      <w:pPr>
-        <w:spacing w:line="360" w:lineRule="auto"/>
-        <w:rPr>
-          <w:b/>
-          <w:bCs/>
-        </w:rPr>
-      </w:pPr>
-      <w:r>
-        <w:rPr>
-          <w:b/>
-          <w:bCs/>
-        </w:rPr>
-        <w:t>Comando utilizado</w:t>
-      </w:r>
-    </w:p>
-    <w:p>
-      <w:pPr>
-        <w:spacing w:line="360" w:lineRule="auto"/>
-      </w:pPr>
-      <w:r>
-        <w:t>Para exponer el proyecto se ejecutó:</w:t>
-      </w:r>
-    </w:p>
-    <w:p>
-      <w:pPr>
-        <w:spacing w:line="360" w:lineRule="auto"/>
-        <w:rPr>
-          <w:color w:val="002060"/>
-        </w:rPr>
-      </w:pPr>
-      <w:proofErr w:type="spellStart"/>
-      <w:r>
-        <w:rPr>
-          <w:color w:val="002060"/>
-        </w:rPr>
-        <w:t>ngrok</w:t>
-      </w:r>
-      <w:proofErr w:type="spellEnd"/>
-      <w:r>
-        <w:rPr>
-          <w:color w:val="002060"/>
-        </w:rPr>
-        <w:t xml:space="preserve"> http 80</w:t>
+        <w:t>ngrok http 80</w:t>
       </w:r>
     </w:p>
     <w:p>
@@ -14948,7 +13576,7 @@
       <w:pPr>
         <w:pStyle w:val="Ttulo2"/>
       </w:pPr>
-      <w:bookmarkStart w:id="34" w:name="_Toc229856630"/>
+      <w:bookmarkStart w:id="34" w:name="_Toc230710960"/>
       <w:r>
         <w:lastRenderedPageBreak/>
         <w:t xml:space="preserve">9.1 </w:t>
@@ -15033,15 +13661,7 @@
         <w:spacing w:line="360" w:lineRule="auto"/>
       </w:pPr>
       <w:r>
-        <w:t xml:space="preserve">Se ejecutó </w:t>
-      </w:r>
-      <w:proofErr w:type="spellStart"/>
-      <w:r>
-        <w:t>ngrok</w:t>
-      </w:r>
-      <w:proofErr w:type="spellEnd"/>
-      <w:r>
-        <w:t xml:space="preserve"> desde consola.</w:t>
+        <w:t>Se ejecutó ngrok desde consola.</w:t>
       </w:r>
     </w:p>
     <w:p>
@@ -15059,19 +13679,11 @@
           <w:color w:val="002060"/>
         </w:rPr>
       </w:pPr>
-      <w:proofErr w:type="spellStart"/>
       <w:r>
         <w:rPr>
           <w:color w:val="002060"/>
         </w:rPr>
-        <w:t>ngrok</w:t>
-      </w:r>
-      <w:proofErr w:type="spellEnd"/>
-      <w:r>
-        <w:rPr>
-          <w:color w:val="002060"/>
-        </w:rPr>
-        <w:t xml:space="preserve"> http 80</w:t>
+        <w:t>ngrok http 80</w:t>
       </w:r>
     </w:p>
     <w:p>
@@ -15099,13 +13711,8 @@
       <w:pPr>
         <w:spacing w:line="360" w:lineRule="auto"/>
       </w:pPr>
-      <w:proofErr w:type="spellStart"/>
-      <w:r>
-        <w:t>Ngrok</w:t>
-      </w:r>
-      <w:proofErr w:type="spellEnd"/>
-      <w:r>
-        <w:t xml:space="preserve"> genera una URL similar a:</w:t>
+      <w:r>
+        <w:t>Ngrok genera una URL similar a:</w:t>
       </w:r>
     </w:p>
     <w:p>
@@ -15208,22 +13815,22 @@
         <w:rPr>
           <w:color w:val="002060"/>
         </w:rPr>
-        <w:t xml:space="preserve">ESTE FUE NUESTRO </w:t>
-      </w:r>
-      <w:proofErr w:type="gramStart"/>
-      <w:r>
+        <w:t>ESTE FUE NUESTRO URL:</w:t>
+      </w:r>
+      <w:r>
+        <w:rPr>
+          <w:color w:val="EE0000"/>
+        </w:rPr>
+        <w:t>https://uncloak-system-cathedral.ngrok-free.dev/proyecto/vista/login.php</w:t>
+      </w:r>
+    </w:p>
+    <w:p>
+      <w:pPr>
+        <w:spacing w:line="360" w:lineRule="auto"/>
         <w:rPr>
           <w:color w:val="002060"/>
         </w:rPr>
-        <w:t>URL:</w:t>
-      </w:r>
-      <w:r>
-        <w:rPr>
-          <w:color w:val="EE0000"/>
-        </w:rPr>
-        <w:t>https://uncloak-system-cathedral.ngrok-free.dev/proyecto/vista/login.php</w:t>
-      </w:r>
-      <w:proofErr w:type="gramEnd"/>
+      </w:pPr>
     </w:p>
     <w:p>
       <w:pPr>
@@ -15259,17 +13866,9 @@
     </w:p>
     <w:p>
       <w:pPr>
-        <w:spacing w:line="360" w:lineRule="auto"/>
-        <w:rPr>
-          <w:color w:val="002060"/>
-        </w:rPr>
-      </w:pPr>
-    </w:p>
-    <w:p>
-      <w:pPr>
         <w:pStyle w:val="Ttulo2"/>
       </w:pPr>
-      <w:bookmarkStart w:id="35" w:name="_Toc229856631"/>
+      <w:bookmarkStart w:id="35" w:name="_Toc230710961"/>
       <w:r>
         <w:lastRenderedPageBreak/>
         <w:t xml:space="preserve">9.2 </w:t>
@@ -15285,15 +13884,7 @@
         <w:spacing w:line="360" w:lineRule="auto"/>
       </w:pPr>
       <w:r>
-        <w:t xml:space="preserve">El uso de </w:t>
-      </w:r>
-      <w:proofErr w:type="spellStart"/>
-      <w:r>
-        <w:t>ngrok</w:t>
-      </w:r>
-      <w:proofErr w:type="spellEnd"/>
-      <w:r>
-        <w:t xml:space="preserve"> permitió:</w:t>
+        <w:t>El uso de ngrok permitió:</w:t>
       </w:r>
     </w:p>
     <w:p>
@@ -15352,11 +13943,9 @@
         </w:numPr>
         <w:spacing w:line="360" w:lineRule="auto"/>
       </w:pPr>
-      <w:proofErr w:type="spellStart"/>
       <w:r>
         <w:t>tablet</w:t>
       </w:r>
-      <w:proofErr w:type="spellEnd"/>
     </w:p>
     <w:p>
       <w:pPr>
@@ -15403,13 +13992,8 @@
         </w:numPr>
         <w:spacing w:line="360" w:lineRule="auto"/>
       </w:pPr>
-      <w:proofErr w:type="spellStart"/>
-      <w:r>
-        <w:t>login</w:t>
-      </w:r>
-      <w:proofErr w:type="spellEnd"/>
-      <w:r>
-        <w:t xml:space="preserve"> móvil</w:t>
+      <w:r>
+        <w:t>login móvil</w:t>
       </w:r>
     </w:p>
     <w:p>
@@ -15432,13 +14016,8 @@
         </w:numPr>
         <w:spacing w:line="360" w:lineRule="auto"/>
       </w:pPr>
-      <w:proofErr w:type="spellStart"/>
-      <w:r>
-        <w:t>dashboard</w:t>
-      </w:r>
-      <w:proofErr w:type="spellEnd"/>
-      <w:r>
-        <w:t xml:space="preserve"> responsivo</w:t>
+      <w:r>
+        <w:t>dashboard responsivo</w:t>
       </w:r>
     </w:p>
     <w:p>
@@ -15514,11 +14093,9 @@
         </w:numPr>
         <w:spacing w:line="360" w:lineRule="auto"/>
       </w:pPr>
-      <w:proofErr w:type="spellStart"/>
       <w:r>
         <w:t>testers</w:t>
       </w:r>
-      <w:proofErr w:type="spellEnd"/>
     </w:p>
     <w:p>
       <w:pPr>
@@ -15537,7 +14114,7 @@
       <w:pPr>
         <w:pStyle w:val="Ttulo2"/>
       </w:pPr>
-      <w:bookmarkStart w:id="36" w:name="_Toc229856632"/>
+      <w:bookmarkStart w:id="36" w:name="_Toc230710962"/>
       <w:r>
         <w:t xml:space="preserve">9.3 </w:t>
       </w:r>
@@ -15551,13 +14128,8 @@
       <w:pPr>
         <w:spacing w:line="360" w:lineRule="auto"/>
       </w:pPr>
-      <w:proofErr w:type="spellStart"/>
-      <w:r>
-        <w:t>Ngrok</w:t>
-      </w:r>
-      <w:proofErr w:type="spellEnd"/>
-      <w:r>
-        <w:t xml:space="preserve"> facilitó:</w:t>
+      <w:r>
+        <w:t>Ngrok facilitó:</w:t>
       </w:r>
     </w:p>
     <w:p>
@@ -15605,7 +14177,7 @@
       <w:pPr>
         <w:pStyle w:val="Ttulo2"/>
       </w:pPr>
-      <w:bookmarkStart w:id="37" w:name="_Toc229856633"/>
+      <w:bookmarkStart w:id="37" w:name="_Toc230710963"/>
       <w:r>
         <w:t xml:space="preserve">3.4 </w:t>
       </w:r>
@@ -15659,13 +14231,8 @@
       <w:pPr>
         <w:spacing w:line="360" w:lineRule="auto"/>
       </w:pPr>
-      <w:proofErr w:type="spellStart"/>
-      <w:r>
-        <w:t>ngrok</w:t>
-      </w:r>
-      <w:proofErr w:type="spellEnd"/>
-      <w:r>
-        <w:t xml:space="preserve"> genera una nueva URL cada vez que se ejecuta.</w:t>
+      <w:r>
+        <w:t>ngrok genera una nueva URL cada vez que se ejecuta.</w:t>
       </w:r>
     </w:p>
     <w:p>
@@ -15677,7 +14244,7 @@
       <w:pPr>
         <w:pStyle w:val="Ttulo2"/>
       </w:pPr>
-      <w:bookmarkStart w:id="38" w:name="_Toc229856634"/>
+      <w:bookmarkStart w:id="38" w:name="_Toc230710964"/>
       <w:r>
         <w:t xml:space="preserve">9.5 </w:t>
       </w:r>
@@ -15711,11 +14278,9 @@
         </w:numPr>
         <w:spacing w:line="360" w:lineRule="auto"/>
       </w:pPr>
-      <w:proofErr w:type="spellStart"/>
       <w:r>
         <w:t>InfinityFree</w:t>
       </w:r>
-      <w:proofErr w:type="spellEnd"/>
     </w:p>
     <w:p>
       <w:pPr>
@@ -15737,11 +14302,9 @@
         </w:numPr>
         <w:spacing w:line="360" w:lineRule="auto"/>
       </w:pPr>
-      <w:proofErr w:type="spellStart"/>
       <w:r>
         <w:t>Railway</w:t>
       </w:r>
-      <w:proofErr w:type="spellEnd"/>
     </w:p>
     <w:p>
       <w:pPr>
@@ -15769,15 +14332,7 @@
         <w:spacing w:line="360" w:lineRule="auto"/>
       </w:pPr>
       <w:r>
-        <w:t xml:space="preserve">Se logró acceder exitosamente al sistema de inventario desde dispositivos móviles mediante una URL pública generada por </w:t>
-      </w:r>
-      <w:proofErr w:type="spellStart"/>
-      <w:r>
-        <w:t>ngrok</w:t>
-      </w:r>
-      <w:proofErr w:type="spellEnd"/>
-      <w:r>
-        <w:t>.</w:t>
+        <w:t>Se logró acceder exitosamente al sistema de inventario desde dispositivos móviles mediante una URL pública generada por ngrok.</w:t>
       </w:r>
     </w:p>
     <w:p>
@@ -15802,7 +14357,7 @@
       <w:pPr>
         <w:pStyle w:val="Ttulo1"/>
       </w:pPr>
-      <w:bookmarkStart w:id="39" w:name="_Toc229856635"/>
+      <w:bookmarkStart w:id="39" w:name="_Toc230710965"/>
       <w:r>
         <w:lastRenderedPageBreak/>
         <w:t>1</w:t>
@@ -15818,97 +14373,169 @@
     <w:p/>
     <w:p>
       <w:pPr>
-        <w:spacing w:line="360" w:lineRule="auto"/>
-        <w:jc w:val="left"/>
-      </w:pPr>
-      <w:r>
-        <w:t>Lista:</w:t>
-      </w:r>
-    </w:p>
-    <w:p>
-      <w:pPr>
-        <w:numPr>
-          <w:ilvl w:val="0"/>
-          <w:numId w:val="73"/>
-        </w:numPr>
-        <w:spacing w:line="360" w:lineRule="auto"/>
-        <w:jc w:val="left"/>
-      </w:pPr>
-      <w:r>
-        <w:t xml:space="preserve">sistema funcional </w:t>
-      </w:r>
-    </w:p>
-    <w:p>
-      <w:pPr>
-        <w:numPr>
-          <w:ilvl w:val="0"/>
-          <w:numId w:val="73"/>
-        </w:numPr>
-        <w:spacing w:line="360" w:lineRule="auto"/>
-        <w:jc w:val="left"/>
-      </w:pPr>
-      <w:r>
-        <w:t xml:space="preserve">control inventario </w:t>
-      </w:r>
-    </w:p>
-    <w:p>
-      <w:pPr>
-        <w:numPr>
-          <w:ilvl w:val="0"/>
-          <w:numId w:val="73"/>
-        </w:numPr>
-        <w:spacing w:line="360" w:lineRule="auto"/>
-        <w:jc w:val="left"/>
-      </w:pPr>
-      <w:r>
-        <w:t xml:space="preserve">control ventas </w:t>
-      </w:r>
-    </w:p>
-    <w:p>
-      <w:pPr>
-        <w:numPr>
-          <w:ilvl w:val="0"/>
-          <w:numId w:val="73"/>
-        </w:numPr>
-        <w:spacing w:line="360" w:lineRule="auto"/>
-        <w:jc w:val="left"/>
-      </w:pPr>
-      <w:r>
-        <w:t xml:space="preserve">ganancias </w:t>
-      </w:r>
-    </w:p>
-    <w:p>
-      <w:pPr>
-        <w:numPr>
-          <w:ilvl w:val="0"/>
-          <w:numId w:val="73"/>
-        </w:numPr>
-        <w:spacing w:line="360" w:lineRule="auto"/>
-        <w:jc w:val="left"/>
-      </w:pPr>
-      <w:r>
-        <w:t xml:space="preserve">acceso móvil </w:t>
-      </w:r>
-    </w:p>
-    <w:p>
-      <w:pPr>
-        <w:numPr>
-          <w:ilvl w:val="0"/>
-          <w:numId w:val="73"/>
-        </w:numPr>
-        <w:spacing w:line="360" w:lineRule="auto"/>
-        <w:jc w:val="left"/>
-      </w:pPr>
-      <w:r>
-        <w:t>usuarios y permisos</w:t>
-      </w:r>
-    </w:p>
-    <w:p>
-      <w:pPr>
         <w:spacing w:after="160" w:line="259" w:lineRule="auto"/>
         <w:jc w:val="left"/>
       </w:pPr>
       <w:r>
+        <w:t>Al finalizar el proyecto se obtuvo un sistema funcional de inventario y punto de venta, capaz de administrar productos, registrar ventas, generar tickets, controlar usuarios y consultar reportes administrativos.</w:t>
+      </w:r>
+    </w:p>
+    <w:p>
+      <w:pPr>
+        <w:spacing w:after="160" w:line="259" w:lineRule="auto"/>
+        <w:jc w:val="left"/>
+      </w:pPr>
+    </w:p>
+    <w:p>
+      <w:pPr>
+        <w:spacing w:after="160" w:line="259" w:lineRule="auto"/>
+        <w:jc w:val="left"/>
+      </w:pPr>
+      <w:r>
+        <w:t>Resultados principales:</w:t>
+      </w:r>
+    </w:p>
+    <w:p>
+      <w:pPr>
+        <w:spacing w:after="160" w:line="259" w:lineRule="auto"/>
+        <w:jc w:val="left"/>
+      </w:pPr>
+    </w:p>
+    <w:p>
+      <w:pPr>
+        <w:spacing w:after="160" w:line="259" w:lineRule="auto"/>
+        <w:jc w:val="left"/>
+      </w:pPr>
+      <w:r>
+        <w:t>• sistema funcional en computadora y Android</w:t>
+      </w:r>
+    </w:p>
+    <w:p>
+      <w:pPr>
+        <w:spacing w:after="160" w:line="259" w:lineRule="auto"/>
+        <w:jc w:val="left"/>
+      </w:pPr>
+      <w:r>
+        <w:t>• control de inventario</w:t>
+      </w:r>
+    </w:p>
+    <w:p>
+      <w:pPr>
+        <w:spacing w:after="160" w:line="259" w:lineRule="auto"/>
+        <w:jc w:val="left"/>
+      </w:pPr>
+      <w:r>
+        <w:t>• registro de productos</w:t>
+      </w:r>
+    </w:p>
+    <w:p>
+      <w:pPr>
+        <w:spacing w:after="160" w:line="259" w:lineRule="auto"/>
+        <w:jc w:val="left"/>
+      </w:pPr>
+      <w:r>
+        <w:t>• actualización de stock</w:t>
+      </w:r>
+    </w:p>
+    <w:p>
+      <w:pPr>
+        <w:spacing w:after="160" w:line="259" w:lineRule="auto"/>
+        <w:jc w:val="left"/>
+      </w:pPr>
+      <w:r>
+        <w:t>• punto de venta funcional</w:t>
+      </w:r>
+    </w:p>
+    <w:p>
+      <w:pPr>
+        <w:spacing w:after="160" w:line="259" w:lineRule="auto"/>
+        <w:jc w:val="left"/>
+      </w:pPr>
+      <w:r>
+        <w:t>• impresión de tickets</w:t>
+      </w:r>
+    </w:p>
+    <w:p>
+      <w:pPr>
+        <w:spacing w:after="160" w:line="259" w:lineRule="auto"/>
+        <w:jc w:val="left"/>
+      </w:pPr>
+      <w:r>
+        <w:t>• corte del día funcional</w:t>
+      </w:r>
+    </w:p>
+    <w:p>
+      <w:pPr>
+        <w:spacing w:after="160" w:line="259" w:lineRule="auto"/>
+        <w:jc w:val="left"/>
+      </w:pPr>
+      <w:r>
+        <w:t>• cálculo de ganancias</w:t>
+      </w:r>
+    </w:p>
+    <w:p>
+      <w:pPr>
+        <w:spacing w:after="160" w:line="259" w:lineRule="auto"/>
+        <w:jc w:val="left"/>
+      </w:pPr>
+      <w:r>
+        <w:t>• escáner de código de barras operativo</w:t>
+      </w:r>
+    </w:p>
+    <w:p>
+      <w:pPr>
+        <w:spacing w:after="160" w:line="259" w:lineRule="auto"/>
+        <w:jc w:val="left"/>
+      </w:pPr>
+      <w:r>
+        <w:t>• control de permisos</w:t>
+      </w:r>
+    </w:p>
+    <w:p>
+      <w:pPr>
+        <w:spacing w:after="160" w:line="259" w:lineRule="auto"/>
+        <w:jc w:val="left"/>
+      </w:pPr>
+      <w:r>
+        <w:t>• administración de usuarios</w:t>
+      </w:r>
+    </w:p>
+    <w:p>
+      <w:pPr>
+        <w:spacing w:after="160" w:line="259" w:lineRule="auto"/>
+        <w:jc w:val="left"/>
+      </w:pPr>
+      <w:r>
+        <w:t>• seguridad mejorada</w:t>
+      </w:r>
+    </w:p>
+    <w:p>
+      <w:pPr>
+        <w:spacing w:after="160" w:line="259" w:lineRule="auto"/>
+        <w:jc w:val="left"/>
+      </w:pPr>
+      <w:r>
+        <w:t>• compatibilidad móvil completa</w:t>
+      </w:r>
+    </w:p>
+    <w:p>
+      <w:pPr>
+        <w:spacing w:after="160" w:line="259" w:lineRule="auto"/>
+        <w:jc w:val="left"/>
+      </w:pPr>
+      <w:r>
+        <w:t>• acceso remoto al sistema</w:t>
+      </w:r>
+    </w:p>
+    <w:p>
+      <w:pPr>
+        <w:spacing w:after="160" w:line="259" w:lineRule="auto"/>
+        <w:jc w:val="left"/>
+      </w:pPr>
+      <w:r>
+        <w:t>• auditoría de acciones realizadas</w:t>
+      </w:r>
+      <w:r>
         <w:br w:type="page"/>
       </w:r>
     </w:p>
@@ -15916,7 +14543,7 @@
       <w:pPr>
         <w:pStyle w:val="Ttulo1"/>
       </w:pPr>
-      <w:bookmarkStart w:id="40" w:name="_Toc229856636"/>
+      <w:bookmarkStart w:id="40" w:name="_Toc230710966"/>
       <w:r>
         <w:lastRenderedPageBreak/>
         <w:t>1</w:t>
@@ -15925,30 +14552,37 @@
         <w:t>1</w:t>
       </w:r>
       <w:r>
-        <w:t>. Conclusiones</w:t>
+        <w:t xml:space="preserve">. </w:t>
+      </w:r>
+      <w:r>
+        <w:t>Funcionalidades nuevas agregadas</w:t>
       </w:r>
       <w:bookmarkEnd w:id="40"/>
-      <w:r>
-        <w:t xml:space="preserve"> </w:t>
-      </w:r>
-    </w:p>
-    <w:p/>
+    </w:p>
     <w:p>
       <w:pPr>
         <w:spacing w:after="160" w:line="259" w:lineRule="auto"/>
         <w:jc w:val="left"/>
       </w:pPr>
       <w:r>
-        <w:t>Durante el desarrollo de este proyecto se logró diseñar, implementar y probar un sistema web de inventario y punto de venta enfocado principalmente en papelerías y pequeños negocios que requieren un mejor control de sus operaciones diarias.</w:t>
+        <w:t>Durante el desarrollo final del sistema se integraron nuevas funcionalidades con el objetivo de mejorar el funcionamiento, la seguridad, la movilidad y la experiencia de uso del sistema de inventario y punto de venta.</w:t>
       </w:r>
     </w:p>
     <w:p>
       <w:pPr>
         <w:spacing w:after="160" w:line="259" w:lineRule="auto"/>
         <w:jc w:val="left"/>
-      </w:pPr>
-      <w:r>
-        <w:t>El sistema desarrollado permite automatizar procesos que comúnmente se realizan de manera manual, tales como el registro de productos, control de existencias, actualización de stock, gestión de usuarios, control de ventas y generación de reportes financieros. Esto representa una mejora significativa en la organización interna del negocio, disminuyendo errores humanos, pérdida de información y tiempos de operación.</w:t>
+        <w:rPr>
+          <w:b/>
+          <w:bCs/>
+        </w:rPr>
+      </w:pPr>
+      <w:r>
+        <w:rPr>
+          <w:b/>
+          <w:bCs/>
+        </w:rPr>
+        <w:t>11.1 Aplicación Android con Android Studio</w:t>
       </w:r>
     </w:p>
     <w:p>
@@ -15957,7 +14591,7 @@
         <w:jc w:val="left"/>
       </w:pPr>
       <w:r>
-        <w:t>A lo largo del desarrollo se implementaron diferentes módulos funcionales, entre los cuales destacan el sistema de autenticación de usuarios, manejo de sesiones, control de roles y permisos, gestión de productos, punto de venta, cálculo de ganancias, corte del día, auditoría y acceso móvil. Cada uno de estos módulos fue diseñado con el objetivo de brindar seguridad, facilidad de uso y eficiencia operativa.</w:t>
+        <w:t>Se desarrolló una aplicación móvil utilizando Android Studio, Kotlin y WebView, permitiendo acceder al sistema web desde un teléfono Android como si fuera una aplicación instalada.</w:t>
       </w:r>
     </w:p>
     <w:p>
@@ -15966,7 +14600,7 @@
         <w:jc w:val="left"/>
       </w:pPr>
       <w:r>
-        <w:t>La implementación de roles diferenciados entre administrador y empleado permitió establecer restricciones adecuadas para proteger información sensible del negocio, otorgando únicamente acceso a funcionalidades autorizadas según el perfil del usuario. Asimismo, la asignación dinámica de permisos mejora la flexibilidad del sistema y lo hace adaptable a distintos modelos de negocio.</w:t>
+        <w:t>La aplicación carga directamente el sistema alojado en línea y permite utilizar sus módulos principales desde el celular.</w:t>
       </w:r>
     </w:p>
     <w:p>
@@ -15975,7 +14609,7 @@
         <w:jc w:val="left"/>
       </w:pPr>
       <w:r>
-        <w:t>Otro aspecto relevante fue la integración del escáner de código de barras mediante cámara, funcionalidad que incrementa la rapidez en el registro de productos y ventas, acercando el sistema a soluciones comerciales utilizadas en negocios reales.</w:t>
+        <w:t>Funciones agregadas:</w:t>
       </w:r>
     </w:p>
     <w:p>
@@ -15984,24 +14618,52 @@
         <w:jc w:val="left"/>
       </w:pPr>
       <w:r>
-        <w:t>En términos financieros, el sistema permite visualizar ganancias generales, ganancias por producto y ganancias por empleado, proporcionando información clave para la toma de decisiones administrativas. De igual forma, el módulo de corte del día facilita el monitoreo diario de ventas, ingresos y rendimiento operativo.</w:t>
+        <w:t>• acceso desde celular</w:t>
+      </w:r>
+      <w:r>
+        <w:br/>
+        <w:t>• compatibilidad móvil</w:t>
+      </w:r>
+      <w:r>
+        <w:br/>
+        <w:t>• navegación responsive</w:t>
+      </w:r>
+      <w:r>
+        <w:br/>
+        <w:t>• botón regresar</w:t>
+      </w:r>
+      <w:r>
+        <w:br/>
+        <w:t>• impresión desde Android</w:t>
+      </w:r>
+      <w:r>
+        <w:br/>
+        <w:t>• permisos de cámara</w:t>
+      </w:r>
+      <w:r>
+        <w:br/>
+        <w:t>• acceso al login desde la app</w:t>
+      </w:r>
+      <w:r>
+        <w:br/>
+        <w:t>• uso del sistema como aplicación móvil</w:t>
       </w:r>
     </w:p>
     <w:p>
       <w:pPr>
         <w:spacing w:after="160" w:line="259" w:lineRule="auto"/>
         <w:jc w:val="left"/>
-      </w:pPr>
-      <w:r>
-        <w:t xml:space="preserve">Se logró además habilitar acceso remoto mediante herramientas como </w:t>
-      </w:r>
-      <w:proofErr w:type="spellStart"/>
-      <w:r>
-        <w:t>ngrok</w:t>
-      </w:r>
-      <w:proofErr w:type="spellEnd"/>
-      <w:r>
-        <w:t>, permitiendo realizar pruebas desde dispositivos móviles y validar la adaptabilidad del sistema en diferentes resoluciones de pantalla. Esto representa una ventaja importante para futuras implementaciones orientadas a movilidad o administración remota.</w:t>
+        <w:rPr>
+          <w:b/>
+          <w:bCs/>
+        </w:rPr>
+      </w:pPr>
+      <w:r>
+        <w:rPr>
+          <w:b/>
+          <w:bCs/>
+        </w:rPr>
+        <w:t>11.2 Escáner de código de barras</w:t>
       </w:r>
     </w:p>
     <w:p>
@@ -16010,41 +14672,140 @@
         <w:jc w:val="left"/>
       </w:pPr>
       <w:r>
+        <w:t>Se integró la lectura de códigos de barras mediante la cámara del dispositivo. Esta función permite escanear productos sin escribir el código manualmente.</w:t>
+      </w:r>
+    </w:p>
+    <w:p>
+      <w:pPr>
+        <w:spacing w:after="160" w:line="259" w:lineRule="auto"/>
+        <w:jc w:val="left"/>
+      </w:pPr>
+      <w:r>
+        <w:t>Mejoras:</w:t>
+      </w:r>
+    </w:p>
+    <w:p>
+      <w:pPr>
+        <w:spacing w:after="160" w:line="259" w:lineRule="auto"/>
+        <w:jc w:val="left"/>
+      </w:pPr>
+      <w:r>
+        <w:t>• escaneo automático</w:t>
+      </w:r>
+      <w:r>
+        <w:br/>
+        <w:t>• búsqueda rápida de productos</w:t>
+      </w:r>
+      <w:r>
+        <w:br/>
+        <w:t>• inserción automática del código</w:t>
+      </w:r>
+      <w:r>
+        <w:br/>
+        <w:t>• compatible con Android y navegador</w:t>
+      </w:r>
+      <w:r>
+        <w:br/>
+        <w:t>• reducción de errores al registrar productos</w:t>
+      </w:r>
+      <w:r>
+        <w:br/>
+        <w:t>• mayor rapidez en ventas</w:t>
+      </w:r>
+    </w:p>
+    <w:p>
+      <w:pPr>
+        <w:spacing w:after="160" w:line="259" w:lineRule="auto"/>
+        <w:jc w:val="left"/>
+      </w:pPr>
+      <w:r>
+        <w:t>Tecnologías utilizadas:</w:t>
+      </w:r>
+    </w:p>
+    <w:p>
+      <w:pPr>
+        <w:spacing w:after="160" w:line="259" w:lineRule="auto"/>
+        <w:jc w:val="left"/>
+      </w:pPr>
+      <w:r>
+        <w:t>• JavaScript</w:t>
+      </w:r>
+      <w:r>
+        <w:br/>
+        <w:t>• cámara del dispositivo</w:t>
+      </w:r>
+      <w:r>
+        <w:br/>
+        <w:t>• Html5-QRCode / QuaggaJS</w:t>
+      </w:r>
+      <w:r>
+        <w:br/>
+        <w:t>• permisos de cámara en Android</w:t>
+      </w:r>
+    </w:p>
+    <w:p>
+      <w:pPr>
+        <w:spacing w:after="160" w:line="259" w:lineRule="auto"/>
+        <w:jc w:val="left"/>
+      </w:pPr>
+      <w:r>
+        <w:rPr>
+          <w:b/>
+          <w:bCs/>
+        </w:rPr>
         <w:lastRenderedPageBreak/>
-        <w:t>Desde el punto de vista técnico, el proyecto consolidó conocimientos relacionados con desarrollo web utilizando PHP, MySQL, HTML, CSS y JavaScript, así como conceptos de arquitectura MVC, gestión de bases de datos, seguridad web y despliegue de aplicaciones.</w:t>
+        <w:drawing>
+          <wp:inline distT="0" distB="0" distL="0" distR="0" wp14:anchorId="47AB84EE" wp14:editId="0BEC9187">
+            <wp:extent cx="5612130" cy="2488565"/>
+            <wp:effectExtent l="0" t="0" r="7620" b="6985"/>
+            <wp:docPr id="1097229374" name="Imagen 1" descr="The image shows a computer screen with a browser window open, displaying a website with a search bar for products or codes, and a message suggesting the user to scan a document.&#10;&#10;El contenido generado por IA puede ser incorrecto."/>
+            <wp:cNvGraphicFramePr>
+              <a:graphicFrameLocks xmlns:a="http://schemas.openxmlformats.org/drawingml/2006/main" noChangeAspect="1"/>
+            </wp:cNvGraphicFramePr>
+            <a:graphic xmlns:a="http://schemas.openxmlformats.org/drawingml/2006/main">
+              <a:graphicData uri="http://schemas.openxmlformats.org/drawingml/2006/picture">
+                <pic:pic xmlns:pic="http://schemas.openxmlformats.org/drawingml/2006/picture">
+                  <pic:nvPicPr>
+                    <pic:cNvPr id="1097229374" name="Imagen 1" descr="The image shows a computer screen with a browser window open, displaying a website with a search bar for products or codes, and a message suggesting the user to scan a document.&#10;&#10;El contenido generado por IA puede ser incorrecto."/>
+                    <pic:cNvPicPr/>
+                  </pic:nvPicPr>
+                  <pic:blipFill>
+                    <a:blip r:embed="rId32"/>
+                    <a:stretch>
+                      <a:fillRect/>
+                    </a:stretch>
+                  </pic:blipFill>
+                  <pic:spPr>
+                    <a:xfrm>
+                      <a:off x="0" y="0"/>
+                      <a:ext cx="5612130" cy="2488565"/>
+                    </a:xfrm>
+                    <a:prstGeom prst="rect">
+                      <a:avLst/>
+                    </a:prstGeom>
+                  </pic:spPr>
+                </pic:pic>
+              </a:graphicData>
+            </a:graphic>
+          </wp:inline>
+        </w:drawing>
       </w:r>
     </w:p>
     <w:p>
       <w:pPr>
         <w:spacing w:after="160" w:line="259" w:lineRule="auto"/>
         <w:jc w:val="left"/>
-      </w:pPr>
-      <w:r>
-        <w:t xml:space="preserve">Finalmente, este sistema constituye una solución funcional, escalable y comercializable, capaz de ser utilizado como base para futuros desarrollos o mejoras, tales como implementación de impresión de </w:t>
-      </w:r>
-      <w:proofErr w:type="gramStart"/>
-      <w:r>
-        <w:t>tickets</w:t>
-      </w:r>
-      <w:proofErr w:type="gramEnd"/>
-      <w:r>
-        <w:t xml:space="preserve">, sistema </w:t>
-      </w:r>
-      <w:proofErr w:type="spellStart"/>
-      <w:r>
-        <w:t>multi-sucursal</w:t>
-      </w:r>
-      <w:proofErr w:type="spellEnd"/>
-      <w:r>
-        <w:t xml:space="preserve">, generación de facturas, aplicación móvil nativa y despliegue en servidores </w:t>
-      </w:r>
-      <w:proofErr w:type="spellStart"/>
-      <w:r>
-        <w:t>cloud</w:t>
-      </w:r>
-      <w:proofErr w:type="spellEnd"/>
-      <w:r>
-        <w:t xml:space="preserve"> o hosting profesional.</w:t>
+        <w:rPr>
+          <w:b/>
+          <w:bCs/>
+        </w:rPr>
+      </w:pPr>
+      <w:r>
+        <w:rPr>
+          <w:b/>
+          <w:bCs/>
+        </w:rPr>
+        <w:t>11.3 Impresión de tickets</w:t>
       </w:r>
     </w:p>
     <w:p>
@@ -16053,6 +14814,808 @@
         <w:jc w:val="left"/>
       </w:pPr>
       <w:r>
+        <w:t>Se agregó impresión automática de tickets después de finalizar una venta. El ticket muestra la información de la compra realizada.</w:t>
+      </w:r>
+    </w:p>
+    <w:p>
+      <w:pPr>
+        <w:spacing w:after="160" w:line="259" w:lineRule="auto"/>
+        <w:jc w:val="left"/>
+      </w:pPr>
+      <w:r>
+        <w:t>Funciones:</w:t>
+      </w:r>
+    </w:p>
+    <w:p>
+      <w:pPr>
+        <w:spacing w:after="160" w:line="259" w:lineRule="auto"/>
+        <w:jc w:val="left"/>
+      </w:pPr>
+      <w:r>
+        <w:t>• ticket de venta</w:t>
+      </w:r>
+      <w:r>
+        <w:br/>
+        <w:t>• impresión desde navegador</w:t>
+      </w:r>
+      <w:r>
+        <w:br/>
+        <w:t>• impresión desde aplicación Android</w:t>
+      </w:r>
+      <w:r>
+        <w:br/>
+        <w:t>• botón imprimir ticket</w:t>
+      </w:r>
+      <w:r>
+        <w:br/>
+        <w:t>• vista ticket personalizada</w:t>
+      </w:r>
+      <w:r>
+        <w:br/>
+        <w:t>• total de la venta</w:t>
+      </w:r>
+      <w:r>
+        <w:br/>
+        <w:t>• productos vendidos</w:t>
+      </w:r>
+    </w:p>
+    <w:p>
+      <w:pPr>
+        <w:spacing w:after="160" w:line="259" w:lineRule="auto"/>
+        <w:jc w:val="left"/>
+      </w:pPr>
+      <w:r>
+        <w:rPr>
+          <w:b/>
+          <w:bCs/>
+        </w:rPr>
+        <w:drawing>
+          <wp:inline distT="0" distB="0" distL="0" distR="0" wp14:anchorId="5BB2AE9E" wp14:editId="7D80B46A">
+            <wp:extent cx="2819400" cy="2548562"/>
+            <wp:effectExtent l="0" t="0" r="0" b="4445"/>
+            <wp:docPr id="962609577" name="Imagen 1" descr="The image displays a digital receipt for a single purchase of $25.00 made by an employee named Valentina on May 26, 2026, with options to print or save the document.&#10;&#10;El contenido generado por IA puede ser incorrecto."/>
+            <wp:cNvGraphicFramePr>
+              <a:graphicFrameLocks xmlns:a="http://schemas.openxmlformats.org/drawingml/2006/main" noChangeAspect="1"/>
+            </wp:cNvGraphicFramePr>
+            <a:graphic xmlns:a="http://schemas.openxmlformats.org/drawingml/2006/main">
+              <a:graphicData uri="http://schemas.openxmlformats.org/drawingml/2006/picture">
+                <pic:pic xmlns:pic="http://schemas.openxmlformats.org/drawingml/2006/picture">
+                  <pic:nvPicPr>
+                    <pic:cNvPr id="962609577" name="Imagen 1" descr="The image displays a digital receipt for a single purchase of $25.00 made by an employee named Valentina on May 26, 2026, with options to print or save the document.&#10;&#10;El contenido generado por IA puede ser incorrecto."/>
+                    <pic:cNvPicPr/>
+                  </pic:nvPicPr>
+                  <pic:blipFill>
+                    <a:blip r:embed="rId33"/>
+                    <a:stretch>
+                      <a:fillRect/>
+                    </a:stretch>
+                  </pic:blipFill>
+                  <pic:spPr>
+                    <a:xfrm>
+                      <a:off x="0" y="0"/>
+                      <a:ext cx="2822979" cy="2551797"/>
+                    </a:xfrm>
+                    <a:prstGeom prst="rect">
+                      <a:avLst/>
+                    </a:prstGeom>
+                  </pic:spPr>
+                </pic:pic>
+              </a:graphicData>
+            </a:graphic>
+          </wp:inline>
+        </w:drawing>
+      </w:r>
+    </w:p>
+    <w:p>
+      <w:pPr>
+        <w:spacing w:after="160" w:line="259" w:lineRule="auto"/>
+        <w:jc w:val="left"/>
+        <w:rPr>
+          <w:b/>
+          <w:bCs/>
+        </w:rPr>
+      </w:pPr>
+      <w:r>
+        <w:rPr>
+          <w:b/>
+          <w:bCs/>
+        </w:rPr>
+        <w:lastRenderedPageBreak/>
+        <w:t>11.4 Corte del día</w:t>
+      </w:r>
+    </w:p>
+    <w:p>
+      <w:pPr>
+        <w:spacing w:after="160" w:line="259" w:lineRule="auto"/>
+        <w:jc w:val="left"/>
+      </w:pPr>
+      <w:r>
+        <w:t>Se agregó un módulo administrativo para generar el corte diario de ventas. Este módulo permite revisar las operaciones realizadas durante el día.</w:t>
+      </w:r>
+    </w:p>
+    <w:p>
+      <w:pPr>
+        <w:spacing w:after="160" w:line="259" w:lineRule="auto"/>
+        <w:jc w:val="left"/>
+      </w:pPr>
+      <w:r>
+        <w:t>Muestra:</w:t>
+      </w:r>
+    </w:p>
+    <w:p>
+      <w:pPr>
+        <w:spacing w:after="160" w:line="259" w:lineRule="auto"/>
+        <w:jc w:val="left"/>
+      </w:pPr>
+      <w:r>
+        <w:t>• total vendido</w:t>
+      </w:r>
+      <w:r>
+        <w:br/>
+        <w:t>• ganancias del día</w:t>
+      </w:r>
+      <w:r>
+        <w:br/>
+        <w:t>• productos vendidos</w:t>
+      </w:r>
+      <w:r>
+        <w:br/>
+        <w:t>• ventas realizadas</w:t>
+      </w:r>
+      <w:r>
+        <w:br/>
+        <w:t>• resumen financiero</w:t>
+      </w:r>
+      <w:r>
+        <w:br/>
+        <w:t>• resumen por empleado</w:t>
+      </w:r>
+      <w:r>
+        <w:br/>
+        <w:t>• impresión del corte desde la app Android</w:t>
+      </w:r>
+    </w:p>
+    <w:p>
+      <w:pPr>
+        <w:spacing w:after="160" w:line="259" w:lineRule="auto"/>
+        <w:jc w:val="left"/>
+      </w:pPr>
+      <w:r>
+        <w:rPr>
+          <w:b/>
+          <w:bCs/>
+        </w:rPr>
+        <w:drawing>
+          <wp:inline distT="0" distB="0" distL="0" distR="0" wp14:anchorId="772D597F" wp14:editId="3E7202AA">
+            <wp:extent cx="3477110" cy="2886478"/>
+            <wp:effectExtent l="0" t="0" r="9525" b="9525"/>
+            <wp:docPr id="1514908668" name="Imagen 1" descr="The image displays a digital interface for an employee's daily sales report, listing the date, total sales, and various breakdowns of transactions.&#10;&#10;El contenido generado por IA puede ser incorrecto."/>
+            <wp:cNvGraphicFramePr>
+              <a:graphicFrameLocks xmlns:a="http://schemas.openxmlformats.org/drawingml/2006/main" noChangeAspect="1"/>
+            </wp:cNvGraphicFramePr>
+            <a:graphic xmlns:a="http://schemas.openxmlformats.org/drawingml/2006/main">
+              <a:graphicData uri="http://schemas.openxmlformats.org/drawingml/2006/picture">
+                <pic:pic xmlns:pic="http://schemas.openxmlformats.org/drawingml/2006/picture">
+                  <pic:nvPicPr>
+                    <pic:cNvPr id="1514908668" name="Imagen 1" descr="The image displays a digital interface for an employee's daily sales report, listing the date, total sales, and various breakdowns of transactions.&#10;&#10;El contenido generado por IA puede ser incorrecto."/>
+                    <pic:cNvPicPr/>
+                  </pic:nvPicPr>
+                  <pic:blipFill>
+                    <a:blip r:embed="rId34"/>
+                    <a:stretch>
+                      <a:fillRect/>
+                    </a:stretch>
+                  </pic:blipFill>
+                  <pic:spPr>
+                    <a:xfrm>
+                      <a:off x="0" y="0"/>
+                      <a:ext cx="3477110" cy="2886478"/>
+                    </a:xfrm>
+                    <a:prstGeom prst="rect">
+                      <a:avLst/>
+                    </a:prstGeom>
+                  </pic:spPr>
+                </pic:pic>
+              </a:graphicData>
+            </a:graphic>
+          </wp:inline>
+        </w:drawing>
+      </w:r>
+    </w:p>
+    <w:p>
+      <w:pPr>
+        <w:spacing w:after="160" w:line="259" w:lineRule="auto"/>
+        <w:jc w:val="left"/>
+        <w:rPr>
+          <w:b/>
+          <w:bCs/>
+        </w:rPr>
+      </w:pPr>
+      <w:r>
+        <w:rPr>
+          <w:b/>
+          <w:bCs/>
+        </w:rPr>
+        <w:t>11.5 Sistema de permisos</w:t>
+      </w:r>
+    </w:p>
+    <w:p>
+      <w:pPr>
+        <w:spacing w:after="160" w:line="259" w:lineRule="auto"/>
+        <w:jc w:val="left"/>
+      </w:pPr>
+      <w:r>
+        <w:t>Se mejoró la seguridad mediante permisos dinámicos para usuarios empleados. El administrador puede otorgar o quitar permisos según las funciones que cada usuario debe utilizar.</w:t>
+      </w:r>
+    </w:p>
+    <w:p>
+      <w:pPr>
+        <w:spacing w:after="160" w:line="259" w:lineRule="auto"/>
+        <w:jc w:val="left"/>
+      </w:pPr>
+      <w:r>
+        <w:t>Permisos implementados:</w:t>
+      </w:r>
+    </w:p>
+    <w:p>
+      <w:pPr>
+        <w:spacing w:after="160" w:line="259" w:lineRule="auto"/>
+        <w:jc w:val="left"/>
+      </w:pPr>
+      <w:r>
+        <w:t>• agregar productos</w:t>
+      </w:r>
+      <w:r>
+        <w:br/>
+        <w:t>• eliminar productos</w:t>
+      </w:r>
+      <w:r>
+        <w:br/>
+        <w:t>• ver productos</w:t>
+      </w:r>
+      <w:r>
+        <w:br/>
+        <w:t>• acceso a ventas</w:t>
+      </w:r>
+      <w:r>
+        <w:br/>
+        <w:t>• acceso a corte del día</w:t>
+      </w:r>
+      <w:r>
+        <w:br/>
+      </w:r>
+      <w:r>
+        <w:lastRenderedPageBreak/>
+        <w:t>• ver ganancias</w:t>
+      </w:r>
+      <w:r>
+        <w:br/>
+        <w:t>• administrar usuarios</w:t>
+      </w:r>
+    </w:p>
+    <w:p>
+      <w:pPr>
+        <w:spacing w:after="160" w:line="259" w:lineRule="auto"/>
+        <w:jc w:val="left"/>
+      </w:pPr>
+      <w:r>
+        <w:rPr>
+          <w:b/>
+          <w:bCs/>
+        </w:rPr>
+        <w:drawing>
+          <wp:inline distT="0" distB="0" distL="0" distR="0" wp14:anchorId="43A0E6F6" wp14:editId="519D8B9A">
+            <wp:extent cx="2946400" cy="5226050"/>
+            <wp:effectExtent l="0" t="0" r="6350" b="0"/>
+            <wp:docPr id="1868457084" name="Imagen 1" descr="The image displays a user registration form on a website, with fields for name, username, password, and role, along with options to add, delete, and view products.&#10;&#10;El contenido generado por IA puede ser incorrecto."/>
+            <wp:cNvGraphicFramePr>
+              <a:graphicFrameLocks xmlns:a="http://schemas.openxmlformats.org/drawingml/2006/main" noChangeAspect="1"/>
+            </wp:cNvGraphicFramePr>
+            <a:graphic xmlns:a="http://schemas.openxmlformats.org/drawingml/2006/main">
+              <a:graphicData uri="http://schemas.openxmlformats.org/drawingml/2006/picture">
+                <pic:pic xmlns:pic="http://schemas.openxmlformats.org/drawingml/2006/picture">
+                  <pic:nvPicPr>
+                    <pic:cNvPr id="1868457084" name="Imagen 1" descr="The image displays a user registration form on a website, with fields for name, username, password, and role, along with options to add, delete, and view products.&#10;&#10;El contenido generado por IA puede ser incorrecto."/>
+                    <pic:cNvPicPr/>
+                  </pic:nvPicPr>
+                  <pic:blipFill>
+                    <a:blip r:embed="rId35"/>
+                    <a:stretch>
+                      <a:fillRect/>
+                    </a:stretch>
+                  </pic:blipFill>
+                  <pic:spPr>
+                    <a:xfrm>
+                      <a:off x="0" y="0"/>
+                      <a:ext cx="2946816" cy="5226788"/>
+                    </a:xfrm>
+                    <a:prstGeom prst="rect">
+                      <a:avLst/>
+                    </a:prstGeom>
+                  </pic:spPr>
+                </pic:pic>
+              </a:graphicData>
+            </a:graphic>
+          </wp:inline>
+        </w:drawing>
+      </w:r>
+    </w:p>
+    <w:p>
+      <w:pPr>
+        <w:spacing w:after="160" w:line="259" w:lineRule="auto"/>
+        <w:jc w:val="left"/>
+        <w:rPr>
+          <w:b/>
+          <w:bCs/>
+        </w:rPr>
+      </w:pPr>
+      <w:r>
+        <w:rPr>
+          <w:b/>
+          <w:bCs/>
+        </w:rPr>
+        <w:t>11.6 Seguridad del sistema</w:t>
+      </w:r>
+    </w:p>
+    <w:p>
+      <w:pPr>
+        <w:spacing w:after="160" w:line="259" w:lineRule="auto"/>
+        <w:jc w:val="left"/>
+      </w:pPr>
+      <w:r>
+        <w:t>Se implementaron mejoras de seguridad para proteger el acceso al sistema y evitar el uso no autorizado de módulos.</w:t>
+      </w:r>
+    </w:p>
+    <w:p>
+      <w:pPr>
+        <w:spacing w:after="160" w:line="259" w:lineRule="auto"/>
+        <w:jc w:val="left"/>
+      </w:pPr>
+      <w:r>
+        <w:t>Incluye:</w:t>
+      </w:r>
+    </w:p>
+    <w:p>
+      <w:pPr>
+        <w:spacing w:after="160" w:line="259" w:lineRule="auto"/>
+        <w:jc w:val="left"/>
+      </w:pPr>
+      <w:r>
+        <w:t>• manejo de sesiones</w:t>
+      </w:r>
+      <w:r>
+        <w:br/>
+        <w:t>• bloqueo de acceso directo</w:t>
+      </w:r>
+      <w:r>
+        <w:br/>
+        <w:t>• cierre seguro de sesión</w:t>
+      </w:r>
+      <w:r>
+        <w:br/>
+        <w:t>• bloqueo del botón atrás</w:t>
+      </w:r>
+      <w:r>
+        <w:br/>
+      </w:r>
+      <w:r>
+        <w:lastRenderedPageBreak/>
+        <w:t>• validación de usuarios</w:t>
+      </w:r>
+      <w:r>
+        <w:br/>
+        <w:t>• contraseñas cifradas</w:t>
+      </w:r>
+      <w:r>
+        <w:br/>
+        <w:t>• control por roles</w:t>
+      </w:r>
+      <w:r>
+        <w:br/>
+        <w:t>• control por permisos</w:t>
+      </w:r>
+    </w:p>
+    <w:p>
+      <w:pPr>
+        <w:spacing w:after="160" w:line="259" w:lineRule="auto"/>
+        <w:jc w:val="left"/>
+      </w:pPr>
+    </w:p>
+    <w:p>
+      <w:pPr>
+        <w:spacing w:after="160" w:line="259" w:lineRule="auto"/>
+        <w:jc w:val="left"/>
+        <w:rPr>
+          <w:b/>
+          <w:bCs/>
+        </w:rPr>
+      </w:pPr>
+      <w:r>
+        <w:rPr>
+          <w:b/>
+          <w:bCs/>
+        </w:rPr>
+        <w:t>11.7 Acceso remoto mediante Render y ngrok</w:t>
+      </w:r>
+    </w:p>
+    <w:p>
+      <w:pPr>
+        <w:spacing w:after="160" w:line="259" w:lineRule="auto"/>
+        <w:jc w:val="left"/>
+      </w:pPr>
+      <w:r>
+        <w:t>El sistema fue probado de forma remota para permitir su uso desde dispositivos externos. Primero se utilizaron pruebas con ngrok y después se trabajó con acceso en línea mediante Render.</w:t>
+      </w:r>
+    </w:p>
+    <w:p>
+      <w:pPr>
+        <w:spacing w:after="160" w:line="259" w:lineRule="auto"/>
+        <w:jc w:val="left"/>
+      </w:pPr>
+      <w:r>
+        <w:t>Beneficios:</w:t>
+      </w:r>
+    </w:p>
+    <w:p>
+      <w:pPr>
+        <w:spacing w:after="160" w:line="259" w:lineRule="auto"/>
+        <w:jc w:val="left"/>
+      </w:pPr>
+      <w:r>
+        <w:t>• acceso desde celular</w:t>
+      </w:r>
+      <w:r>
+        <w:br/>
+        <w:t>• pruebas remotas</w:t>
+      </w:r>
+      <w:r>
+        <w:br/>
+        <w:t>• demostraciones al profesor</w:t>
+      </w:r>
+      <w:r>
+        <w:br/>
+        <w:t>• conexión externa sin depender únicamente de localhost</w:t>
+      </w:r>
+      <w:r>
+        <w:br/>
+        <w:t>• uso del sistema desde la aplicación Android</w:t>
+      </w:r>
+    </w:p>
+    <w:p>
+      <w:pPr>
+        <w:spacing w:after="160" w:line="259" w:lineRule="auto"/>
+        <w:jc w:val="left"/>
+      </w:pPr>
+      <w:r>
+        <w:rPr>
+          <w:b/>
+          <w:bCs/>
+        </w:rPr>
+        <w:drawing>
+          <wp:inline distT="0" distB="0" distL="0" distR="0" wp14:anchorId="42074C5C" wp14:editId="57651828">
+            <wp:extent cx="3839111" cy="1200318"/>
+            <wp:effectExtent l="0" t="0" r="0" b="0"/>
+            <wp:docPr id="1535586235" name="Imagen 1" descr="inventario-s2d2.onrender.com&#10;&#10;El contenido generado por IA puede ser incorrecto."/>
+            <wp:cNvGraphicFramePr>
+              <a:graphicFrameLocks xmlns:a="http://schemas.openxmlformats.org/drawingml/2006/main" noChangeAspect="1"/>
+            </wp:cNvGraphicFramePr>
+            <a:graphic xmlns:a="http://schemas.openxmlformats.org/drawingml/2006/main">
+              <a:graphicData uri="http://schemas.openxmlformats.org/drawingml/2006/picture">
+                <pic:pic xmlns:pic="http://schemas.openxmlformats.org/drawingml/2006/picture">
+                  <pic:nvPicPr>
+                    <pic:cNvPr id="1535586235" name="Imagen 1" descr="inventario-s2d2.onrender.com&#10;&#10;El contenido generado por IA puede ser incorrecto."/>
+                    <pic:cNvPicPr/>
+                  </pic:nvPicPr>
+                  <pic:blipFill>
+                    <a:blip r:embed="rId36"/>
+                    <a:stretch>
+                      <a:fillRect/>
+                    </a:stretch>
+                  </pic:blipFill>
+                  <pic:spPr>
+                    <a:xfrm>
+                      <a:off x="0" y="0"/>
+                      <a:ext cx="3839111" cy="1200318"/>
+                    </a:xfrm>
+                    <a:prstGeom prst="rect">
+                      <a:avLst/>
+                    </a:prstGeom>
+                  </pic:spPr>
+                </pic:pic>
+              </a:graphicData>
+            </a:graphic>
+          </wp:inline>
+        </w:drawing>
+      </w:r>
+      <w:r>
+        <w:t>.</w:t>
+      </w:r>
+    </w:p>
+    <w:p>
+      <w:pPr>
+        <w:spacing w:after="160" w:line="259" w:lineRule="auto"/>
+        <w:jc w:val="left"/>
+        <w:rPr>
+          <w:b/>
+          <w:bCs/>
+        </w:rPr>
+      </w:pPr>
+      <w:r>
+        <w:rPr>
+          <w:b/>
+          <w:bCs/>
+        </w:rPr>
+        <w:t>11.8 Compatibilidad responsive</w:t>
+      </w:r>
+    </w:p>
+    <w:p>
+      <w:pPr>
+        <w:spacing w:after="160" w:line="259" w:lineRule="auto"/>
+        <w:jc w:val="left"/>
+      </w:pPr>
+      <w:r>
+        <w:t>Se adaptó el sistema para funcionar en distintos dispositivos y tamaños de pantalla.</w:t>
+      </w:r>
+    </w:p>
+    <w:p>
+      <w:pPr>
+        <w:spacing w:after="160" w:line="259" w:lineRule="auto"/>
+        <w:jc w:val="left"/>
+      </w:pPr>
+      <w:r>
+        <w:t>Compatible con:</w:t>
+      </w:r>
+    </w:p>
+    <w:p>
+      <w:pPr>
+        <w:spacing w:after="160" w:line="259" w:lineRule="auto"/>
+        <w:jc w:val="left"/>
+      </w:pPr>
+      <w:r>
+        <w:t>• computadoras</w:t>
+      </w:r>
+      <w:r>
+        <w:br/>
+        <w:t>• laptops</w:t>
+      </w:r>
+      <w:r>
+        <w:br/>
+        <w:t>• celulares</w:t>
+      </w:r>
+      <w:r>
+        <w:br/>
+        <w:t>• tablets</w:t>
+      </w:r>
+      <w:r>
+        <w:br/>
+        <w:t>• vista horizontal</w:t>
+      </w:r>
+      <w:r>
+        <w:br/>
+        <w:t>• vista vertical</w:t>
+      </w:r>
+    </w:p>
+    <w:p>
+      <w:pPr>
+        <w:spacing w:after="160" w:line="259" w:lineRule="auto"/>
+        <w:jc w:val="left"/>
+      </w:pPr>
+      <w:r>
+        <w:t>Esto permite que el sistema pueda utilizarse tanto desde navegador web como desde la aplicación Android.</w:t>
+      </w:r>
+    </w:p>
+    <w:p>
+      <w:pPr>
+        <w:spacing w:after="160" w:line="259" w:lineRule="auto"/>
+        <w:jc w:val="left"/>
+      </w:pPr>
+    </w:p>
+    <w:p>
+      <w:pPr>
+        <w:spacing w:after="160" w:line="259" w:lineRule="auto"/>
+        <w:jc w:val="left"/>
+        <w:rPr>
+          <w:b/>
+          <w:bCs/>
+        </w:rPr>
+      </w:pPr>
+      <w:r>
+        <w:rPr>
+          <w:b/>
+          <w:bCs/>
+        </w:rPr>
+        <w:t>11.9 Integración de impresión Android</w:t>
+      </w:r>
+    </w:p>
+    <w:p>
+      <w:pPr>
+        <w:spacing w:after="160" w:line="259" w:lineRule="auto"/>
+        <w:jc w:val="left"/>
+      </w:pPr>
+      <w:r>
+        <w:t>Se agregó soporte para imprimir desde la aplicación móvil utilizando funciones de Android.</w:t>
+      </w:r>
+    </w:p>
+    <w:p>
+      <w:pPr>
+        <w:spacing w:after="160" w:line="259" w:lineRule="auto"/>
+        <w:jc w:val="left"/>
+      </w:pPr>
+      <w:r>
+        <w:t>Tecnologías utilizadas:</w:t>
+      </w:r>
+    </w:p>
+    <w:p>
+      <w:pPr>
+        <w:spacing w:after="160" w:line="259" w:lineRule="auto"/>
+        <w:jc w:val="left"/>
+      </w:pPr>
+      <w:r>
+        <w:t>• PrintManager</w:t>
+      </w:r>
+      <w:r>
+        <w:br/>
+        <w:t>• createPrintDocumentAdapter()</w:t>
+      </w:r>
+      <w:r>
+        <w:br/>
+        <w:t>• WebView</w:t>
+      </w:r>
+      <w:r>
+        <w:br/>
+        <w:t>• JavaScriptInterface</w:t>
+      </w:r>
+    </w:p>
+    <w:p>
+      <w:pPr>
+        <w:spacing w:after="160" w:line="259" w:lineRule="auto"/>
+        <w:jc w:val="left"/>
+      </w:pPr>
+      <w:r>
+        <w:t>Esta integración permite imprimir tickets de venta y cortes del día directamente desde la aplicación.</w:t>
+      </w:r>
+    </w:p>
+    <w:p>
+      <w:pPr>
+        <w:spacing w:after="160" w:line="259" w:lineRule="auto"/>
+        <w:jc w:val="left"/>
+      </w:pPr>
+    </w:p>
+    <w:p>
+      <w:pPr>
+        <w:spacing w:after="160" w:line="259" w:lineRule="auto"/>
+        <w:jc w:val="left"/>
+        <w:rPr>
+          <w:b/>
+          <w:bCs/>
+        </w:rPr>
+      </w:pPr>
+    </w:p>
+    <w:p>
+      <w:pPr>
+        <w:spacing w:after="160" w:line="259" w:lineRule="auto"/>
+        <w:jc w:val="left"/>
+        <w:rPr>
+          <w:b/>
+          <w:bCs/>
+        </w:rPr>
+      </w:pPr>
+      <w:r>
+        <w:rPr>
+          <w:b/>
+          <w:bCs/>
+        </w:rPr>
+        <w:t>11.10 Mejoras en base de datos</w:t>
+      </w:r>
+    </w:p>
+    <w:p>
+      <w:pPr>
+        <w:spacing w:after="160" w:line="259" w:lineRule="auto"/>
+        <w:jc w:val="left"/>
+      </w:pPr>
+      <w:r>
+        <w:t>Se realizaron ajustes en la base de datos para mejorar el control de inventario y ventas.</w:t>
+      </w:r>
+    </w:p>
+    <w:p>
+      <w:pPr>
+        <w:spacing w:after="160" w:line="259" w:lineRule="auto"/>
+        <w:jc w:val="left"/>
+      </w:pPr>
+      <w:r>
+        <w:t>Se agregaron o reforzaron:</w:t>
+      </w:r>
+    </w:p>
+    <w:p>
+      <w:pPr>
+        <w:spacing w:after="160" w:line="259" w:lineRule="auto"/>
+        <w:jc w:val="left"/>
+      </w:pPr>
+      <w:r>
+        <w:t>• control de stock</w:t>
+      </w:r>
+      <w:r>
+        <w:br/>
+        <w:t>• estados de productos</w:t>
+      </w:r>
+      <w:r>
+        <w:br/>
+        <w:t>• auditoría</w:t>
+      </w:r>
+      <w:r>
+        <w:br/>
+        <w:t>• validaciones SQL</w:t>
+      </w:r>
+      <w:r>
+        <w:br/>
+        <w:t>• relaciones entre ventas y detalle de ventas</w:t>
+      </w:r>
+      <w:r>
+        <w:br/>
+        <w:t>• usuarios con roles</w:t>
+      </w:r>
+      <w:r>
+        <w:br/>
+        <w:t>• permisos por usuario</w:t>
+      </w:r>
+    </w:p>
+    <w:p>
+      <w:pPr>
+        <w:spacing w:after="160" w:line="259" w:lineRule="auto"/>
+        <w:jc w:val="left"/>
+      </w:pPr>
+      <w:r>
+        <w:lastRenderedPageBreak/>
+        <w:drawing>
+          <wp:inline distT="0" distB="0" distL="0" distR="0" wp14:anchorId="17E68907" wp14:editId="2D551152">
+            <wp:extent cx="6020555" cy="2625090"/>
+            <wp:effectExtent l="0" t="0" r="0" b="3810"/>
+            <wp:docPr id="1952570072" name="Imagen 1" descr="A screenshot of an Android application's layout file with various elements such as buttons, text views, and a web view.&#10;&#10;El contenido generado por IA puede ser incorrecto."/>
+            <wp:cNvGraphicFramePr>
+              <a:graphicFrameLocks xmlns:a="http://schemas.openxmlformats.org/drawingml/2006/main" noChangeAspect="1"/>
+            </wp:cNvGraphicFramePr>
+            <a:graphic xmlns:a="http://schemas.openxmlformats.org/drawingml/2006/main">
+              <a:graphicData uri="http://schemas.openxmlformats.org/drawingml/2006/picture">
+                <pic:pic xmlns:pic="http://schemas.openxmlformats.org/drawingml/2006/picture">
+                  <pic:nvPicPr>
+                    <pic:cNvPr id="1952570072" name="Imagen 1" descr="A screenshot of an Android application's layout file with various elements such as buttons, text views, and a web view.&#10;&#10;El contenido generado por IA puede ser incorrecto."/>
+                    <pic:cNvPicPr/>
+                  </pic:nvPicPr>
+                  <pic:blipFill>
+                    <a:blip r:embed="rId37"/>
+                    <a:stretch>
+                      <a:fillRect/>
+                    </a:stretch>
+                  </pic:blipFill>
+                  <pic:spPr>
+                    <a:xfrm>
+                      <a:off x="0" y="0"/>
+                      <a:ext cx="6030160" cy="2629278"/>
+                    </a:xfrm>
+                    <a:prstGeom prst="rect">
+                      <a:avLst/>
+                    </a:prstGeom>
+                  </pic:spPr>
+                </pic:pic>
+              </a:graphicData>
+            </a:graphic>
+          </wp:inline>
+        </w:drawing>
+      </w:r>
+    </w:p>
+    <w:p>
+      <w:pPr>
+        <w:spacing w:after="160" w:line="259" w:lineRule="auto"/>
+        <w:jc w:val="left"/>
+        <w:rPr>
+          <w:rFonts w:eastAsiaTheme="majorEastAsia" w:cstheme="majorBidi"/>
+          <w:b/>
+          <w:color w:val="000000" w:themeColor="text1"/>
+          <w:sz w:val="32"/>
+          <w:szCs w:val="32"/>
+        </w:rPr>
+      </w:pPr>
+      <w:r>
         <w:br w:type="page"/>
       </w:r>
     </w:p>
@@ -16060,7 +15623,7 @@
       <w:pPr>
         <w:pStyle w:val="Ttulo1"/>
       </w:pPr>
-      <w:bookmarkStart w:id="41" w:name="_Toc229856637"/>
+      <w:bookmarkStart w:id="41" w:name="_Toc230710967"/>
       <w:r>
         <w:lastRenderedPageBreak/>
         <w:t>1</w:t>
@@ -16069,99 +15632,327 @@
         <w:t>2</w:t>
       </w:r>
       <w:r>
-        <w:t>. Mejoras futuras</w:t>
+        <w:t>. Conclusiones</w:t>
       </w:r>
       <w:bookmarkEnd w:id="41"/>
+      <w:r>
+        <w:t xml:space="preserve"> </w:t>
+      </w:r>
     </w:p>
     <w:p/>
     <w:p>
-      <w:r>
-        <w:t>Agregar:</w:t>
-      </w:r>
-    </w:p>
-    <w:p>
-      <w:pPr>
-        <w:numPr>
-          <w:ilvl w:val="0"/>
-          <w:numId w:val="74"/>
-        </w:numPr>
-      </w:pPr>
-      <w:proofErr w:type="gramStart"/>
-      <w:r>
-        <w:t>app</w:t>
-      </w:r>
-      <w:proofErr w:type="gramEnd"/>
-      <w:r>
-        <w:t xml:space="preserve"> Android </w:t>
-      </w:r>
-    </w:p>
-    <w:p>
-      <w:pPr>
-        <w:numPr>
-          <w:ilvl w:val="0"/>
-          <w:numId w:val="74"/>
-        </w:numPr>
-      </w:pPr>
-      <w:r>
-        <w:t xml:space="preserve">impresión </w:t>
-      </w:r>
-      <w:proofErr w:type="gramStart"/>
-      <w:r>
-        <w:t>tickets</w:t>
-      </w:r>
-      <w:proofErr w:type="gramEnd"/>
-      <w:r>
-        <w:t xml:space="preserve"> </w:t>
-      </w:r>
-    </w:p>
-    <w:p>
-      <w:pPr>
-        <w:numPr>
-          <w:ilvl w:val="0"/>
-          <w:numId w:val="74"/>
-        </w:numPr>
-      </w:pPr>
-      <w:r>
-        <w:t xml:space="preserve">QR pagos </w:t>
-      </w:r>
-    </w:p>
-    <w:p>
-      <w:pPr>
-        <w:numPr>
-          <w:ilvl w:val="0"/>
-          <w:numId w:val="74"/>
-        </w:numPr>
-      </w:pPr>
-      <w:r>
-        <w:t xml:space="preserve">nube </w:t>
-      </w:r>
-    </w:p>
-    <w:p>
-      <w:pPr>
-        <w:numPr>
-          <w:ilvl w:val="0"/>
-          <w:numId w:val="74"/>
-        </w:numPr>
-      </w:pPr>
-      <w:r>
-        <w:t xml:space="preserve">multi sucursal </w:t>
-      </w:r>
-    </w:p>
-    <w:p>
-      <w:pPr>
-        <w:numPr>
-          <w:ilvl w:val="0"/>
-          <w:numId w:val="74"/>
-        </w:numPr>
-      </w:pPr>
-      <w:r>
-        <w:t>notificaciones stock</w:t>
-      </w:r>
-    </w:p>
+      <w:pPr>
+        <w:spacing w:after="160" w:line="259" w:lineRule="auto"/>
+        <w:jc w:val="left"/>
+      </w:pPr>
+      <w:r>
+        <w:t>Durante el desarrollo de este proyecto se logró diseñar, implementar y probar un sistema web de inventario y punto de venta enfocado principalmente en papelerías y pequeños negocios que requieren mejorar el control de sus operaciones diarias.</w:t>
+      </w:r>
+    </w:p>
+    <w:p>
+      <w:pPr>
+        <w:spacing w:after="160" w:line="259" w:lineRule="auto"/>
+        <w:jc w:val="left"/>
+      </w:pPr>
+      <w:r>
+        <w:t>El sistema desarrollado permite automatizar procesos que normalmente se realizan de forma manual, como el registro de productos, control de existencias, actualización de stock, gestión de usuarios, control de ventas, generación de tickets, corte del día y consulta de ganancias. Esto representa una mejora importante en la organización del negocio, reduciendo errores humanos, pérdida de información y tiempos de operación.</w:t>
+      </w:r>
+    </w:p>
+    <w:p>
+      <w:pPr>
+        <w:spacing w:after="160" w:line="259" w:lineRule="auto"/>
+        <w:jc w:val="left"/>
+      </w:pPr>
+      <w:r>
+        <w:t>A lo largo del desarrollo se implementaron diferentes módulos funcionales, entre los cuales destacan el inicio de sesión, manejo de sesiones, control de roles y permisos, gestión de productos, punto de venta, cálculo de ganancias, corte del día, auditoría, escáner de código de barras y acceso móvil mediante aplicación Android.</w:t>
+      </w:r>
+    </w:p>
+    <w:p>
+      <w:pPr>
+        <w:spacing w:after="160" w:line="259" w:lineRule="auto"/>
+        <w:jc w:val="left"/>
+      </w:pPr>
+      <w:r>
+        <w:t>La implementación de roles diferenciados entre administrador y empleado permitió proteger la información sensible del sistema. El administrador tiene acceso completo a los módulos principales, mientras que los empleados pueden recibir permisos específicos según sus funciones. Esto hace que el sistema sea más seguro, flexible y adaptable a diferentes formas de trabajo.</w:t>
+      </w:r>
+    </w:p>
+    <w:p>
+      <w:pPr>
+        <w:spacing w:after="160" w:line="259" w:lineRule="auto"/>
+        <w:jc w:val="left"/>
+      </w:pPr>
+      <w:r>
+        <w:t>Otro aspecto importante fue la integración del escáner de código de barras mediante cámara, ya que permite registrar y vender productos de manera más rápida. Esta función mejora la experiencia de uso y acerca el sistema a herramientas comerciales utilizadas en negocios reales.</w:t>
+      </w:r>
+    </w:p>
+    <w:p>
+      <w:pPr>
+        <w:spacing w:after="160" w:line="259" w:lineRule="auto"/>
+        <w:jc w:val="left"/>
+      </w:pPr>
+      <w:r>
+        <w:t>También se logró desarrollar una aplicación móvil en Android Studio utilizando WebView, permitiendo que el sistema pueda abrirse desde un teléfono Android como aplicación instalada. Además, se integraron permisos de cámara e impresión desde Android, lo que mejora el uso del sistema en dispositivos móviles.</w:t>
+      </w:r>
+    </w:p>
+    <w:p>
+      <w:pPr>
+        <w:spacing w:after="160" w:line="259" w:lineRule="auto"/>
+        <w:jc w:val="left"/>
+      </w:pPr>
+      <w:r>
+        <w:t>En términos financieros, el sistema permite consultar ganancias generales, ganancias por producto, ventas realizadas y corte del día. Esta información es útil para la toma de decisiones administrativas, ya que permite conocer el rendimiento diario del negocio.</w:t>
+      </w:r>
+    </w:p>
+    <w:p>
+      <w:pPr>
+        <w:spacing w:after="160" w:line="259" w:lineRule="auto"/>
+        <w:jc w:val="left"/>
+      </w:pPr>
+      <w:r>
+        <w:t>Desde el punto de vista técnico, el proyecto permitió aplicar conocimientos de PHP, MySQL, HTML, CSS, JavaScript, Kotlin, Android Studio, arquitectura MVC, manejo de bases de datos, seguridad web, control de sesiones y despliegue de aplicaciones.</w:t>
+      </w:r>
+    </w:p>
+    <w:p>
+      <w:pPr>
+        <w:spacing w:after="160" w:line="259" w:lineRule="auto"/>
+        <w:jc w:val="left"/>
+      </w:pPr>
+      <w:r>
+        <w:lastRenderedPageBreak/>
+        <w:t>Finalmente, este sistema representa una solución funcional, escalable y comercializable, capaz de utilizarse como base para futuras mejoras como impresión térmica Bluetooth, facturación electrónica, sistema multi-sucursal, notificaciones, aplicación offline y hosting profesional.</w:t>
+      </w:r>
+    </w:p>
+    <w:p>
+      <w:pPr>
+        <w:spacing w:after="160" w:line="259" w:lineRule="auto"/>
+        <w:jc w:val="left"/>
+      </w:pPr>
+      <w:r>
+        <w:drawing>
+          <wp:inline distT="0" distB="0" distL="0" distR="0" wp14:anchorId="441EA2BA" wp14:editId="6EA86399">
+            <wp:extent cx="5612130" cy="5697220"/>
+            <wp:effectExtent l="0" t="0" r="7620" b="0"/>
+            <wp:docPr id="689689665" name="Imagen 1" descr="The image shows a simplified, white iOS interface display with a small, black Android-style icon featuring a round, black dot in the center.&#10;&#10;El contenido generado por IA puede ser incorrecto."/>
+            <wp:cNvGraphicFramePr>
+              <a:graphicFrameLocks xmlns:a="http://schemas.openxmlformats.org/drawingml/2006/main" noChangeAspect="1"/>
+            </wp:cNvGraphicFramePr>
+            <a:graphic xmlns:a="http://schemas.openxmlformats.org/drawingml/2006/main">
+              <a:graphicData uri="http://schemas.openxmlformats.org/drawingml/2006/picture">
+                <pic:pic xmlns:pic="http://schemas.openxmlformats.org/drawingml/2006/picture">
+                  <pic:nvPicPr>
+                    <pic:cNvPr id="689689665" name="Imagen 1" descr="The image shows a simplified, white iOS interface display with a small, black Android-style icon featuring a round, black dot in the center.&#10;&#10;El contenido generado por IA puede ser incorrecto."/>
+                    <pic:cNvPicPr/>
+                  </pic:nvPicPr>
+                  <pic:blipFill>
+                    <a:blip r:embed="rId38"/>
+                    <a:stretch>
+                      <a:fillRect/>
+                    </a:stretch>
+                  </pic:blipFill>
+                  <pic:spPr>
+                    <a:xfrm>
+                      <a:off x="0" y="0"/>
+                      <a:ext cx="5612130" cy="5697220"/>
+                    </a:xfrm>
+                    <a:prstGeom prst="rect">
+                      <a:avLst/>
+                    </a:prstGeom>
+                  </pic:spPr>
+                </pic:pic>
+              </a:graphicData>
+            </a:graphic>
+          </wp:inline>
+        </w:drawing>
+      </w:r>
+      <w:r>
+        <w:br w:type="page"/>
+      </w:r>
+    </w:p>
+    <w:p>
+      <w:pPr>
+        <w:pStyle w:val="Ttulo1"/>
+      </w:pPr>
+      <w:bookmarkStart w:id="42" w:name="_Toc230710968"/>
+      <w:r>
+        <w:lastRenderedPageBreak/>
+        <w:t xml:space="preserve">13 </w:t>
+      </w:r>
+      <w:r>
+        <w:t>Mejoras futuras</w:t>
+      </w:r>
+      <w:bookmarkEnd w:id="42"/>
+    </w:p>
+    <w:p/>
+    <w:p>
+      <w:r>
+        <w:t>Aunque el sistema ya cuenta con funciones importantes, se pueden implementar nuevas mejoras para hacerlo más completo y profesional.</w:t>
+      </w:r>
+    </w:p>
+    <w:p/>
+    <w:p>
+      <w:r>
+        <w:t>Mejoras propuestas:</w:t>
+      </w:r>
+    </w:p>
+    <w:p/>
+    <w:p>
+      <w:r>
+        <w:t>• hosting profesional</w:t>
+      </w:r>
+    </w:p>
+    <w:p>
+      <w:r>
+        <w:t>• APK firmada para instalación externa</w:t>
+      </w:r>
+    </w:p>
+    <w:p>
+      <w:r>
+        <w:t>• publicación en Play Store</w:t>
+      </w:r>
+    </w:p>
+    <w:p>
+      <w:r>
+        <w:t>• notificaciones push</w:t>
+      </w:r>
+    </w:p>
+    <w:p>
+      <w:r>
+        <w:t>• sincronización en la nube</w:t>
+      </w:r>
+    </w:p>
+    <w:p>
+      <w:r>
+        <w:t>• facturación electrónica</w:t>
+      </w:r>
+    </w:p>
+    <w:p>
+      <w:r>
+        <w:t>• sistema multiusuario en tiempo real</w:t>
+      </w:r>
+    </w:p>
+    <w:p>
+      <w:r>
+        <w:t>• impresora térmica Bluetooth</w:t>
+      </w:r>
+    </w:p>
+    <w:p>
+      <w:r>
+        <w:t>• aplicación offline</w:t>
+      </w:r>
+    </w:p>
+    <w:p>
+      <w:r>
+        <w:t>• respaldo automático de base de datos</w:t>
+      </w:r>
+    </w:p>
+    <w:p>
+      <w:r>
+        <w:t>• gráficas avanzadas de ventas</w:t>
+      </w:r>
+    </w:p>
+    <w:p>
+      <w:r>
+        <w:t>• reportes en PDF y Excel</w:t>
+      </w:r>
+    </w:p>
+    <w:p>
+      <w:r>
+        <w:t>• lector de código de barras físico</w:t>
+      </w:r>
+    </w:p>
+    <w:p>
+      <w:r>
+        <w:t>• control multi-sucursal</w:t>
+      </w:r>
+    </w:p>
+    <w:p>
+      <w:r>
+        <w:t>• historial de inventario por fechas</w:t>
+      </w:r>
+    </w:p>
+    <w:p>
+      <w:r>
+        <w:t>• recuperación de contraseña</w:t>
+      </w:r>
+    </w:p>
+    <w:p>
+      <w:pPr>
+        <w:spacing w:after="160" w:line="259" w:lineRule="auto"/>
+        <w:jc w:val="left"/>
+      </w:pPr>
+      <w:r>
+        <w:br w:type="page"/>
+      </w:r>
+    </w:p>
+    <w:p>
+      <w:pPr>
+        <w:pStyle w:val="Ttulo1"/>
+      </w:pPr>
+      <w:bookmarkStart w:id="43" w:name="_Toc230710969"/>
+      <w:r>
+        <w:lastRenderedPageBreak/>
+        <w:t>14 REFERENCIAS BIBLIOGRAFICAS</w:t>
+      </w:r>
+      <w:bookmarkEnd w:id="43"/>
+    </w:p>
+    <w:p/>
+    <w:p>
+      <w:hyperlink r:id="rId39" w:history="1">
+        <w:r>
+          <w:rPr>
+            <w:rStyle w:val="Hipervnculo"/>
+          </w:rPr>
+          <w:t>https://www.freesqldatabase.com</w:t>
+        </w:r>
+      </w:hyperlink>
+    </w:p>
+    <w:p>
+      <w:hyperlink r:id="rId40" w:history="1">
+        <w:r>
+          <w:rPr>
+            <w:rStyle w:val="Hipervnculo"/>
+          </w:rPr>
+          <w:t>https://www.phpmyadmin.co</w:t>
+        </w:r>
+        <w:r>
+          <w:rPr>
+            <w:rStyle w:val="Hipervnculo"/>
+          </w:rPr>
+          <w:t>m</w:t>
+        </w:r>
+      </w:hyperlink>
+    </w:p>
+    <w:p>
+      <w:hyperlink r:id="rId41" w:history="1">
+        <w:r>
+          <w:rPr>
+            <w:rStyle w:val="Hipervnculo"/>
+          </w:rPr>
+          <w:t>https://www.</w:t>
+        </w:r>
+        <w:r>
+          <w:rPr>
+            <w:rStyle w:val="Hipervnculo"/>
+          </w:rPr>
+          <w:t>render.com</w:t>
+        </w:r>
+      </w:hyperlink>
+    </w:p>
+    <w:p>
+      <w:hyperlink r:id="rId42" w:history="1">
+        <w:r>
+          <w:rPr>
+            <w:rStyle w:val="Hipervnculo"/>
+          </w:rPr>
+          <w:t>https://www.gmail.com</w:t>
+        </w:r>
+      </w:hyperlink>
+    </w:p>
+    <w:p/>
     <w:p/>
     <w:sectPr>
-      <w:headerReference w:type="default" r:id="rId32"/>
-      <w:footerReference w:type="default" r:id="rId33"/>
+      <w:headerReference w:type="default" r:id="rId43"/>
+      <w:footerReference w:type="default" r:id="rId44"/>
       <w:pgSz w:w="12240" w:h="15840" w:code="1"/>
       <w:pgMar w:top="1417" w:right="1701" w:bottom="1417" w:left="1701" w:header="1418" w:footer="1418" w:gutter="0"/>
       <w:pgBorders w:offsetFrom="page">
@@ -30391,7 +30182,6 @@
   <w:style w:type="character" w:default="1" w:styleId="Fuentedeprrafopredeter">
     <w:name w:val="Default Paragraph Font"/>
     <w:uiPriority w:val="1"/>
-    <w:semiHidden/>
     <w:unhideWhenUsed/>
   </w:style>
   <w:style w:type="table" w:default="1" w:styleId="Tablanormal">
@@ -31137,16 +30927,25 @@
 </file>
 
 <file path=customXml/item1.xml><?xml version="1.0" encoding="utf-8"?>
+<b:Sources xmlns:b="http://schemas.openxmlformats.org/officeDocument/2006/bibliography" xmlns="http://schemas.openxmlformats.org/officeDocument/2006/bibliography" SelectedStyle="\APASixthEditionOfficeOnline.xsl" StyleName="APA" Version="6"/>
+</file>
+
+<file path=customXml/item2.xml><?xml version="1.0" encoding="utf-8"?>
 <p:properties xmlns:p="http://schemas.microsoft.com/office/2006/metadata/properties" xmlns:xsi="http://www.w3.org/2001/XMLSchema-instance" xmlns:pc="http://schemas.microsoft.com/office/infopath/2007/PartnerControls">
   <documentManagement/>
 </p:properties>
 </file>
 
-<file path=customXml/item2.xml><?xml version="1.0" encoding="utf-8"?>
-<b:Sources xmlns:b="http://schemas.openxmlformats.org/officeDocument/2006/bibliography" xmlns="http://schemas.openxmlformats.org/officeDocument/2006/bibliography" SelectedStyle="\APASixthEditionOfficeOnline.xsl" StyleName="APA" Version="6"/>
+<file path=customXml/item3.xml><?xml version="1.0" encoding="utf-8"?>
+<?mso-contentType ?>
+<FormTemplates xmlns="http://schemas.microsoft.com/sharepoint/v3/contenttype/forms">
+  <Display>DocumentLibraryForm</Display>
+  <Edit>DocumentLibraryForm</Edit>
+  <New>DocumentLibraryForm</New>
+</FormTemplates>
 </file>
 
-<file path=customXml/item3.xml><?xml version="1.0" encoding="utf-8"?>
+<file path=customXml/item4.xml><?xml version="1.0" encoding="utf-8"?>
 <ct:contentTypeSchema xmlns:ct="http://schemas.microsoft.com/office/2006/metadata/contentType" xmlns:ma="http://schemas.microsoft.com/office/2006/metadata/properties/metaAttributes" ct:_="" ma:_="" ma:contentTypeName="Documento" ma:contentTypeID="0x010100A890FDD18F803741B462F1B7D66B603B" ma:contentTypeVersion="0" ma:contentTypeDescription="Crear nuevo documento." ma:contentTypeScope="" ma:versionID="54665e69c9618ca2376b8e041fdd514c">
   <xsd:schema xmlns:xsd="http://www.w3.org/2001/XMLSchema" xmlns:xs="http://www.w3.org/2001/XMLSchema" xmlns:p="http://schemas.microsoft.com/office/2006/metadata/properties" targetNamespace="http://schemas.microsoft.com/office/2006/metadata/properties" ma:root="true" ma:fieldsID="5b2b1fa7a59e354d7f595b7732424404">
     <xsd:element name="properties">
@@ -31260,16 +31059,15 @@
 </ct:contentTypeSchema>
 </file>
 
-<file path=customXml/item4.xml><?xml version="1.0" encoding="utf-8"?>
-<?mso-contentType ?>
-<FormTemplates xmlns="http://schemas.microsoft.com/sharepoint/v3/contenttype/forms">
-  <Display>DocumentLibraryForm</Display>
-  <Edit>DocumentLibraryForm</Edit>
-  <New>DocumentLibraryForm</New>
-</FormTemplates>
+<file path=customXml/itemProps1.xml><?xml version="1.0" encoding="utf-8"?>
+<ds:datastoreItem xmlns:ds="http://schemas.openxmlformats.org/officeDocument/2006/customXml" ds:itemID="{19FD0D67-BCBA-43AC-8387-120981145538}">
+  <ds:schemaRefs>
+    <ds:schemaRef ds:uri="http://schemas.openxmlformats.org/officeDocument/2006/bibliography"/>
+  </ds:schemaRefs>
+</ds:datastoreItem>
 </file>
 
-<file path=customXml/itemProps1.xml><?xml version="1.0" encoding="utf-8"?>
+<file path=customXml/itemProps2.xml><?xml version="1.0" encoding="utf-8"?>
 <ds:datastoreItem xmlns:ds="http://schemas.openxmlformats.org/officeDocument/2006/customXml" ds:itemID="{B00DC5B6-244D-4D8B-9643-561458BD76BD}">
   <ds:schemaRefs>
     <ds:schemaRef ds:uri="http://schemas.microsoft.com/office/2006/metadata/properties"/>
@@ -31278,15 +31076,15 @@
 </ds:datastoreItem>
 </file>
 
-<file path=customXml/itemProps2.xml><?xml version="1.0" encoding="utf-8"?>
-<ds:datastoreItem xmlns:ds="http://schemas.openxmlformats.org/officeDocument/2006/customXml" ds:itemID="{19FD0D67-BCBA-43AC-8387-120981145538}">
+<file path=customXml/itemProps3.xml><?xml version="1.0" encoding="utf-8"?>
+<ds:datastoreItem xmlns:ds="http://schemas.openxmlformats.org/officeDocument/2006/customXml" ds:itemID="{81E31EF2-D1F1-45D0-968C-964EC2968802}">
   <ds:schemaRefs>
-    <ds:schemaRef ds:uri="http://schemas.openxmlformats.org/officeDocument/2006/bibliography"/>
+    <ds:schemaRef ds:uri="http://schemas.microsoft.com/sharepoint/v3/contenttype/forms"/>
   </ds:schemaRefs>
 </ds:datastoreItem>
 </file>
 
-<file path=customXml/itemProps3.xml><?xml version="1.0" encoding="utf-8"?>
+<file path=customXml/itemProps4.xml><?xml version="1.0" encoding="utf-8"?>
 <ds:datastoreItem xmlns:ds="http://schemas.openxmlformats.org/officeDocument/2006/customXml" ds:itemID="{E214C958-88AA-4181-B2DF-1D454B31405F}">
   <ds:schemaRefs>
     <ds:schemaRef ds:uri="http://schemas.microsoft.com/office/2006/metadata/contentType"/>
@@ -31300,12 +31098,4 @@
     <ds:schemaRef ds:uri="http://schemas.microsoft.com/office/infopath/2007/PartnerControls"/>
   </ds:schemaRefs>
 </ds:datastoreItem>
-</file>
-
-<file path=customXml/itemProps4.xml><?xml version="1.0" encoding="utf-8"?>
-<ds:datastoreItem xmlns:ds="http://schemas.openxmlformats.org/officeDocument/2006/customXml" ds:itemID="{81E31EF2-D1F1-45D0-968C-964EC2968802}">
-  <ds:schemaRefs>
-    <ds:schemaRef ds:uri="http://schemas.microsoft.com/sharepoint/v3/contenttype/forms"/>
-  </ds:schemaRefs>
-</ds:datastoreItem>
 </file>